--- a/public/docs/cloud-manager/cloud-manager.docx
+++ b/public/docs/cloud-manager/cloud-manager.docx
@@ -1,10 +1,10 @@
 
 <file path=word/document.xml><?xml version="1.0" encoding="utf-8"?>
-<w:document xmlns:wpc="http://schemas.microsoft.com/office/word/2010/wordprocessingCanvas" xmlns:mc="http://schemas.openxmlformats.org/markup-compatibility/2006" xmlns:o="urn:schemas-microsoft-com:office:office" xmlns:r="http://schemas.openxmlformats.org/officeDocument/2006/relationships" xmlns:m="http://schemas.openxmlformats.org/officeDocument/2006/math" xmlns:v="urn:schemas-microsoft-com:vml" xmlns:wp14="http://schemas.microsoft.com/office/word/2010/wordprocessingDrawing" xmlns:wp="http://schemas.openxmlformats.org/drawingml/2006/wordprocessingDrawing" xmlns:w10="urn:schemas-microsoft-com:office:word" xmlns:w="http://schemas.openxmlformats.org/wordprocessingml/2006/main" xmlns:w14="http://schemas.microsoft.com/office/word/2010/wordml" xmlns:w15="http://schemas.microsoft.com/office/word/2012/wordml" xmlns:wpg="http://schemas.microsoft.com/office/word/2010/wordprocessingGroup" xmlns:wpi="http://schemas.microsoft.com/office/word/2010/wordprocessingInk" xmlns:wne="http://schemas.microsoft.com/office/word/2006/wordml" xmlns:wps="http://schemas.microsoft.com/office/word/2010/wordprocessingShape" xmlns:cx="http://schemas.microsoft.com/office/drawing/2014/chartex" xmlns:cx1="http://schemas.microsoft.com/office/drawing/2015/9/8/chartex" xmlns:cx2="http://schemas.microsoft.com/office/drawing/2015/10/21/chartex" xmlns:cx3="http://schemas.microsoft.com/office/drawing/2016/5/9/chartex" xmlns:cx4="http://schemas.microsoft.com/office/drawing/2016/5/10/chartex" xmlns:cx5="http://schemas.microsoft.com/office/drawing/2016/5/11/chartex" xmlns:cx6="http://schemas.microsoft.com/office/drawing/2016/5/12/chartex" xmlns:cx7="http://schemas.microsoft.com/office/drawing/2016/5/13/chartex" xmlns:cx8="http://schemas.microsoft.com/office/drawing/2016/5/14/chartex" xmlns:aink="http://schemas.microsoft.com/office/drawing/2016/ink" xmlns:am3d="http://schemas.microsoft.com/office/drawing/2017/model3d" xmlns:w16cex="http://schemas.microsoft.com/office/word/2018/wordml/cex" xmlns:w16cid="http://schemas.microsoft.com/office/word/2016/wordml/cid" xmlns:w16="http://schemas.microsoft.com/office/word/2018/wordml" xmlns:w16sdtdh="http://schemas.microsoft.com/office/word/2020/wordml/sdtdatahash" xmlns:w16se="http://schemas.microsoft.com/office/word/2015/wordml/symex" mc:Ignorable="w14 w15 wp14">
+<w:document xmlns:wpc="http://schemas.microsoft.com/office/word/2010/wordprocessingCanvas" xmlns:cx="http://schemas.microsoft.com/office/drawing/2014/chartex" xmlns:cx1="http://schemas.microsoft.com/office/drawing/2015/9/8/chartex" xmlns:cx2="http://schemas.microsoft.com/office/drawing/2015/10/21/chartex" xmlns:cx3="http://schemas.microsoft.com/office/drawing/2016/5/9/chartex" xmlns:cx4="http://schemas.microsoft.com/office/drawing/2016/5/10/chartex" xmlns:cx5="http://schemas.microsoft.com/office/drawing/2016/5/11/chartex" xmlns:cx6="http://schemas.microsoft.com/office/drawing/2016/5/12/chartex" xmlns:cx7="http://schemas.microsoft.com/office/drawing/2016/5/13/chartex" xmlns:cx8="http://schemas.microsoft.com/office/drawing/2016/5/14/chartex" xmlns:mc="http://schemas.openxmlformats.org/markup-compatibility/2006" xmlns:aink="http://schemas.microsoft.com/office/drawing/2016/ink" xmlns:am3d="http://schemas.microsoft.com/office/drawing/2017/model3d" xmlns:o="urn:schemas-microsoft-com:office:office" xmlns:oel="http://schemas.microsoft.com/office/2019/extlst" xmlns:r="http://schemas.openxmlformats.org/officeDocument/2006/relationships" xmlns:m="http://schemas.openxmlformats.org/officeDocument/2006/math" xmlns:v="urn:schemas-microsoft-com:vml" xmlns:wp14="http://schemas.microsoft.com/office/word/2010/wordprocessingDrawing" xmlns:wp="http://schemas.openxmlformats.org/drawingml/2006/wordprocessingDrawing" xmlns:w10="urn:schemas-microsoft-com:office:word" xmlns:w="http://schemas.openxmlformats.org/wordprocessingml/2006/main" xmlns:w14="http://schemas.microsoft.com/office/word/2010/wordml" xmlns:w15="http://schemas.microsoft.com/office/word/2012/wordml" xmlns:w16cex="http://schemas.microsoft.com/office/word/2018/wordml/cex" xmlns:w16cid="http://schemas.microsoft.com/office/word/2016/wordml/cid" xmlns:w16="http://schemas.microsoft.com/office/word/2018/wordml" xmlns:w16du="http://schemas.microsoft.com/office/word/2023/wordml/word16du" xmlns:w16sdtdh="http://schemas.microsoft.com/office/word/2020/wordml/sdtdatahash" xmlns:w16sdtfl="http://schemas.microsoft.com/office/word/2024/wordml/sdtformatlock" xmlns:w16se="http://schemas.microsoft.com/office/word/2015/wordml/symex" xmlns:wpg="http://schemas.microsoft.com/office/word/2010/wordprocessingGroup" xmlns:wpi="http://schemas.microsoft.com/office/word/2010/wordprocessingInk" xmlns:wne="http://schemas.microsoft.com/office/word/2006/wordml" xmlns:wps="http://schemas.microsoft.com/office/word/2010/wordprocessingShape" mc:Ignorable="w14 w15 w16se w16cid w16 w16cex w16sdtdh w16sdtfl w16du wp14">
   <w:body>
     <w:p>
       <w:pPr>
-        <w:spacing w:after="240" w:before="2400"/>
+        <w:spacing w:before="2400" w:after="240"/>
         <w:jc w:val="center"/>
       </w:pPr>
       <w:r>
@@ -14,7 +14,7 @@
           <w:sz w:val="56"/>
           <w:szCs w:val="56"/>
         </w:rPr>
-        <w:t xml:space="preserve">AEM Cloud Manager</w:t>
+        <w:t>AEM Cloud Manager</w:t>
       </w:r>
     </w:p>
     <w:p>
@@ -28,7 +28,7 @@
           <w:sz w:val="36"/>
           <w:szCs w:val="36"/>
         </w:rPr>
-        <w:t xml:space="preserve">Study Guide for Beginners</w:t>
+        <w:t>Study Guide for Beginners</w:t>
       </w:r>
     </w:p>
     <w:p>
@@ -40,11 +40,27 @@
         <w:rPr>
           <w:i/>
           <w:iCs/>
-          <w:color w:val="888780"/>
-          <w:sz w:val="22"/>
-          <w:szCs w:val="22"/>
+          <w:color w:val="75746D"/>
         </w:rPr>
-        <w:t xml:space="preserve">Visual companion to the Cloud Manager and AEMaaCS recap</w:t>
+        <w:t xml:space="preserve">Visual companion to the Cloud Manager and </w:t>
+      </w:r>
+      <w:proofErr w:type="spellStart"/>
+      <w:r>
+        <w:rPr>
+          <w:i/>
+          <w:iCs/>
+          <w:color w:val="75746D"/>
+        </w:rPr>
+        <w:t>AEMaaCS</w:t>
+      </w:r>
+      <w:proofErr w:type="spellEnd"/>
+      <w:r>
+        <w:rPr>
+          <w:i/>
+          <w:iCs/>
+          <w:color w:val="75746D"/>
+        </w:rPr>
+        <w:t xml:space="preserve"> recap</w:t>
       </w:r>
     </w:p>
     <w:p>
@@ -54,10 +70,8 @@
       <w:r>
         <w:rPr>
           <w:color w:val="5F5E5A"/>
-          <w:sz w:val="22"/>
-          <w:szCs w:val="22"/>
         </w:rPr>
-        <w:t xml:space="preserve">A complete walkthrough of the platform, roles, pipelines, code quality, testing, deployments, and monitoring.</w:t>
+        <w:t>A complete walkthrough of the platform, roles, pipelines, code quality, testing, deployments, and monitoring.</w:t>
       </w:r>
     </w:p>
     <w:p>
@@ -76,20 +90,3440 @@
           <w:sz w:val="32"/>
           <w:szCs w:val="32"/>
         </w:rPr>
-        <w:t xml:space="preserve">Table of contents</w:t>
+        <w:lastRenderedPageBreak/>
+        <w:t>Table of contents</w:t>
       </w:r>
     </w:p>
     <w:sdt>
       <w:sdtPr>
         <w:alias w:val="Table of Contents"/>
+        <w:id w:val="399651148"/>
       </w:sdtPr>
       <w:sdtContent>
         <w:p>
+          <w:pPr>
+            <w:pStyle w:val="TOC1"/>
+            <w:tabs>
+              <w:tab w:val="right" w:leader="dot" w:pos="9350"/>
+            </w:tabs>
+            <w:rPr>
+              <w:noProof/>
+            </w:rPr>
+          </w:pPr>
           <w:r>
-            <w:fldChar w:fldCharType="begin" w:dirty="true"/>
-            <w:instrText xml:space="preserve">TOC \h \o "1-2"</w:instrText>
+            <w:fldChar w:fldCharType="begin"/>
+          </w:r>
+          <w:r>
+            <w:instrText>TOC \h \o "1-2"</w:instrText>
+          </w:r>
+          <w:r>
             <w:fldChar w:fldCharType="separate"/>
           </w:r>
+          <w:hyperlink w:anchor="_Toc228700659" w:history="1">
+            <w:r>
+              <w:rPr>
+                <w:rStyle w:val="Hyperlink"/>
+                <w:noProof/>
+              </w:rPr>
+              <w:t>1. Introduction</w:t>
+            </w:r>
+            <w:r>
+              <w:rPr>
+                <w:noProof/>
+              </w:rPr>
+              <w:tab/>
+            </w:r>
+            <w:r>
+              <w:rPr>
+                <w:noProof/>
+              </w:rPr>
+              <w:fldChar w:fldCharType="begin"/>
+            </w:r>
+            <w:r>
+              <w:rPr>
+                <w:noProof/>
+              </w:rPr>
+              <w:instrText xml:space="preserve"> PAGEREF _Toc228700659 \h </w:instrText>
+            </w:r>
+            <w:r>
+              <w:rPr>
+                <w:noProof/>
+              </w:rPr>
+            </w:r>
+            <w:r>
+              <w:rPr>
+                <w:noProof/>
+              </w:rPr>
+              <w:fldChar w:fldCharType="separate"/>
+            </w:r>
+            <w:r>
+              <w:rPr>
+                <w:noProof/>
+              </w:rPr>
+              <w:t>1</w:t>
+            </w:r>
+            <w:r>
+              <w:rPr>
+                <w:noProof/>
+              </w:rPr>
+              <w:fldChar w:fldCharType="end"/>
+            </w:r>
+          </w:hyperlink>
+        </w:p>
+        <w:p>
+          <w:pPr>
+            <w:pStyle w:val="TOC1"/>
+            <w:tabs>
+              <w:tab w:val="right" w:leader="dot" w:pos="9350"/>
+            </w:tabs>
+            <w:rPr>
+              <w:noProof/>
+            </w:rPr>
+          </w:pPr>
+          <w:hyperlink w:anchor="_Toc228700660" w:history="1">
+            <w:r>
+              <w:rPr>
+                <w:rStyle w:val="Hyperlink"/>
+                <w:noProof/>
+              </w:rPr>
+              <w:t>2. AEMaaCS overview</w:t>
+            </w:r>
+            <w:r>
+              <w:rPr>
+                <w:noProof/>
+              </w:rPr>
+              <w:tab/>
+            </w:r>
+            <w:r>
+              <w:rPr>
+                <w:noProof/>
+              </w:rPr>
+              <w:fldChar w:fldCharType="begin"/>
+            </w:r>
+            <w:r>
+              <w:rPr>
+                <w:noProof/>
+              </w:rPr>
+              <w:instrText xml:space="preserve"> PAGEREF _Toc228700660 \h </w:instrText>
+            </w:r>
+            <w:r>
+              <w:rPr>
+                <w:noProof/>
+              </w:rPr>
+            </w:r>
+            <w:r>
+              <w:rPr>
+                <w:noProof/>
+              </w:rPr>
+              <w:fldChar w:fldCharType="separate"/>
+            </w:r>
+            <w:r>
+              <w:rPr>
+                <w:noProof/>
+              </w:rPr>
+              <w:t>1</w:t>
+            </w:r>
+            <w:r>
+              <w:rPr>
+                <w:noProof/>
+              </w:rPr>
+              <w:fldChar w:fldCharType="end"/>
+            </w:r>
+          </w:hyperlink>
+        </w:p>
+        <w:p>
+          <w:pPr>
+            <w:pStyle w:val="TOC2"/>
+            <w:tabs>
+              <w:tab w:val="right" w:leader="dot" w:pos="9350"/>
+            </w:tabs>
+            <w:rPr>
+              <w:noProof/>
+            </w:rPr>
+          </w:pPr>
+          <w:hyperlink w:anchor="_Toc228700661" w:history="1">
+            <w:r>
+              <w:rPr>
+                <w:rStyle w:val="Hyperlink"/>
+                <w:noProof/>
+              </w:rPr>
+              <w:t>Key traits</w:t>
+            </w:r>
+            <w:r>
+              <w:rPr>
+                <w:noProof/>
+              </w:rPr>
+              <w:tab/>
+            </w:r>
+            <w:r>
+              <w:rPr>
+                <w:noProof/>
+              </w:rPr>
+              <w:fldChar w:fldCharType="begin"/>
+            </w:r>
+            <w:r>
+              <w:rPr>
+                <w:noProof/>
+              </w:rPr>
+              <w:instrText xml:space="preserve"> PAGEREF _Toc228700661 \h </w:instrText>
+            </w:r>
+            <w:r>
+              <w:rPr>
+                <w:noProof/>
+              </w:rPr>
+            </w:r>
+            <w:r>
+              <w:rPr>
+                <w:noProof/>
+              </w:rPr>
+              <w:fldChar w:fldCharType="separate"/>
+            </w:r>
+            <w:r>
+              <w:rPr>
+                <w:noProof/>
+              </w:rPr>
+              <w:t>1</w:t>
+            </w:r>
+            <w:r>
+              <w:rPr>
+                <w:noProof/>
+              </w:rPr>
+              <w:fldChar w:fldCharType="end"/>
+            </w:r>
+          </w:hyperlink>
+        </w:p>
+        <w:p>
+          <w:pPr>
+            <w:pStyle w:val="TOC2"/>
+            <w:tabs>
+              <w:tab w:val="right" w:leader="dot" w:pos="9350"/>
+            </w:tabs>
+            <w:rPr>
+              <w:noProof/>
+            </w:rPr>
+          </w:pPr>
+          <w:hyperlink w:anchor="_Toc228700662" w:history="1">
+            <w:r>
+              <w:rPr>
+                <w:rStyle w:val="Hyperlink"/>
+                <w:noProof/>
+              </w:rPr>
+              <w:t>Two architecture layers</w:t>
+            </w:r>
+            <w:r>
+              <w:rPr>
+                <w:noProof/>
+              </w:rPr>
+              <w:tab/>
+            </w:r>
+            <w:r>
+              <w:rPr>
+                <w:noProof/>
+              </w:rPr>
+              <w:fldChar w:fldCharType="begin"/>
+            </w:r>
+            <w:r>
+              <w:rPr>
+                <w:noProof/>
+              </w:rPr>
+              <w:instrText xml:space="preserve"> PAGEREF _Toc228700662 \h </w:instrText>
+            </w:r>
+            <w:r>
+              <w:rPr>
+                <w:noProof/>
+              </w:rPr>
+            </w:r>
+            <w:r>
+              <w:rPr>
+                <w:noProof/>
+              </w:rPr>
+              <w:fldChar w:fldCharType="separate"/>
+            </w:r>
+            <w:r>
+              <w:rPr>
+                <w:noProof/>
+              </w:rPr>
+              <w:t>1</w:t>
+            </w:r>
+            <w:r>
+              <w:rPr>
+                <w:noProof/>
+              </w:rPr>
+              <w:fldChar w:fldCharType="end"/>
+            </w:r>
+          </w:hyperlink>
+        </w:p>
+        <w:p>
+          <w:pPr>
+            <w:pStyle w:val="TOC2"/>
+            <w:tabs>
+              <w:tab w:val="right" w:leader="dot" w:pos="9350"/>
+            </w:tabs>
+            <w:rPr>
+              <w:noProof/>
+            </w:rPr>
+          </w:pPr>
+          <w:hyperlink w:anchor="_Toc228700663" w:history="1">
+            <w:r>
+              <w:rPr>
+                <w:rStyle w:val="Hyperlink"/>
+                <w:noProof/>
+              </w:rPr>
+              <w:t>Other important concepts</w:t>
+            </w:r>
+            <w:r>
+              <w:rPr>
+                <w:noProof/>
+              </w:rPr>
+              <w:tab/>
+            </w:r>
+            <w:r>
+              <w:rPr>
+                <w:noProof/>
+              </w:rPr>
+              <w:fldChar w:fldCharType="begin"/>
+            </w:r>
+            <w:r>
+              <w:rPr>
+                <w:noProof/>
+              </w:rPr>
+              <w:instrText xml:space="preserve"> PAGEREF _Toc228700663 \h </w:instrText>
+            </w:r>
+            <w:r>
+              <w:rPr>
+                <w:noProof/>
+              </w:rPr>
+            </w:r>
+            <w:r>
+              <w:rPr>
+                <w:noProof/>
+              </w:rPr>
+              <w:fldChar w:fldCharType="separate"/>
+            </w:r>
+            <w:r>
+              <w:rPr>
+                <w:noProof/>
+              </w:rPr>
+              <w:t>1</w:t>
+            </w:r>
+            <w:r>
+              <w:rPr>
+                <w:noProof/>
+              </w:rPr>
+              <w:fldChar w:fldCharType="end"/>
+            </w:r>
+          </w:hyperlink>
+        </w:p>
+        <w:p>
+          <w:pPr>
+            <w:pStyle w:val="TOC1"/>
+            <w:tabs>
+              <w:tab w:val="right" w:leader="dot" w:pos="9350"/>
+            </w:tabs>
+            <w:rPr>
+              <w:noProof/>
+            </w:rPr>
+          </w:pPr>
+          <w:hyperlink w:anchor="_Toc228700664" w:history="1">
+            <w:r>
+              <w:rPr>
+                <w:rStyle w:val="Hyperlink"/>
+                <w:noProof/>
+              </w:rPr>
+              <w:t>3. Adobe Admin Console</w:t>
+            </w:r>
+            <w:r>
+              <w:rPr>
+                <w:noProof/>
+              </w:rPr>
+              <w:tab/>
+            </w:r>
+            <w:r>
+              <w:rPr>
+                <w:noProof/>
+              </w:rPr>
+              <w:fldChar w:fldCharType="begin"/>
+            </w:r>
+            <w:r>
+              <w:rPr>
+                <w:noProof/>
+              </w:rPr>
+              <w:instrText xml:space="preserve"> PAGEREF _Toc228700664 \h </w:instrText>
+            </w:r>
+            <w:r>
+              <w:rPr>
+                <w:noProof/>
+              </w:rPr>
+            </w:r>
+            <w:r>
+              <w:rPr>
+                <w:noProof/>
+              </w:rPr>
+              <w:fldChar w:fldCharType="separate"/>
+            </w:r>
+            <w:r>
+              <w:rPr>
+                <w:noProof/>
+              </w:rPr>
+              <w:t>1</w:t>
+            </w:r>
+            <w:r>
+              <w:rPr>
+                <w:noProof/>
+              </w:rPr>
+              <w:fldChar w:fldCharType="end"/>
+            </w:r>
+          </w:hyperlink>
+        </w:p>
+        <w:p>
+          <w:pPr>
+            <w:pStyle w:val="TOC2"/>
+            <w:tabs>
+              <w:tab w:val="right" w:leader="dot" w:pos="9350"/>
+            </w:tabs>
+            <w:rPr>
+              <w:noProof/>
+            </w:rPr>
+          </w:pPr>
+          <w:hyperlink w:anchor="_Toc228700665" w:history="1">
+            <w:r>
+              <w:rPr>
+                <w:rStyle w:val="Hyperlink"/>
+                <w:noProof/>
+              </w:rPr>
+              <w:t>Key concepts</w:t>
+            </w:r>
+            <w:r>
+              <w:rPr>
+                <w:noProof/>
+              </w:rPr>
+              <w:tab/>
+            </w:r>
+            <w:r>
+              <w:rPr>
+                <w:noProof/>
+              </w:rPr>
+              <w:fldChar w:fldCharType="begin"/>
+            </w:r>
+            <w:r>
+              <w:rPr>
+                <w:noProof/>
+              </w:rPr>
+              <w:instrText xml:space="preserve"> PAGEREF _Toc228700665 \h </w:instrText>
+            </w:r>
+            <w:r>
+              <w:rPr>
+                <w:noProof/>
+              </w:rPr>
+            </w:r>
+            <w:r>
+              <w:rPr>
+                <w:noProof/>
+              </w:rPr>
+              <w:fldChar w:fldCharType="separate"/>
+            </w:r>
+            <w:r>
+              <w:rPr>
+                <w:noProof/>
+              </w:rPr>
+              <w:t>1</w:t>
+            </w:r>
+            <w:r>
+              <w:rPr>
+                <w:noProof/>
+              </w:rPr>
+              <w:fldChar w:fldCharType="end"/>
+            </w:r>
+          </w:hyperlink>
+        </w:p>
+        <w:p>
+          <w:pPr>
+            <w:pStyle w:val="TOC2"/>
+            <w:tabs>
+              <w:tab w:val="right" w:leader="dot" w:pos="9350"/>
+            </w:tabs>
+            <w:rPr>
+              <w:noProof/>
+            </w:rPr>
+          </w:pPr>
+          <w:hyperlink w:anchor="_Toc228700666" w:history="1">
+            <w:r>
+              <w:rPr>
+                <w:rStyle w:val="Hyperlink"/>
+                <w:noProof/>
+              </w:rPr>
+              <w:t>Two types of product profiles for AEMaaCS</w:t>
+            </w:r>
+            <w:r>
+              <w:rPr>
+                <w:noProof/>
+              </w:rPr>
+              <w:tab/>
+            </w:r>
+            <w:r>
+              <w:rPr>
+                <w:noProof/>
+              </w:rPr>
+              <w:fldChar w:fldCharType="begin"/>
+            </w:r>
+            <w:r>
+              <w:rPr>
+                <w:noProof/>
+              </w:rPr>
+              <w:instrText xml:space="preserve"> PAGEREF _Toc228700666 \h </w:instrText>
+            </w:r>
+            <w:r>
+              <w:rPr>
+                <w:noProof/>
+              </w:rPr>
+            </w:r>
+            <w:r>
+              <w:rPr>
+                <w:noProof/>
+              </w:rPr>
+              <w:fldChar w:fldCharType="separate"/>
+            </w:r>
+            <w:r>
+              <w:rPr>
+                <w:noProof/>
+              </w:rPr>
+              <w:t>1</w:t>
+            </w:r>
+            <w:r>
+              <w:rPr>
+                <w:noProof/>
+              </w:rPr>
+              <w:fldChar w:fldCharType="end"/>
+            </w:r>
+          </w:hyperlink>
+        </w:p>
+        <w:p>
+          <w:pPr>
+            <w:pStyle w:val="TOC1"/>
+            <w:tabs>
+              <w:tab w:val="right" w:leader="dot" w:pos="9350"/>
+            </w:tabs>
+            <w:rPr>
+              <w:noProof/>
+            </w:rPr>
+          </w:pPr>
+          <w:hyperlink w:anchor="_Toc228700667" w:history="1">
+            <w:r>
+              <w:rPr>
+                <w:rStyle w:val="Hyperlink"/>
+                <w:noProof/>
+              </w:rPr>
+              <w:t>4. Cloud Manager overview</w:t>
+            </w:r>
+            <w:r>
+              <w:rPr>
+                <w:noProof/>
+              </w:rPr>
+              <w:tab/>
+            </w:r>
+            <w:r>
+              <w:rPr>
+                <w:noProof/>
+              </w:rPr>
+              <w:fldChar w:fldCharType="begin"/>
+            </w:r>
+            <w:r>
+              <w:rPr>
+                <w:noProof/>
+              </w:rPr>
+              <w:instrText xml:space="preserve"> PAGEREF _Toc228700667 \h </w:instrText>
+            </w:r>
+            <w:r>
+              <w:rPr>
+                <w:noProof/>
+              </w:rPr>
+            </w:r>
+            <w:r>
+              <w:rPr>
+                <w:noProof/>
+              </w:rPr>
+              <w:fldChar w:fldCharType="separate"/>
+            </w:r>
+            <w:r>
+              <w:rPr>
+                <w:noProof/>
+              </w:rPr>
+              <w:t>1</w:t>
+            </w:r>
+            <w:r>
+              <w:rPr>
+                <w:noProof/>
+              </w:rPr>
+              <w:fldChar w:fldCharType="end"/>
+            </w:r>
+          </w:hyperlink>
+        </w:p>
+        <w:p>
+          <w:pPr>
+            <w:pStyle w:val="TOC2"/>
+            <w:tabs>
+              <w:tab w:val="right" w:leader="dot" w:pos="9350"/>
+            </w:tabs>
+            <w:rPr>
+              <w:noProof/>
+            </w:rPr>
+          </w:pPr>
+          <w:hyperlink w:anchor="_Toc228700668" w:history="1">
+            <w:r>
+              <w:rPr>
+                <w:rStyle w:val="Hyperlink"/>
+                <w:noProof/>
+              </w:rPr>
+              <w:t>Programs</w:t>
+            </w:r>
+            <w:r>
+              <w:rPr>
+                <w:noProof/>
+              </w:rPr>
+              <w:tab/>
+            </w:r>
+            <w:r>
+              <w:rPr>
+                <w:noProof/>
+              </w:rPr>
+              <w:fldChar w:fldCharType="begin"/>
+            </w:r>
+            <w:r>
+              <w:rPr>
+                <w:noProof/>
+              </w:rPr>
+              <w:instrText xml:space="preserve"> PAGEREF _Toc228700668 \h </w:instrText>
+            </w:r>
+            <w:r>
+              <w:rPr>
+                <w:noProof/>
+              </w:rPr>
+            </w:r>
+            <w:r>
+              <w:rPr>
+                <w:noProof/>
+              </w:rPr>
+              <w:fldChar w:fldCharType="separate"/>
+            </w:r>
+            <w:r>
+              <w:rPr>
+                <w:noProof/>
+              </w:rPr>
+              <w:t>1</w:t>
+            </w:r>
+            <w:r>
+              <w:rPr>
+                <w:noProof/>
+              </w:rPr>
+              <w:fldChar w:fldCharType="end"/>
+            </w:r>
+          </w:hyperlink>
+        </w:p>
+        <w:p>
+          <w:pPr>
+            <w:pStyle w:val="TOC2"/>
+            <w:tabs>
+              <w:tab w:val="right" w:leader="dot" w:pos="9350"/>
+            </w:tabs>
+            <w:rPr>
+              <w:noProof/>
+            </w:rPr>
+          </w:pPr>
+          <w:hyperlink w:anchor="_Toc228700669" w:history="1">
+            <w:r>
+              <w:rPr>
+                <w:rStyle w:val="Hyperlink"/>
+                <w:noProof/>
+              </w:rPr>
+              <w:t>Git repositories</w:t>
+            </w:r>
+            <w:r>
+              <w:rPr>
+                <w:noProof/>
+              </w:rPr>
+              <w:tab/>
+            </w:r>
+            <w:r>
+              <w:rPr>
+                <w:noProof/>
+              </w:rPr>
+              <w:fldChar w:fldCharType="begin"/>
+            </w:r>
+            <w:r>
+              <w:rPr>
+                <w:noProof/>
+              </w:rPr>
+              <w:instrText xml:space="preserve"> PAGEREF _Toc228700669 \h </w:instrText>
+            </w:r>
+            <w:r>
+              <w:rPr>
+                <w:noProof/>
+              </w:rPr>
+            </w:r>
+            <w:r>
+              <w:rPr>
+                <w:noProof/>
+              </w:rPr>
+              <w:fldChar w:fldCharType="separate"/>
+            </w:r>
+            <w:r>
+              <w:rPr>
+                <w:noProof/>
+              </w:rPr>
+              <w:t>1</w:t>
+            </w:r>
+            <w:r>
+              <w:rPr>
+                <w:noProof/>
+              </w:rPr>
+              <w:fldChar w:fldCharType="end"/>
+            </w:r>
+          </w:hyperlink>
+        </w:p>
+        <w:p>
+          <w:pPr>
+            <w:pStyle w:val="TOC1"/>
+            <w:tabs>
+              <w:tab w:val="right" w:leader="dot" w:pos="9350"/>
+            </w:tabs>
+            <w:rPr>
+              <w:noProof/>
+            </w:rPr>
+          </w:pPr>
+          <w:hyperlink w:anchor="_Toc228700670" w:history="1">
+            <w:r>
+              <w:rPr>
+                <w:rStyle w:val="Hyperlink"/>
+                <w:noProof/>
+              </w:rPr>
+              <w:t>5. Roles and permissions</w:t>
+            </w:r>
+            <w:r>
+              <w:rPr>
+                <w:noProof/>
+              </w:rPr>
+              <w:tab/>
+            </w:r>
+            <w:r>
+              <w:rPr>
+                <w:noProof/>
+              </w:rPr>
+              <w:fldChar w:fldCharType="begin"/>
+            </w:r>
+            <w:r>
+              <w:rPr>
+                <w:noProof/>
+              </w:rPr>
+              <w:instrText xml:space="preserve"> PAGEREF _Toc228700670 \h </w:instrText>
+            </w:r>
+            <w:r>
+              <w:rPr>
+                <w:noProof/>
+              </w:rPr>
+            </w:r>
+            <w:r>
+              <w:rPr>
+                <w:noProof/>
+              </w:rPr>
+              <w:fldChar w:fldCharType="separate"/>
+            </w:r>
+            <w:r>
+              <w:rPr>
+                <w:noProof/>
+              </w:rPr>
+              <w:t>1</w:t>
+            </w:r>
+            <w:r>
+              <w:rPr>
+                <w:noProof/>
+              </w:rPr>
+              <w:fldChar w:fldCharType="end"/>
+            </w:r>
+          </w:hyperlink>
+        </w:p>
+        <w:p>
+          <w:pPr>
+            <w:pStyle w:val="TOC2"/>
+            <w:tabs>
+              <w:tab w:val="right" w:leader="dot" w:pos="9350"/>
+            </w:tabs>
+            <w:rPr>
+              <w:noProof/>
+            </w:rPr>
+          </w:pPr>
+          <w:hyperlink w:anchor="_Toc228700671" w:history="1">
+            <w:r>
+              <w:rPr>
+                <w:rStyle w:val="Hyperlink"/>
+                <w:noProof/>
+              </w:rPr>
+              <w:t>Business Owner</w:t>
+            </w:r>
+            <w:r>
+              <w:rPr>
+                <w:noProof/>
+              </w:rPr>
+              <w:tab/>
+            </w:r>
+            <w:r>
+              <w:rPr>
+                <w:noProof/>
+              </w:rPr>
+              <w:fldChar w:fldCharType="begin"/>
+            </w:r>
+            <w:r>
+              <w:rPr>
+                <w:noProof/>
+              </w:rPr>
+              <w:instrText xml:space="preserve"> PAGEREF _Toc228700671 \h </w:instrText>
+            </w:r>
+            <w:r>
+              <w:rPr>
+                <w:noProof/>
+              </w:rPr>
+            </w:r>
+            <w:r>
+              <w:rPr>
+                <w:noProof/>
+              </w:rPr>
+              <w:fldChar w:fldCharType="separate"/>
+            </w:r>
+            <w:r>
+              <w:rPr>
+                <w:noProof/>
+              </w:rPr>
+              <w:t>1</w:t>
+            </w:r>
+            <w:r>
+              <w:rPr>
+                <w:noProof/>
+              </w:rPr>
+              <w:fldChar w:fldCharType="end"/>
+            </w:r>
+          </w:hyperlink>
+        </w:p>
+        <w:p>
+          <w:pPr>
+            <w:pStyle w:val="TOC2"/>
+            <w:tabs>
+              <w:tab w:val="right" w:leader="dot" w:pos="9350"/>
+            </w:tabs>
+            <w:rPr>
+              <w:noProof/>
+            </w:rPr>
+          </w:pPr>
+          <w:hyperlink w:anchor="_Toc228700672" w:history="1">
+            <w:r>
+              <w:rPr>
+                <w:rStyle w:val="Hyperlink"/>
+                <w:noProof/>
+              </w:rPr>
+              <w:t>Program Manager</w:t>
+            </w:r>
+            <w:r>
+              <w:rPr>
+                <w:noProof/>
+              </w:rPr>
+              <w:tab/>
+            </w:r>
+            <w:r>
+              <w:rPr>
+                <w:noProof/>
+              </w:rPr>
+              <w:fldChar w:fldCharType="begin"/>
+            </w:r>
+            <w:r>
+              <w:rPr>
+                <w:noProof/>
+              </w:rPr>
+              <w:instrText xml:space="preserve"> PAGEREF _Toc228700672 \h </w:instrText>
+            </w:r>
+            <w:r>
+              <w:rPr>
+                <w:noProof/>
+              </w:rPr>
+            </w:r>
+            <w:r>
+              <w:rPr>
+                <w:noProof/>
+              </w:rPr>
+              <w:fldChar w:fldCharType="separate"/>
+            </w:r>
+            <w:r>
+              <w:rPr>
+                <w:noProof/>
+              </w:rPr>
+              <w:t>1</w:t>
+            </w:r>
+            <w:r>
+              <w:rPr>
+                <w:noProof/>
+              </w:rPr>
+              <w:fldChar w:fldCharType="end"/>
+            </w:r>
+          </w:hyperlink>
+        </w:p>
+        <w:p>
+          <w:pPr>
+            <w:pStyle w:val="TOC2"/>
+            <w:tabs>
+              <w:tab w:val="right" w:leader="dot" w:pos="9350"/>
+            </w:tabs>
+            <w:rPr>
+              <w:noProof/>
+            </w:rPr>
+          </w:pPr>
+          <w:hyperlink w:anchor="_Toc228700673" w:history="1">
+            <w:r>
+              <w:rPr>
+                <w:rStyle w:val="Hyperlink"/>
+                <w:noProof/>
+              </w:rPr>
+              <w:t>Deployment Manager</w:t>
+            </w:r>
+            <w:r>
+              <w:rPr>
+                <w:noProof/>
+              </w:rPr>
+              <w:tab/>
+            </w:r>
+            <w:r>
+              <w:rPr>
+                <w:noProof/>
+              </w:rPr>
+              <w:fldChar w:fldCharType="begin"/>
+            </w:r>
+            <w:r>
+              <w:rPr>
+                <w:noProof/>
+              </w:rPr>
+              <w:instrText xml:space="preserve"> PAGEREF _Toc228700673 \h </w:instrText>
+            </w:r>
+            <w:r>
+              <w:rPr>
+                <w:noProof/>
+              </w:rPr>
+            </w:r>
+            <w:r>
+              <w:rPr>
+                <w:noProof/>
+              </w:rPr>
+              <w:fldChar w:fldCharType="separate"/>
+            </w:r>
+            <w:r>
+              <w:rPr>
+                <w:noProof/>
+              </w:rPr>
+              <w:t>1</w:t>
+            </w:r>
+            <w:r>
+              <w:rPr>
+                <w:noProof/>
+              </w:rPr>
+              <w:fldChar w:fldCharType="end"/>
+            </w:r>
+          </w:hyperlink>
+        </w:p>
+        <w:p>
+          <w:pPr>
+            <w:pStyle w:val="TOC2"/>
+            <w:tabs>
+              <w:tab w:val="right" w:leader="dot" w:pos="9350"/>
+            </w:tabs>
+            <w:rPr>
+              <w:noProof/>
+            </w:rPr>
+          </w:pPr>
+          <w:hyperlink w:anchor="_Toc228700674" w:history="1">
+            <w:r>
+              <w:rPr>
+                <w:rStyle w:val="Hyperlink"/>
+                <w:noProof/>
+              </w:rPr>
+              <w:t>Developer</w:t>
+            </w:r>
+            <w:r>
+              <w:rPr>
+                <w:noProof/>
+              </w:rPr>
+              <w:tab/>
+            </w:r>
+            <w:r>
+              <w:rPr>
+                <w:noProof/>
+              </w:rPr>
+              <w:fldChar w:fldCharType="begin"/>
+            </w:r>
+            <w:r>
+              <w:rPr>
+                <w:noProof/>
+              </w:rPr>
+              <w:instrText xml:space="preserve"> PAGEREF _Toc228700674 \h </w:instrText>
+            </w:r>
+            <w:r>
+              <w:rPr>
+                <w:noProof/>
+              </w:rPr>
+            </w:r>
+            <w:r>
+              <w:rPr>
+                <w:noProof/>
+              </w:rPr>
+              <w:fldChar w:fldCharType="separate"/>
+            </w:r>
+            <w:r>
+              <w:rPr>
+                <w:noProof/>
+              </w:rPr>
+              <w:t>1</w:t>
+            </w:r>
+            <w:r>
+              <w:rPr>
+                <w:noProof/>
+              </w:rPr>
+              <w:fldChar w:fldCharType="end"/>
+            </w:r>
+          </w:hyperlink>
+        </w:p>
+        <w:p>
+          <w:pPr>
+            <w:pStyle w:val="TOC1"/>
+            <w:tabs>
+              <w:tab w:val="right" w:leader="dot" w:pos="9350"/>
+            </w:tabs>
+            <w:rPr>
+              <w:noProof/>
+            </w:rPr>
+          </w:pPr>
+          <w:hyperlink w:anchor="_Toc228700675" w:history="1">
+            <w:r>
+              <w:rPr>
+                <w:rStyle w:val="Hyperlink"/>
+                <w:noProof/>
+              </w:rPr>
+              <w:t>6. Pipeline types</w:t>
+            </w:r>
+            <w:r>
+              <w:rPr>
+                <w:noProof/>
+              </w:rPr>
+              <w:tab/>
+            </w:r>
+            <w:r>
+              <w:rPr>
+                <w:noProof/>
+              </w:rPr>
+              <w:fldChar w:fldCharType="begin"/>
+            </w:r>
+            <w:r>
+              <w:rPr>
+                <w:noProof/>
+              </w:rPr>
+              <w:instrText xml:space="preserve"> PAGEREF _Toc228700675 \h </w:instrText>
+            </w:r>
+            <w:r>
+              <w:rPr>
+                <w:noProof/>
+              </w:rPr>
+            </w:r>
+            <w:r>
+              <w:rPr>
+                <w:noProof/>
+              </w:rPr>
+              <w:fldChar w:fldCharType="separate"/>
+            </w:r>
+            <w:r>
+              <w:rPr>
+                <w:noProof/>
+              </w:rPr>
+              <w:t>1</w:t>
+            </w:r>
+            <w:r>
+              <w:rPr>
+                <w:noProof/>
+              </w:rPr>
+              <w:fldChar w:fldCharType="end"/>
+            </w:r>
+          </w:hyperlink>
+        </w:p>
+        <w:p>
+          <w:pPr>
+            <w:pStyle w:val="TOC2"/>
+            <w:tabs>
+              <w:tab w:val="right" w:leader="dot" w:pos="9350"/>
+            </w:tabs>
+            <w:rPr>
+              <w:noProof/>
+            </w:rPr>
+          </w:pPr>
+          <w:hyperlink w:anchor="_Toc228700676" w:history="1">
+            <w:r>
+              <w:rPr>
+                <w:rStyle w:val="Hyperlink"/>
+                <w:noProof/>
+              </w:rPr>
+              <w:t>Full Stack Pipeline</w:t>
+            </w:r>
+            <w:r>
+              <w:rPr>
+                <w:noProof/>
+              </w:rPr>
+              <w:tab/>
+            </w:r>
+            <w:r>
+              <w:rPr>
+                <w:noProof/>
+              </w:rPr>
+              <w:fldChar w:fldCharType="begin"/>
+            </w:r>
+            <w:r>
+              <w:rPr>
+                <w:noProof/>
+              </w:rPr>
+              <w:instrText xml:space="preserve"> PAGEREF _Toc228700676 \h </w:instrText>
+            </w:r>
+            <w:r>
+              <w:rPr>
+                <w:noProof/>
+              </w:rPr>
+            </w:r>
+            <w:r>
+              <w:rPr>
+                <w:noProof/>
+              </w:rPr>
+              <w:fldChar w:fldCharType="separate"/>
+            </w:r>
+            <w:r>
+              <w:rPr>
+                <w:noProof/>
+              </w:rPr>
+              <w:t>1</w:t>
+            </w:r>
+            <w:r>
+              <w:rPr>
+                <w:noProof/>
+              </w:rPr>
+              <w:fldChar w:fldCharType="end"/>
+            </w:r>
+          </w:hyperlink>
+        </w:p>
+        <w:p>
+          <w:pPr>
+            <w:pStyle w:val="TOC2"/>
+            <w:tabs>
+              <w:tab w:val="right" w:leader="dot" w:pos="9350"/>
+            </w:tabs>
+            <w:rPr>
+              <w:noProof/>
+            </w:rPr>
+          </w:pPr>
+          <w:hyperlink w:anchor="_Toc228700677" w:history="1">
+            <w:r>
+              <w:rPr>
+                <w:rStyle w:val="Hyperlink"/>
+                <w:noProof/>
+              </w:rPr>
+              <w:t>Front End Pipeline</w:t>
+            </w:r>
+            <w:r>
+              <w:rPr>
+                <w:noProof/>
+              </w:rPr>
+              <w:tab/>
+            </w:r>
+            <w:r>
+              <w:rPr>
+                <w:noProof/>
+              </w:rPr>
+              <w:fldChar w:fldCharType="begin"/>
+            </w:r>
+            <w:r>
+              <w:rPr>
+                <w:noProof/>
+              </w:rPr>
+              <w:instrText xml:space="preserve"> PAGEREF _Toc228700677 \h </w:instrText>
+            </w:r>
+            <w:r>
+              <w:rPr>
+                <w:noProof/>
+              </w:rPr>
+            </w:r>
+            <w:r>
+              <w:rPr>
+                <w:noProof/>
+              </w:rPr>
+              <w:fldChar w:fldCharType="separate"/>
+            </w:r>
+            <w:r>
+              <w:rPr>
+                <w:noProof/>
+              </w:rPr>
+              <w:t>1</w:t>
+            </w:r>
+            <w:r>
+              <w:rPr>
+                <w:noProof/>
+              </w:rPr>
+              <w:fldChar w:fldCharType="end"/>
+            </w:r>
+          </w:hyperlink>
+        </w:p>
+        <w:p>
+          <w:pPr>
+            <w:pStyle w:val="TOC2"/>
+            <w:tabs>
+              <w:tab w:val="right" w:leader="dot" w:pos="9350"/>
+            </w:tabs>
+            <w:rPr>
+              <w:noProof/>
+            </w:rPr>
+          </w:pPr>
+          <w:hyperlink w:anchor="_Toc228700678" w:history="1">
+            <w:r>
+              <w:rPr>
+                <w:rStyle w:val="Hyperlink"/>
+                <w:noProof/>
+              </w:rPr>
+              <w:t>Config Pipeline</w:t>
+            </w:r>
+            <w:r>
+              <w:rPr>
+                <w:noProof/>
+              </w:rPr>
+              <w:tab/>
+            </w:r>
+            <w:r>
+              <w:rPr>
+                <w:noProof/>
+              </w:rPr>
+              <w:fldChar w:fldCharType="begin"/>
+            </w:r>
+            <w:r>
+              <w:rPr>
+                <w:noProof/>
+              </w:rPr>
+              <w:instrText xml:space="preserve"> PAGEREF _Toc228700678 \h </w:instrText>
+            </w:r>
+            <w:r>
+              <w:rPr>
+                <w:noProof/>
+              </w:rPr>
+            </w:r>
+            <w:r>
+              <w:rPr>
+                <w:noProof/>
+              </w:rPr>
+              <w:fldChar w:fldCharType="separate"/>
+            </w:r>
+            <w:r>
+              <w:rPr>
+                <w:noProof/>
+              </w:rPr>
+              <w:t>1</w:t>
+            </w:r>
+            <w:r>
+              <w:rPr>
+                <w:noProof/>
+              </w:rPr>
+              <w:fldChar w:fldCharType="end"/>
+            </w:r>
+          </w:hyperlink>
+        </w:p>
+        <w:p>
+          <w:pPr>
+            <w:pStyle w:val="TOC2"/>
+            <w:tabs>
+              <w:tab w:val="right" w:leader="dot" w:pos="9350"/>
+            </w:tabs>
+            <w:rPr>
+              <w:noProof/>
+            </w:rPr>
+          </w:pPr>
+          <w:hyperlink w:anchor="_Toc228700679" w:history="1">
+            <w:r>
+              <w:rPr>
+                <w:rStyle w:val="Hyperlink"/>
+                <w:noProof/>
+              </w:rPr>
+              <w:t>Web Tier Config Pipeline</w:t>
+            </w:r>
+            <w:r>
+              <w:rPr>
+                <w:noProof/>
+              </w:rPr>
+              <w:tab/>
+            </w:r>
+            <w:r>
+              <w:rPr>
+                <w:noProof/>
+              </w:rPr>
+              <w:fldChar w:fldCharType="begin"/>
+            </w:r>
+            <w:r>
+              <w:rPr>
+                <w:noProof/>
+              </w:rPr>
+              <w:instrText xml:space="preserve"> PAGEREF _Toc228700679 \h </w:instrText>
+            </w:r>
+            <w:r>
+              <w:rPr>
+                <w:noProof/>
+              </w:rPr>
+            </w:r>
+            <w:r>
+              <w:rPr>
+                <w:noProof/>
+              </w:rPr>
+              <w:fldChar w:fldCharType="separate"/>
+            </w:r>
+            <w:r>
+              <w:rPr>
+                <w:noProof/>
+              </w:rPr>
+              <w:t>1</w:t>
+            </w:r>
+            <w:r>
+              <w:rPr>
+                <w:noProof/>
+              </w:rPr>
+              <w:fldChar w:fldCharType="end"/>
+            </w:r>
+          </w:hyperlink>
+        </w:p>
+        <w:p>
+          <w:pPr>
+            <w:pStyle w:val="TOC2"/>
+            <w:tabs>
+              <w:tab w:val="right" w:leader="dot" w:pos="9350"/>
+            </w:tabs>
+            <w:rPr>
+              <w:noProof/>
+            </w:rPr>
+          </w:pPr>
+          <w:hyperlink w:anchor="_Toc228700680" w:history="1">
+            <w:r>
+              <w:rPr>
+                <w:rStyle w:val="Hyperlink"/>
+                <w:noProof/>
+              </w:rPr>
+              <w:t>Code Quality Pipeline (standalone)</w:t>
+            </w:r>
+            <w:r>
+              <w:rPr>
+                <w:noProof/>
+              </w:rPr>
+              <w:tab/>
+            </w:r>
+            <w:r>
+              <w:rPr>
+                <w:noProof/>
+              </w:rPr>
+              <w:fldChar w:fldCharType="begin"/>
+            </w:r>
+            <w:r>
+              <w:rPr>
+                <w:noProof/>
+              </w:rPr>
+              <w:instrText xml:space="preserve"> PAGEREF _Toc228700680 \h </w:instrText>
+            </w:r>
+            <w:r>
+              <w:rPr>
+                <w:noProof/>
+              </w:rPr>
+            </w:r>
+            <w:r>
+              <w:rPr>
+                <w:noProof/>
+              </w:rPr>
+              <w:fldChar w:fldCharType="separate"/>
+            </w:r>
+            <w:r>
+              <w:rPr>
+                <w:noProof/>
+              </w:rPr>
+              <w:t>1</w:t>
+            </w:r>
+            <w:r>
+              <w:rPr>
+                <w:noProof/>
+              </w:rPr>
+              <w:fldChar w:fldCharType="end"/>
+            </w:r>
+          </w:hyperlink>
+        </w:p>
+        <w:p>
+          <w:pPr>
+            <w:pStyle w:val="TOC1"/>
+            <w:tabs>
+              <w:tab w:val="right" w:leader="dot" w:pos="9350"/>
+            </w:tabs>
+            <w:rPr>
+              <w:noProof/>
+            </w:rPr>
+          </w:pPr>
+          <w:hyperlink w:anchor="_Toc228700681" w:history="1">
+            <w:r>
+              <w:rPr>
+                <w:rStyle w:val="Hyperlink"/>
+                <w:noProof/>
+              </w:rPr>
+              <w:t>7. Production Pipeline — step by step</w:t>
+            </w:r>
+            <w:r>
+              <w:rPr>
+                <w:noProof/>
+              </w:rPr>
+              <w:tab/>
+            </w:r>
+            <w:r>
+              <w:rPr>
+                <w:noProof/>
+              </w:rPr>
+              <w:fldChar w:fldCharType="begin"/>
+            </w:r>
+            <w:r>
+              <w:rPr>
+                <w:noProof/>
+              </w:rPr>
+              <w:instrText xml:space="preserve"> PAGEREF _Toc228700681 \h </w:instrText>
+            </w:r>
+            <w:r>
+              <w:rPr>
+                <w:noProof/>
+              </w:rPr>
+            </w:r>
+            <w:r>
+              <w:rPr>
+                <w:noProof/>
+              </w:rPr>
+              <w:fldChar w:fldCharType="separate"/>
+            </w:r>
+            <w:r>
+              <w:rPr>
+                <w:noProof/>
+              </w:rPr>
+              <w:t>1</w:t>
+            </w:r>
+            <w:r>
+              <w:rPr>
+                <w:noProof/>
+              </w:rPr>
+              <w:fldChar w:fldCharType="end"/>
+            </w:r>
+          </w:hyperlink>
+        </w:p>
+        <w:p>
+          <w:pPr>
+            <w:pStyle w:val="TOC2"/>
+            <w:tabs>
+              <w:tab w:val="right" w:leader="dot" w:pos="9350"/>
+            </w:tabs>
+            <w:rPr>
+              <w:noProof/>
+            </w:rPr>
+          </w:pPr>
+          <w:hyperlink w:anchor="_Toc228700682" w:history="1">
+            <w:r>
+              <w:rPr>
+                <w:rStyle w:val="Hyperlink"/>
+                <w:noProof/>
+              </w:rPr>
+              <w:t>Step 1 — Build</w:t>
+            </w:r>
+            <w:r>
+              <w:rPr>
+                <w:noProof/>
+              </w:rPr>
+              <w:tab/>
+            </w:r>
+            <w:r>
+              <w:rPr>
+                <w:noProof/>
+              </w:rPr>
+              <w:fldChar w:fldCharType="begin"/>
+            </w:r>
+            <w:r>
+              <w:rPr>
+                <w:noProof/>
+              </w:rPr>
+              <w:instrText xml:space="preserve"> PAGEREF _Toc228700682 \h </w:instrText>
+            </w:r>
+            <w:r>
+              <w:rPr>
+                <w:noProof/>
+              </w:rPr>
+            </w:r>
+            <w:r>
+              <w:rPr>
+                <w:noProof/>
+              </w:rPr>
+              <w:fldChar w:fldCharType="separate"/>
+            </w:r>
+            <w:r>
+              <w:rPr>
+                <w:noProof/>
+              </w:rPr>
+              <w:t>1</w:t>
+            </w:r>
+            <w:r>
+              <w:rPr>
+                <w:noProof/>
+              </w:rPr>
+              <w:fldChar w:fldCharType="end"/>
+            </w:r>
+          </w:hyperlink>
+        </w:p>
+        <w:p>
+          <w:pPr>
+            <w:pStyle w:val="TOC2"/>
+            <w:tabs>
+              <w:tab w:val="right" w:leader="dot" w:pos="9350"/>
+            </w:tabs>
+            <w:rPr>
+              <w:noProof/>
+            </w:rPr>
+          </w:pPr>
+          <w:hyperlink w:anchor="_Toc228700683" w:history="1">
+            <w:r>
+              <w:rPr>
+                <w:rStyle w:val="Hyperlink"/>
+                <w:noProof/>
+              </w:rPr>
+              <w:t>Step 2 — Code Quality</w:t>
+            </w:r>
+            <w:r>
+              <w:rPr>
+                <w:noProof/>
+              </w:rPr>
+              <w:tab/>
+            </w:r>
+            <w:r>
+              <w:rPr>
+                <w:noProof/>
+              </w:rPr>
+              <w:fldChar w:fldCharType="begin"/>
+            </w:r>
+            <w:r>
+              <w:rPr>
+                <w:noProof/>
+              </w:rPr>
+              <w:instrText xml:space="preserve"> PAGEREF _Toc228700683 \h </w:instrText>
+            </w:r>
+            <w:r>
+              <w:rPr>
+                <w:noProof/>
+              </w:rPr>
+            </w:r>
+            <w:r>
+              <w:rPr>
+                <w:noProof/>
+              </w:rPr>
+              <w:fldChar w:fldCharType="separate"/>
+            </w:r>
+            <w:r>
+              <w:rPr>
+                <w:noProof/>
+              </w:rPr>
+              <w:t>1</w:t>
+            </w:r>
+            <w:r>
+              <w:rPr>
+                <w:noProof/>
+              </w:rPr>
+              <w:fldChar w:fldCharType="end"/>
+            </w:r>
+          </w:hyperlink>
+        </w:p>
+        <w:p>
+          <w:pPr>
+            <w:pStyle w:val="TOC2"/>
+            <w:tabs>
+              <w:tab w:val="right" w:leader="dot" w:pos="9350"/>
+            </w:tabs>
+            <w:rPr>
+              <w:noProof/>
+            </w:rPr>
+          </w:pPr>
+          <w:hyperlink w:anchor="_Toc228700684" w:history="1">
+            <w:r>
+              <w:rPr>
+                <w:rStyle w:val="Hyperlink"/>
+                <w:noProof/>
+              </w:rPr>
+              <w:t>Step 3 — Deploy to Stage</w:t>
+            </w:r>
+            <w:r>
+              <w:rPr>
+                <w:noProof/>
+              </w:rPr>
+              <w:tab/>
+            </w:r>
+            <w:r>
+              <w:rPr>
+                <w:noProof/>
+              </w:rPr>
+              <w:fldChar w:fldCharType="begin"/>
+            </w:r>
+            <w:r>
+              <w:rPr>
+                <w:noProof/>
+              </w:rPr>
+              <w:instrText xml:space="preserve"> PAGEREF _Toc228700684 \h </w:instrText>
+            </w:r>
+            <w:r>
+              <w:rPr>
+                <w:noProof/>
+              </w:rPr>
+            </w:r>
+            <w:r>
+              <w:rPr>
+                <w:noProof/>
+              </w:rPr>
+              <w:fldChar w:fldCharType="separate"/>
+            </w:r>
+            <w:r>
+              <w:rPr>
+                <w:noProof/>
+              </w:rPr>
+              <w:t>1</w:t>
+            </w:r>
+            <w:r>
+              <w:rPr>
+                <w:noProof/>
+              </w:rPr>
+              <w:fldChar w:fldCharType="end"/>
+            </w:r>
+          </w:hyperlink>
+        </w:p>
+        <w:p>
+          <w:pPr>
+            <w:pStyle w:val="TOC2"/>
+            <w:tabs>
+              <w:tab w:val="right" w:leader="dot" w:pos="9350"/>
+            </w:tabs>
+            <w:rPr>
+              <w:noProof/>
+            </w:rPr>
+          </w:pPr>
+          <w:hyperlink w:anchor="_Toc228700685" w:history="1">
+            <w:r>
+              <w:rPr>
+                <w:rStyle w:val="Hyperlink"/>
+                <w:noProof/>
+              </w:rPr>
+              <w:t>Step 4 — Testing</w:t>
+            </w:r>
+            <w:r>
+              <w:rPr>
+                <w:noProof/>
+              </w:rPr>
+              <w:tab/>
+            </w:r>
+            <w:r>
+              <w:rPr>
+                <w:noProof/>
+              </w:rPr>
+              <w:fldChar w:fldCharType="begin"/>
+            </w:r>
+            <w:r>
+              <w:rPr>
+                <w:noProof/>
+              </w:rPr>
+              <w:instrText xml:space="preserve"> PAGEREF _Toc228700685 \h </w:instrText>
+            </w:r>
+            <w:r>
+              <w:rPr>
+                <w:noProof/>
+              </w:rPr>
+            </w:r>
+            <w:r>
+              <w:rPr>
+                <w:noProof/>
+              </w:rPr>
+              <w:fldChar w:fldCharType="separate"/>
+            </w:r>
+            <w:r>
+              <w:rPr>
+                <w:noProof/>
+              </w:rPr>
+              <w:t>1</w:t>
+            </w:r>
+            <w:r>
+              <w:rPr>
+                <w:noProof/>
+              </w:rPr>
+              <w:fldChar w:fldCharType="end"/>
+            </w:r>
+          </w:hyperlink>
+        </w:p>
+        <w:p>
+          <w:pPr>
+            <w:pStyle w:val="TOC2"/>
+            <w:tabs>
+              <w:tab w:val="right" w:leader="dot" w:pos="9350"/>
+            </w:tabs>
+            <w:rPr>
+              <w:noProof/>
+            </w:rPr>
+          </w:pPr>
+          <w:hyperlink w:anchor="_Toc228700686" w:history="1">
+            <w:r>
+              <w:rPr>
+                <w:rStyle w:val="Hyperlink"/>
+                <w:noProof/>
+              </w:rPr>
+              <w:t>Step 5 — Go Live Approval</w:t>
+            </w:r>
+            <w:r>
+              <w:rPr>
+                <w:noProof/>
+              </w:rPr>
+              <w:tab/>
+            </w:r>
+            <w:r>
+              <w:rPr>
+                <w:noProof/>
+              </w:rPr>
+              <w:fldChar w:fldCharType="begin"/>
+            </w:r>
+            <w:r>
+              <w:rPr>
+                <w:noProof/>
+              </w:rPr>
+              <w:instrText xml:space="preserve"> PAGEREF _Toc228700686 \h </w:instrText>
+            </w:r>
+            <w:r>
+              <w:rPr>
+                <w:noProof/>
+              </w:rPr>
+            </w:r>
+            <w:r>
+              <w:rPr>
+                <w:noProof/>
+              </w:rPr>
+              <w:fldChar w:fldCharType="separate"/>
+            </w:r>
+            <w:r>
+              <w:rPr>
+                <w:noProof/>
+              </w:rPr>
+              <w:t>1</w:t>
+            </w:r>
+            <w:r>
+              <w:rPr>
+                <w:noProof/>
+              </w:rPr>
+              <w:fldChar w:fldCharType="end"/>
+            </w:r>
+          </w:hyperlink>
+        </w:p>
+        <w:p>
+          <w:pPr>
+            <w:pStyle w:val="TOC2"/>
+            <w:tabs>
+              <w:tab w:val="right" w:leader="dot" w:pos="9350"/>
+            </w:tabs>
+            <w:rPr>
+              <w:noProof/>
+            </w:rPr>
+          </w:pPr>
+          <w:hyperlink w:anchor="_Toc228700687" w:history="1">
+            <w:r>
+              <w:rPr>
+                <w:rStyle w:val="Hyperlink"/>
+                <w:noProof/>
+              </w:rPr>
+              <w:t>Step 6 — Deploy to Production</w:t>
+            </w:r>
+            <w:r>
+              <w:rPr>
+                <w:noProof/>
+              </w:rPr>
+              <w:tab/>
+            </w:r>
+            <w:r>
+              <w:rPr>
+                <w:noProof/>
+              </w:rPr>
+              <w:fldChar w:fldCharType="begin"/>
+            </w:r>
+            <w:r>
+              <w:rPr>
+                <w:noProof/>
+              </w:rPr>
+              <w:instrText xml:space="preserve"> PAGEREF _Toc228700687 \h </w:instrText>
+            </w:r>
+            <w:r>
+              <w:rPr>
+                <w:noProof/>
+              </w:rPr>
+            </w:r>
+            <w:r>
+              <w:rPr>
+                <w:noProof/>
+              </w:rPr>
+              <w:fldChar w:fldCharType="separate"/>
+            </w:r>
+            <w:r>
+              <w:rPr>
+                <w:noProof/>
+              </w:rPr>
+              <w:t>1</w:t>
+            </w:r>
+            <w:r>
+              <w:rPr>
+                <w:noProof/>
+              </w:rPr>
+              <w:fldChar w:fldCharType="end"/>
+            </w:r>
+          </w:hyperlink>
+        </w:p>
+        <w:p>
+          <w:pPr>
+            <w:pStyle w:val="TOC1"/>
+            <w:tabs>
+              <w:tab w:val="right" w:leader="dot" w:pos="9350"/>
+            </w:tabs>
+            <w:rPr>
+              <w:noProof/>
+            </w:rPr>
+          </w:pPr>
+          <w:hyperlink w:anchor="_Toc228700688" w:history="1">
+            <w:r>
+              <w:rPr>
+                <w:rStyle w:val="Hyperlink"/>
+                <w:noProof/>
+              </w:rPr>
+              <w:t>8. Pipeline triggers and variables</w:t>
+            </w:r>
+            <w:r>
+              <w:rPr>
+                <w:noProof/>
+              </w:rPr>
+              <w:tab/>
+            </w:r>
+            <w:r>
+              <w:rPr>
+                <w:noProof/>
+              </w:rPr>
+              <w:fldChar w:fldCharType="begin"/>
+            </w:r>
+            <w:r>
+              <w:rPr>
+                <w:noProof/>
+              </w:rPr>
+              <w:instrText xml:space="preserve"> PAGEREF _Toc228700688 \h </w:instrText>
+            </w:r>
+            <w:r>
+              <w:rPr>
+                <w:noProof/>
+              </w:rPr>
+            </w:r>
+            <w:r>
+              <w:rPr>
+                <w:noProof/>
+              </w:rPr>
+              <w:fldChar w:fldCharType="separate"/>
+            </w:r>
+            <w:r>
+              <w:rPr>
+                <w:noProof/>
+              </w:rPr>
+              <w:t>1</w:t>
+            </w:r>
+            <w:r>
+              <w:rPr>
+                <w:noProof/>
+              </w:rPr>
+              <w:fldChar w:fldCharType="end"/>
+            </w:r>
+          </w:hyperlink>
+        </w:p>
+        <w:p>
+          <w:pPr>
+            <w:pStyle w:val="TOC2"/>
+            <w:tabs>
+              <w:tab w:val="right" w:leader="dot" w:pos="9350"/>
+            </w:tabs>
+            <w:rPr>
+              <w:noProof/>
+            </w:rPr>
+          </w:pPr>
+          <w:hyperlink w:anchor="_Toc228700689" w:history="1">
+            <w:r>
+              <w:rPr>
+                <w:rStyle w:val="Hyperlink"/>
+                <w:noProof/>
+              </w:rPr>
+              <w:t>Three ways to start a pipeline</w:t>
+            </w:r>
+            <w:r>
+              <w:rPr>
+                <w:noProof/>
+              </w:rPr>
+              <w:tab/>
+            </w:r>
+            <w:r>
+              <w:rPr>
+                <w:noProof/>
+              </w:rPr>
+              <w:fldChar w:fldCharType="begin"/>
+            </w:r>
+            <w:r>
+              <w:rPr>
+                <w:noProof/>
+              </w:rPr>
+              <w:instrText xml:space="preserve"> PAGEREF _Toc228700689 \h </w:instrText>
+            </w:r>
+            <w:r>
+              <w:rPr>
+                <w:noProof/>
+              </w:rPr>
+            </w:r>
+            <w:r>
+              <w:rPr>
+                <w:noProof/>
+              </w:rPr>
+              <w:fldChar w:fldCharType="separate"/>
+            </w:r>
+            <w:r>
+              <w:rPr>
+                <w:noProof/>
+              </w:rPr>
+              <w:t>1</w:t>
+            </w:r>
+            <w:r>
+              <w:rPr>
+                <w:noProof/>
+              </w:rPr>
+              <w:fldChar w:fldCharType="end"/>
+            </w:r>
+          </w:hyperlink>
+        </w:p>
+        <w:p>
+          <w:pPr>
+            <w:pStyle w:val="TOC2"/>
+            <w:tabs>
+              <w:tab w:val="right" w:leader="dot" w:pos="9350"/>
+            </w:tabs>
+            <w:rPr>
+              <w:noProof/>
+            </w:rPr>
+          </w:pPr>
+          <w:hyperlink w:anchor="_Toc228700690" w:history="1">
+            <w:r>
+              <w:rPr>
+                <w:rStyle w:val="Hyperlink"/>
+                <w:noProof/>
+              </w:rPr>
+              <w:t>Environment variables</w:t>
+            </w:r>
+            <w:r>
+              <w:rPr>
+                <w:noProof/>
+              </w:rPr>
+              <w:tab/>
+            </w:r>
+            <w:r>
+              <w:rPr>
+                <w:noProof/>
+              </w:rPr>
+              <w:fldChar w:fldCharType="begin"/>
+            </w:r>
+            <w:r>
+              <w:rPr>
+                <w:noProof/>
+              </w:rPr>
+              <w:instrText xml:space="preserve"> PAGEREF _Toc228700690 \h </w:instrText>
+            </w:r>
+            <w:r>
+              <w:rPr>
+                <w:noProof/>
+              </w:rPr>
+            </w:r>
+            <w:r>
+              <w:rPr>
+                <w:noProof/>
+              </w:rPr>
+              <w:fldChar w:fldCharType="separate"/>
+            </w:r>
+            <w:r>
+              <w:rPr>
+                <w:noProof/>
+              </w:rPr>
+              <w:t>1</w:t>
+            </w:r>
+            <w:r>
+              <w:rPr>
+                <w:noProof/>
+              </w:rPr>
+              <w:fldChar w:fldCharType="end"/>
+            </w:r>
+          </w:hyperlink>
+        </w:p>
+        <w:p>
+          <w:pPr>
+            <w:pStyle w:val="TOC2"/>
+            <w:tabs>
+              <w:tab w:val="right" w:leader="dot" w:pos="9350"/>
+            </w:tabs>
+            <w:rPr>
+              <w:noProof/>
+            </w:rPr>
+          </w:pPr>
+          <w:hyperlink w:anchor="_Toc228700691" w:history="1">
+            <w:r>
+              <w:rPr>
+                <w:rStyle w:val="Hyperlink"/>
+                <w:noProof/>
+              </w:rPr>
+              <w:t>Pull Request validation</w:t>
+            </w:r>
+            <w:r>
+              <w:rPr>
+                <w:noProof/>
+              </w:rPr>
+              <w:tab/>
+            </w:r>
+            <w:r>
+              <w:rPr>
+                <w:noProof/>
+              </w:rPr>
+              <w:fldChar w:fldCharType="begin"/>
+            </w:r>
+            <w:r>
+              <w:rPr>
+                <w:noProof/>
+              </w:rPr>
+              <w:instrText xml:space="preserve"> PAGEREF _Toc228700691 \h </w:instrText>
+            </w:r>
+            <w:r>
+              <w:rPr>
+                <w:noProof/>
+              </w:rPr>
+            </w:r>
+            <w:r>
+              <w:rPr>
+                <w:noProof/>
+              </w:rPr>
+              <w:fldChar w:fldCharType="separate"/>
+            </w:r>
+            <w:r>
+              <w:rPr>
+                <w:noProof/>
+              </w:rPr>
+              <w:t>1</w:t>
+            </w:r>
+            <w:r>
+              <w:rPr>
+                <w:noProof/>
+              </w:rPr>
+              <w:fldChar w:fldCharType="end"/>
+            </w:r>
+          </w:hyperlink>
+        </w:p>
+        <w:p>
+          <w:pPr>
+            <w:pStyle w:val="TOC1"/>
+            <w:tabs>
+              <w:tab w:val="right" w:leader="dot" w:pos="9350"/>
+            </w:tabs>
+            <w:rPr>
+              <w:noProof/>
+            </w:rPr>
+          </w:pPr>
+          <w:hyperlink w:anchor="_Toc228700692" w:history="1">
+            <w:r>
+              <w:rPr>
+                <w:rStyle w:val="Hyperlink"/>
+                <w:noProof/>
+              </w:rPr>
+              <w:t>9. Code Quality gates</w:t>
+            </w:r>
+            <w:r>
+              <w:rPr>
+                <w:noProof/>
+              </w:rPr>
+              <w:tab/>
+            </w:r>
+            <w:r>
+              <w:rPr>
+                <w:noProof/>
+              </w:rPr>
+              <w:fldChar w:fldCharType="begin"/>
+            </w:r>
+            <w:r>
+              <w:rPr>
+                <w:noProof/>
+              </w:rPr>
+              <w:instrText xml:space="preserve"> PAGEREF _Toc228700692 \h </w:instrText>
+            </w:r>
+            <w:r>
+              <w:rPr>
+                <w:noProof/>
+              </w:rPr>
+            </w:r>
+            <w:r>
+              <w:rPr>
+                <w:noProof/>
+              </w:rPr>
+              <w:fldChar w:fldCharType="separate"/>
+            </w:r>
+            <w:r>
+              <w:rPr>
+                <w:noProof/>
+              </w:rPr>
+              <w:t>1</w:t>
+            </w:r>
+            <w:r>
+              <w:rPr>
+                <w:noProof/>
+              </w:rPr>
+              <w:fldChar w:fldCharType="end"/>
+            </w:r>
+          </w:hyperlink>
+        </w:p>
+        <w:p>
+          <w:pPr>
+            <w:pStyle w:val="TOC2"/>
+            <w:tabs>
+              <w:tab w:val="right" w:leader="dot" w:pos="9350"/>
+            </w:tabs>
+            <w:rPr>
+              <w:noProof/>
+            </w:rPr>
+          </w:pPr>
+          <w:hyperlink w:anchor="_Toc228700693" w:history="1">
+            <w:r>
+              <w:rPr>
+                <w:rStyle w:val="Hyperlink"/>
+                <w:noProof/>
+              </w:rPr>
+              <w:t>Three rating dimensions (each rated A through E)</w:t>
+            </w:r>
+            <w:r>
+              <w:rPr>
+                <w:noProof/>
+              </w:rPr>
+              <w:tab/>
+            </w:r>
+            <w:r>
+              <w:rPr>
+                <w:noProof/>
+              </w:rPr>
+              <w:fldChar w:fldCharType="begin"/>
+            </w:r>
+            <w:r>
+              <w:rPr>
+                <w:noProof/>
+              </w:rPr>
+              <w:instrText xml:space="preserve"> PAGEREF _Toc228700693 \h </w:instrText>
+            </w:r>
+            <w:r>
+              <w:rPr>
+                <w:noProof/>
+              </w:rPr>
+            </w:r>
+            <w:r>
+              <w:rPr>
+                <w:noProof/>
+              </w:rPr>
+              <w:fldChar w:fldCharType="separate"/>
+            </w:r>
+            <w:r>
+              <w:rPr>
+                <w:noProof/>
+              </w:rPr>
+              <w:t>1</w:t>
+            </w:r>
+            <w:r>
+              <w:rPr>
+                <w:noProof/>
+              </w:rPr>
+              <w:fldChar w:fldCharType="end"/>
+            </w:r>
+          </w:hyperlink>
+        </w:p>
+        <w:p>
+          <w:pPr>
+            <w:pStyle w:val="TOC2"/>
+            <w:tabs>
+              <w:tab w:val="right" w:leader="dot" w:pos="9350"/>
+            </w:tabs>
+            <w:rPr>
+              <w:noProof/>
+            </w:rPr>
+          </w:pPr>
+          <w:hyperlink w:anchor="_Toc228700694" w:history="1">
+            <w:r>
+              <w:rPr>
+                <w:rStyle w:val="Hyperlink"/>
+                <w:noProof/>
+              </w:rPr>
+              <w:t>Additional checks</w:t>
+            </w:r>
+            <w:r>
+              <w:rPr>
+                <w:noProof/>
+              </w:rPr>
+              <w:tab/>
+            </w:r>
+            <w:r>
+              <w:rPr>
+                <w:noProof/>
+              </w:rPr>
+              <w:fldChar w:fldCharType="begin"/>
+            </w:r>
+            <w:r>
+              <w:rPr>
+                <w:noProof/>
+              </w:rPr>
+              <w:instrText xml:space="preserve"> PAGEREF _Toc228700694 \h </w:instrText>
+            </w:r>
+            <w:r>
+              <w:rPr>
+                <w:noProof/>
+              </w:rPr>
+            </w:r>
+            <w:r>
+              <w:rPr>
+                <w:noProof/>
+              </w:rPr>
+              <w:fldChar w:fldCharType="separate"/>
+            </w:r>
+            <w:r>
+              <w:rPr>
+                <w:noProof/>
+              </w:rPr>
+              <w:t>1</w:t>
+            </w:r>
+            <w:r>
+              <w:rPr>
+                <w:noProof/>
+              </w:rPr>
+              <w:fldChar w:fldCharType="end"/>
+            </w:r>
+          </w:hyperlink>
+        </w:p>
+        <w:p>
+          <w:pPr>
+            <w:pStyle w:val="TOC2"/>
+            <w:tabs>
+              <w:tab w:val="right" w:leader="dot" w:pos="9350"/>
+            </w:tabs>
+            <w:rPr>
+              <w:noProof/>
+            </w:rPr>
+          </w:pPr>
+          <w:hyperlink w:anchor="_Toc228700695" w:history="1">
+            <w:r>
+              <w:rPr>
+                <w:rStyle w:val="Hyperlink"/>
+                <w:noProof/>
+              </w:rPr>
+              <w:t>Two failure levels</w:t>
+            </w:r>
+            <w:r>
+              <w:rPr>
+                <w:noProof/>
+              </w:rPr>
+              <w:tab/>
+            </w:r>
+            <w:r>
+              <w:rPr>
+                <w:noProof/>
+              </w:rPr>
+              <w:fldChar w:fldCharType="begin"/>
+            </w:r>
+            <w:r>
+              <w:rPr>
+                <w:noProof/>
+              </w:rPr>
+              <w:instrText xml:space="preserve"> PAGEREF _Toc228700695 \h </w:instrText>
+            </w:r>
+            <w:r>
+              <w:rPr>
+                <w:noProof/>
+              </w:rPr>
+            </w:r>
+            <w:r>
+              <w:rPr>
+                <w:noProof/>
+              </w:rPr>
+              <w:fldChar w:fldCharType="separate"/>
+            </w:r>
+            <w:r>
+              <w:rPr>
+                <w:noProof/>
+              </w:rPr>
+              <w:t>1</w:t>
+            </w:r>
+            <w:r>
+              <w:rPr>
+                <w:noProof/>
+              </w:rPr>
+              <w:fldChar w:fldCharType="end"/>
+            </w:r>
+          </w:hyperlink>
+        </w:p>
+        <w:p>
+          <w:pPr>
+            <w:pStyle w:val="TOC1"/>
+            <w:tabs>
+              <w:tab w:val="right" w:leader="dot" w:pos="9350"/>
+            </w:tabs>
+            <w:rPr>
+              <w:noProof/>
+            </w:rPr>
+          </w:pPr>
+          <w:hyperlink w:anchor="_Toc228700696" w:history="1">
+            <w:r>
+              <w:rPr>
+                <w:rStyle w:val="Hyperlink"/>
+                <w:noProof/>
+              </w:rPr>
+              <w:t>10. Testing in pipelines</w:t>
+            </w:r>
+            <w:r>
+              <w:rPr>
+                <w:noProof/>
+              </w:rPr>
+              <w:tab/>
+            </w:r>
+            <w:r>
+              <w:rPr>
+                <w:noProof/>
+              </w:rPr>
+              <w:fldChar w:fldCharType="begin"/>
+            </w:r>
+            <w:r>
+              <w:rPr>
+                <w:noProof/>
+              </w:rPr>
+              <w:instrText xml:space="preserve"> PAGEREF _Toc228700696 \h </w:instrText>
+            </w:r>
+            <w:r>
+              <w:rPr>
+                <w:noProof/>
+              </w:rPr>
+            </w:r>
+            <w:r>
+              <w:rPr>
+                <w:noProof/>
+              </w:rPr>
+              <w:fldChar w:fldCharType="separate"/>
+            </w:r>
+            <w:r>
+              <w:rPr>
+                <w:noProof/>
+              </w:rPr>
+              <w:t>1</w:t>
+            </w:r>
+            <w:r>
+              <w:rPr>
+                <w:noProof/>
+              </w:rPr>
+              <w:fldChar w:fldCharType="end"/>
+            </w:r>
+          </w:hyperlink>
+        </w:p>
+        <w:p>
+          <w:pPr>
+            <w:pStyle w:val="TOC2"/>
+            <w:tabs>
+              <w:tab w:val="right" w:leader="dot" w:pos="9350"/>
+            </w:tabs>
+            <w:rPr>
+              <w:noProof/>
+            </w:rPr>
+          </w:pPr>
+          <w:hyperlink w:anchor="_Toc228700697" w:history="1">
+            <w:r>
+              <w:rPr>
+                <w:rStyle w:val="Hyperlink"/>
+                <w:noProof/>
+              </w:rPr>
+              <w:t>Product Functional Tests</w:t>
+            </w:r>
+            <w:r>
+              <w:rPr>
+                <w:noProof/>
+              </w:rPr>
+              <w:tab/>
+            </w:r>
+            <w:r>
+              <w:rPr>
+                <w:noProof/>
+              </w:rPr>
+              <w:fldChar w:fldCharType="begin"/>
+            </w:r>
+            <w:r>
+              <w:rPr>
+                <w:noProof/>
+              </w:rPr>
+              <w:instrText xml:space="preserve"> PAGEREF _Toc228700697 \h </w:instrText>
+            </w:r>
+            <w:r>
+              <w:rPr>
+                <w:noProof/>
+              </w:rPr>
+            </w:r>
+            <w:r>
+              <w:rPr>
+                <w:noProof/>
+              </w:rPr>
+              <w:fldChar w:fldCharType="separate"/>
+            </w:r>
+            <w:r>
+              <w:rPr>
+                <w:noProof/>
+              </w:rPr>
+              <w:t>1</w:t>
+            </w:r>
+            <w:r>
+              <w:rPr>
+                <w:noProof/>
+              </w:rPr>
+              <w:fldChar w:fldCharType="end"/>
+            </w:r>
+          </w:hyperlink>
+        </w:p>
+        <w:p>
+          <w:pPr>
+            <w:pStyle w:val="TOC2"/>
+            <w:tabs>
+              <w:tab w:val="right" w:leader="dot" w:pos="9350"/>
+            </w:tabs>
+            <w:rPr>
+              <w:noProof/>
+            </w:rPr>
+          </w:pPr>
+          <w:hyperlink w:anchor="_Toc228700698" w:history="1">
+            <w:r>
+              <w:rPr>
+                <w:rStyle w:val="Hyperlink"/>
+                <w:noProof/>
+              </w:rPr>
+              <w:t>Custom Functional Tests</w:t>
+            </w:r>
+            <w:r>
+              <w:rPr>
+                <w:noProof/>
+              </w:rPr>
+              <w:tab/>
+            </w:r>
+            <w:r>
+              <w:rPr>
+                <w:noProof/>
+              </w:rPr>
+              <w:fldChar w:fldCharType="begin"/>
+            </w:r>
+            <w:r>
+              <w:rPr>
+                <w:noProof/>
+              </w:rPr>
+              <w:instrText xml:space="preserve"> PAGEREF _Toc228700698 \h </w:instrText>
+            </w:r>
+            <w:r>
+              <w:rPr>
+                <w:noProof/>
+              </w:rPr>
+            </w:r>
+            <w:r>
+              <w:rPr>
+                <w:noProof/>
+              </w:rPr>
+              <w:fldChar w:fldCharType="separate"/>
+            </w:r>
+            <w:r>
+              <w:rPr>
+                <w:noProof/>
+              </w:rPr>
+              <w:t>1</w:t>
+            </w:r>
+            <w:r>
+              <w:rPr>
+                <w:noProof/>
+              </w:rPr>
+              <w:fldChar w:fldCharType="end"/>
+            </w:r>
+          </w:hyperlink>
+        </w:p>
+        <w:p>
+          <w:pPr>
+            <w:pStyle w:val="TOC2"/>
+            <w:tabs>
+              <w:tab w:val="right" w:leader="dot" w:pos="9350"/>
+            </w:tabs>
+            <w:rPr>
+              <w:noProof/>
+            </w:rPr>
+          </w:pPr>
+          <w:hyperlink w:anchor="_Toc228700699" w:history="1">
+            <w:r>
+              <w:rPr>
+                <w:rStyle w:val="Hyperlink"/>
+                <w:noProof/>
+              </w:rPr>
+              <w:t>Custom UI Tests</w:t>
+            </w:r>
+            <w:r>
+              <w:rPr>
+                <w:noProof/>
+              </w:rPr>
+              <w:tab/>
+            </w:r>
+            <w:r>
+              <w:rPr>
+                <w:noProof/>
+              </w:rPr>
+              <w:fldChar w:fldCharType="begin"/>
+            </w:r>
+            <w:r>
+              <w:rPr>
+                <w:noProof/>
+              </w:rPr>
+              <w:instrText xml:space="preserve"> PAGEREF _Toc228700699 \h </w:instrText>
+            </w:r>
+            <w:r>
+              <w:rPr>
+                <w:noProof/>
+              </w:rPr>
+            </w:r>
+            <w:r>
+              <w:rPr>
+                <w:noProof/>
+              </w:rPr>
+              <w:fldChar w:fldCharType="separate"/>
+            </w:r>
+            <w:r>
+              <w:rPr>
+                <w:noProof/>
+              </w:rPr>
+              <w:t>1</w:t>
+            </w:r>
+            <w:r>
+              <w:rPr>
+                <w:noProof/>
+              </w:rPr>
+              <w:fldChar w:fldCharType="end"/>
+            </w:r>
+          </w:hyperlink>
+        </w:p>
+        <w:p>
+          <w:pPr>
+            <w:pStyle w:val="TOC2"/>
+            <w:tabs>
+              <w:tab w:val="right" w:leader="dot" w:pos="9350"/>
+            </w:tabs>
+            <w:rPr>
+              <w:noProof/>
+            </w:rPr>
+          </w:pPr>
+          <w:hyperlink w:anchor="_Toc228700700" w:history="1">
+            <w:r>
+              <w:rPr>
+                <w:rStyle w:val="Hyperlink"/>
+                <w:noProof/>
+              </w:rPr>
+              <w:t>Performance Tests</w:t>
+            </w:r>
+            <w:r>
+              <w:rPr>
+                <w:noProof/>
+              </w:rPr>
+              <w:tab/>
+            </w:r>
+            <w:r>
+              <w:rPr>
+                <w:noProof/>
+              </w:rPr>
+              <w:fldChar w:fldCharType="begin"/>
+            </w:r>
+            <w:r>
+              <w:rPr>
+                <w:noProof/>
+              </w:rPr>
+              <w:instrText xml:space="preserve"> PAGEREF _Toc228700700 \h </w:instrText>
+            </w:r>
+            <w:r>
+              <w:rPr>
+                <w:noProof/>
+              </w:rPr>
+            </w:r>
+            <w:r>
+              <w:rPr>
+                <w:noProof/>
+              </w:rPr>
+              <w:fldChar w:fldCharType="separate"/>
+            </w:r>
+            <w:r>
+              <w:rPr>
+                <w:noProof/>
+              </w:rPr>
+              <w:t>1</w:t>
+            </w:r>
+            <w:r>
+              <w:rPr>
+                <w:noProof/>
+              </w:rPr>
+              <w:fldChar w:fldCharType="end"/>
+            </w:r>
+          </w:hyperlink>
+        </w:p>
+        <w:p>
+          <w:pPr>
+            <w:pStyle w:val="TOC1"/>
+            <w:tabs>
+              <w:tab w:val="right" w:leader="dot" w:pos="9350"/>
+            </w:tabs>
+            <w:rPr>
+              <w:noProof/>
+            </w:rPr>
+          </w:pPr>
+          <w:hyperlink w:anchor="_Toc228700701" w:history="1">
+            <w:r>
+              <w:rPr>
+                <w:rStyle w:val="Hyperlink"/>
+                <w:noProof/>
+              </w:rPr>
+              <w:t>11. Blue/Green deployment</w:t>
+            </w:r>
+            <w:r>
+              <w:rPr>
+                <w:noProof/>
+              </w:rPr>
+              <w:tab/>
+            </w:r>
+            <w:r>
+              <w:rPr>
+                <w:noProof/>
+              </w:rPr>
+              <w:fldChar w:fldCharType="begin"/>
+            </w:r>
+            <w:r>
+              <w:rPr>
+                <w:noProof/>
+              </w:rPr>
+              <w:instrText xml:space="preserve"> PAGEREF _Toc228700701 \h </w:instrText>
+            </w:r>
+            <w:r>
+              <w:rPr>
+                <w:noProof/>
+              </w:rPr>
+            </w:r>
+            <w:r>
+              <w:rPr>
+                <w:noProof/>
+              </w:rPr>
+              <w:fldChar w:fldCharType="separate"/>
+            </w:r>
+            <w:r>
+              <w:rPr>
+                <w:noProof/>
+              </w:rPr>
+              <w:t>1</w:t>
+            </w:r>
+            <w:r>
+              <w:rPr>
+                <w:noProof/>
+              </w:rPr>
+              <w:fldChar w:fldCharType="end"/>
+            </w:r>
+          </w:hyperlink>
+        </w:p>
+        <w:p>
+          <w:pPr>
+            <w:pStyle w:val="TOC2"/>
+            <w:tabs>
+              <w:tab w:val="right" w:leader="dot" w:pos="9350"/>
+            </w:tabs>
+            <w:rPr>
+              <w:noProof/>
+            </w:rPr>
+          </w:pPr>
+          <w:hyperlink w:anchor="_Toc228700702" w:history="1">
+            <w:r>
+              <w:rPr>
+                <w:rStyle w:val="Hyperlink"/>
+                <w:noProof/>
+              </w:rPr>
+              <w:t>How it works</w:t>
+            </w:r>
+            <w:r>
+              <w:rPr>
+                <w:noProof/>
+              </w:rPr>
+              <w:tab/>
+            </w:r>
+            <w:r>
+              <w:rPr>
+                <w:noProof/>
+              </w:rPr>
+              <w:fldChar w:fldCharType="begin"/>
+            </w:r>
+            <w:r>
+              <w:rPr>
+                <w:noProof/>
+              </w:rPr>
+              <w:instrText xml:space="preserve"> PAGEREF _Toc228700702 \h </w:instrText>
+            </w:r>
+            <w:r>
+              <w:rPr>
+                <w:noProof/>
+              </w:rPr>
+            </w:r>
+            <w:r>
+              <w:rPr>
+                <w:noProof/>
+              </w:rPr>
+              <w:fldChar w:fldCharType="separate"/>
+            </w:r>
+            <w:r>
+              <w:rPr>
+                <w:noProof/>
+              </w:rPr>
+              <w:t>1</w:t>
+            </w:r>
+            <w:r>
+              <w:rPr>
+                <w:noProof/>
+              </w:rPr>
+              <w:fldChar w:fldCharType="end"/>
+            </w:r>
+          </w:hyperlink>
+        </w:p>
+        <w:p>
+          <w:pPr>
+            <w:pStyle w:val="TOC1"/>
+            <w:tabs>
+              <w:tab w:val="right" w:leader="dot" w:pos="9350"/>
+            </w:tabs>
+            <w:rPr>
+              <w:noProof/>
+            </w:rPr>
+          </w:pPr>
+          <w:hyperlink w:anchor="_Toc228700703" w:history="1">
+            <w:r>
+              <w:rPr>
+                <w:rStyle w:val="Hyperlink"/>
+                <w:noProof/>
+              </w:rPr>
+              <w:t>12. Monitoring and logs</w:t>
+            </w:r>
+            <w:r>
+              <w:rPr>
+                <w:noProof/>
+              </w:rPr>
+              <w:tab/>
+            </w:r>
+            <w:r>
+              <w:rPr>
+                <w:noProof/>
+              </w:rPr>
+              <w:fldChar w:fldCharType="begin"/>
+            </w:r>
+            <w:r>
+              <w:rPr>
+                <w:noProof/>
+              </w:rPr>
+              <w:instrText xml:space="preserve"> PAGEREF _Toc228700703 \h </w:instrText>
+            </w:r>
+            <w:r>
+              <w:rPr>
+                <w:noProof/>
+              </w:rPr>
+            </w:r>
+            <w:r>
+              <w:rPr>
+                <w:noProof/>
+              </w:rPr>
+              <w:fldChar w:fldCharType="separate"/>
+            </w:r>
+            <w:r>
+              <w:rPr>
+                <w:noProof/>
+              </w:rPr>
+              <w:t>1</w:t>
+            </w:r>
+            <w:r>
+              <w:rPr>
+                <w:noProof/>
+              </w:rPr>
+              <w:fldChar w:fldCharType="end"/>
+            </w:r>
+          </w:hyperlink>
+        </w:p>
+        <w:p>
+          <w:pPr>
+            <w:pStyle w:val="TOC2"/>
+            <w:tabs>
+              <w:tab w:val="right" w:leader="dot" w:pos="9350"/>
+            </w:tabs>
+            <w:rPr>
+              <w:noProof/>
+            </w:rPr>
+          </w:pPr>
+          <w:hyperlink w:anchor="_Toc228700704" w:history="1">
+            <w:r>
+              <w:rPr>
+                <w:rStyle w:val="Hyperlink"/>
+                <w:noProof/>
+              </w:rPr>
+              <w:t>Built-in dashboards</w:t>
+            </w:r>
+            <w:r>
+              <w:rPr>
+                <w:noProof/>
+              </w:rPr>
+              <w:tab/>
+            </w:r>
+            <w:r>
+              <w:rPr>
+                <w:noProof/>
+              </w:rPr>
+              <w:fldChar w:fldCharType="begin"/>
+            </w:r>
+            <w:r>
+              <w:rPr>
+                <w:noProof/>
+              </w:rPr>
+              <w:instrText xml:space="preserve"> PAGEREF _Toc228700704 \h </w:instrText>
+            </w:r>
+            <w:r>
+              <w:rPr>
+                <w:noProof/>
+              </w:rPr>
+            </w:r>
+            <w:r>
+              <w:rPr>
+                <w:noProof/>
+              </w:rPr>
+              <w:fldChar w:fldCharType="separate"/>
+            </w:r>
+            <w:r>
+              <w:rPr>
+                <w:noProof/>
+              </w:rPr>
+              <w:t>1</w:t>
+            </w:r>
+            <w:r>
+              <w:rPr>
+                <w:noProof/>
+              </w:rPr>
+              <w:fldChar w:fldCharType="end"/>
+            </w:r>
+          </w:hyperlink>
+        </w:p>
+        <w:p>
+          <w:pPr>
+            <w:pStyle w:val="TOC2"/>
+            <w:tabs>
+              <w:tab w:val="right" w:leader="dot" w:pos="9350"/>
+            </w:tabs>
+            <w:rPr>
+              <w:noProof/>
+            </w:rPr>
+          </w:pPr>
+          <w:hyperlink w:anchor="_Toc228700705" w:history="1">
+            <w:r>
+              <w:rPr>
+                <w:rStyle w:val="Hyperlink"/>
+                <w:noProof/>
+              </w:rPr>
+              <w:t>AEM Developer Console</w:t>
+            </w:r>
+            <w:r>
+              <w:rPr>
+                <w:noProof/>
+              </w:rPr>
+              <w:tab/>
+            </w:r>
+            <w:r>
+              <w:rPr>
+                <w:noProof/>
+              </w:rPr>
+              <w:fldChar w:fldCharType="begin"/>
+            </w:r>
+            <w:r>
+              <w:rPr>
+                <w:noProof/>
+              </w:rPr>
+              <w:instrText xml:space="preserve"> PAGEREF _Toc228700705 \h </w:instrText>
+            </w:r>
+            <w:r>
+              <w:rPr>
+                <w:noProof/>
+              </w:rPr>
+            </w:r>
+            <w:r>
+              <w:rPr>
+                <w:noProof/>
+              </w:rPr>
+              <w:fldChar w:fldCharType="separate"/>
+            </w:r>
+            <w:r>
+              <w:rPr>
+                <w:noProof/>
+              </w:rPr>
+              <w:t>1</w:t>
+            </w:r>
+            <w:r>
+              <w:rPr>
+                <w:noProof/>
+              </w:rPr>
+              <w:fldChar w:fldCharType="end"/>
+            </w:r>
+          </w:hyperlink>
+        </w:p>
+        <w:p>
+          <w:pPr>
+            <w:pStyle w:val="TOC2"/>
+            <w:tabs>
+              <w:tab w:val="right" w:leader="dot" w:pos="9350"/>
+            </w:tabs>
+            <w:rPr>
+              <w:noProof/>
+            </w:rPr>
+          </w:pPr>
+          <w:hyperlink w:anchor="_Toc228700706" w:history="1">
+            <w:r>
+              <w:rPr>
+                <w:rStyle w:val="Hyperlink"/>
+                <w:noProof/>
+              </w:rPr>
+              <w:t>Log access options</w:t>
+            </w:r>
+            <w:r>
+              <w:rPr>
+                <w:noProof/>
+              </w:rPr>
+              <w:tab/>
+            </w:r>
+            <w:r>
+              <w:rPr>
+                <w:noProof/>
+              </w:rPr>
+              <w:fldChar w:fldCharType="begin"/>
+            </w:r>
+            <w:r>
+              <w:rPr>
+                <w:noProof/>
+              </w:rPr>
+              <w:instrText xml:space="preserve"> PAGEREF _Toc228700706 \h </w:instrText>
+            </w:r>
+            <w:r>
+              <w:rPr>
+                <w:noProof/>
+              </w:rPr>
+            </w:r>
+            <w:r>
+              <w:rPr>
+                <w:noProof/>
+              </w:rPr>
+              <w:fldChar w:fldCharType="separate"/>
+            </w:r>
+            <w:r>
+              <w:rPr>
+                <w:noProof/>
+              </w:rPr>
+              <w:t>1</w:t>
+            </w:r>
+            <w:r>
+              <w:rPr>
+                <w:noProof/>
+              </w:rPr>
+              <w:fldChar w:fldCharType="end"/>
+            </w:r>
+          </w:hyperlink>
+        </w:p>
+        <w:p>
+          <w:pPr>
+            <w:pStyle w:val="TOC2"/>
+            <w:tabs>
+              <w:tab w:val="right" w:leader="dot" w:pos="9350"/>
+            </w:tabs>
+            <w:rPr>
+              <w:noProof/>
+            </w:rPr>
+          </w:pPr>
+          <w:hyperlink w:anchor="_Toc228700707" w:history="1">
+            <w:r>
+              <w:rPr>
+                <w:rStyle w:val="Hyperlink"/>
+                <w:noProof/>
+              </w:rPr>
+              <w:t>Custom Alerts</w:t>
+            </w:r>
+            <w:r>
+              <w:rPr>
+                <w:noProof/>
+              </w:rPr>
+              <w:tab/>
+            </w:r>
+            <w:r>
+              <w:rPr>
+                <w:noProof/>
+              </w:rPr>
+              <w:fldChar w:fldCharType="begin"/>
+            </w:r>
+            <w:r>
+              <w:rPr>
+                <w:noProof/>
+              </w:rPr>
+              <w:instrText xml:space="preserve"> PAGEREF _Toc228700707 \h </w:instrText>
+            </w:r>
+            <w:r>
+              <w:rPr>
+                <w:noProof/>
+              </w:rPr>
+            </w:r>
+            <w:r>
+              <w:rPr>
+                <w:noProof/>
+              </w:rPr>
+              <w:fldChar w:fldCharType="separate"/>
+            </w:r>
+            <w:r>
+              <w:rPr>
+                <w:noProof/>
+              </w:rPr>
+              <w:t>1</w:t>
+            </w:r>
+            <w:r>
+              <w:rPr>
+                <w:noProof/>
+              </w:rPr>
+              <w:fldChar w:fldCharType="end"/>
+            </w:r>
+          </w:hyperlink>
+        </w:p>
+        <w:p>
+          <w:pPr>
+            <w:pStyle w:val="TOC2"/>
+            <w:tabs>
+              <w:tab w:val="right" w:leader="dot" w:pos="9350"/>
+            </w:tabs>
+            <w:rPr>
+              <w:noProof/>
+            </w:rPr>
+          </w:pPr>
+          <w:hyperlink w:anchor="_Toc228700708" w:history="1">
+            <w:r>
+              <w:rPr>
+                <w:rStyle w:val="Hyperlink"/>
+                <w:noProof/>
+              </w:rPr>
+              <w:t>Content Audit / Experience Audit</w:t>
+            </w:r>
+            <w:r>
+              <w:rPr>
+                <w:noProof/>
+              </w:rPr>
+              <w:tab/>
+            </w:r>
+            <w:r>
+              <w:rPr>
+                <w:noProof/>
+              </w:rPr>
+              <w:fldChar w:fldCharType="begin"/>
+            </w:r>
+            <w:r>
+              <w:rPr>
+                <w:noProof/>
+              </w:rPr>
+              <w:instrText xml:space="preserve"> PAGEREF _Toc228700708 \h </w:instrText>
+            </w:r>
+            <w:r>
+              <w:rPr>
+                <w:noProof/>
+              </w:rPr>
+            </w:r>
+            <w:r>
+              <w:rPr>
+                <w:noProof/>
+              </w:rPr>
+              <w:fldChar w:fldCharType="separate"/>
+            </w:r>
+            <w:r>
+              <w:rPr>
+                <w:noProof/>
+              </w:rPr>
+              <w:t>1</w:t>
+            </w:r>
+            <w:r>
+              <w:rPr>
+                <w:noProof/>
+              </w:rPr>
+              <w:fldChar w:fldCharType="end"/>
+            </w:r>
+          </w:hyperlink>
+        </w:p>
+        <w:p>
+          <w:pPr>
+            <w:pStyle w:val="TOC2"/>
+            <w:tabs>
+              <w:tab w:val="right" w:leader="dot" w:pos="9350"/>
+            </w:tabs>
+            <w:rPr>
+              <w:noProof/>
+            </w:rPr>
+          </w:pPr>
+          <w:hyperlink w:anchor="_Toc228700709" w:history="1">
+            <w:r>
+              <w:rPr>
+                <w:rStyle w:val="Hyperlink"/>
+                <w:noProof/>
+              </w:rPr>
+              <w:t>New Relic Integration</w:t>
+            </w:r>
+            <w:r>
+              <w:rPr>
+                <w:noProof/>
+              </w:rPr>
+              <w:tab/>
+            </w:r>
+            <w:r>
+              <w:rPr>
+                <w:noProof/>
+              </w:rPr>
+              <w:fldChar w:fldCharType="begin"/>
+            </w:r>
+            <w:r>
+              <w:rPr>
+                <w:noProof/>
+              </w:rPr>
+              <w:instrText xml:space="preserve"> PAGEREF _Toc228700709 \h </w:instrText>
+            </w:r>
+            <w:r>
+              <w:rPr>
+                <w:noProof/>
+              </w:rPr>
+            </w:r>
+            <w:r>
+              <w:rPr>
+                <w:noProof/>
+              </w:rPr>
+              <w:fldChar w:fldCharType="separate"/>
+            </w:r>
+            <w:r>
+              <w:rPr>
+                <w:noProof/>
+              </w:rPr>
+              <w:t>1</w:t>
+            </w:r>
+            <w:r>
+              <w:rPr>
+                <w:noProof/>
+              </w:rPr>
+              <w:fldChar w:fldCharType="end"/>
+            </w:r>
+          </w:hyperlink>
+        </w:p>
+        <w:p>
+          <w:pPr>
+            <w:pStyle w:val="TOC1"/>
+            <w:tabs>
+              <w:tab w:val="right" w:leader="dot" w:pos="9350"/>
+            </w:tabs>
+            <w:rPr>
+              <w:noProof/>
+            </w:rPr>
+          </w:pPr>
+          <w:hyperlink w:anchor="_Toc228700710" w:history="1">
+            <w:r>
+              <w:rPr>
+                <w:rStyle w:val="Hyperlink"/>
+                <w:noProof/>
+              </w:rPr>
+              <w:t>13. Cloud Manager API and CLI</w:t>
+            </w:r>
+            <w:r>
+              <w:rPr>
+                <w:noProof/>
+              </w:rPr>
+              <w:tab/>
+            </w:r>
+            <w:r>
+              <w:rPr>
+                <w:noProof/>
+              </w:rPr>
+              <w:fldChar w:fldCharType="begin"/>
+            </w:r>
+            <w:r>
+              <w:rPr>
+                <w:noProof/>
+              </w:rPr>
+              <w:instrText xml:space="preserve"> PAGEREF _Toc228700710 \h </w:instrText>
+            </w:r>
+            <w:r>
+              <w:rPr>
+                <w:noProof/>
+              </w:rPr>
+            </w:r>
+            <w:r>
+              <w:rPr>
+                <w:noProof/>
+              </w:rPr>
+              <w:fldChar w:fldCharType="separate"/>
+            </w:r>
+            <w:r>
+              <w:rPr>
+                <w:noProof/>
+              </w:rPr>
+              <w:t>1</w:t>
+            </w:r>
+            <w:r>
+              <w:rPr>
+                <w:noProof/>
+              </w:rPr>
+              <w:fldChar w:fldCharType="end"/>
+            </w:r>
+          </w:hyperlink>
+        </w:p>
+        <w:p>
+          <w:pPr>
+            <w:pStyle w:val="TOC2"/>
+            <w:tabs>
+              <w:tab w:val="right" w:leader="dot" w:pos="9350"/>
+            </w:tabs>
+            <w:rPr>
+              <w:noProof/>
+            </w:rPr>
+          </w:pPr>
+          <w:hyperlink w:anchor="_Toc228700711" w:history="1">
+            <w:r>
+              <w:rPr>
+                <w:rStyle w:val="Hyperlink"/>
+                <w:noProof/>
+              </w:rPr>
+              <w:t>Cloud Manager REST API</w:t>
+            </w:r>
+            <w:r>
+              <w:rPr>
+                <w:noProof/>
+              </w:rPr>
+              <w:tab/>
+            </w:r>
+            <w:r>
+              <w:rPr>
+                <w:noProof/>
+              </w:rPr>
+              <w:fldChar w:fldCharType="begin"/>
+            </w:r>
+            <w:r>
+              <w:rPr>
+                <w:noProof/>
+              </w:rPr>
+              <w:instrText xml:space="preserve"> PAGEREF _Toc228700711 \h </w:instrText>
+            </w:r>
+            <w:r>
+              <w:rPr>
+                <w:noProof/>
+              </w:rPr>
+            </w:r>
+            <w:r>
+              <w:rPr>
+                <w:noProof/>
+              </w:rPr>
+              <w:fldChar w:fldCharType="separate"/>
+            </w:r>
+            <w:r>
+              <w:rPr>
+                <w:noProof/>
+              </w:rPr>
+              <w:t>1</w:t>
+            </w:r>
+            <w:r>
+              <w:rPr>
+                <w:noProof/>
+              </w:rPr>
+              <w:fldChar w:fldCharType="end"/>
+            </w:r>
+          </w:hyperlink>
+        </w:p>
+        <w:p>
+          <w:pPr>
+            <w:pStyle w:val="TOC2"/>
+            <w:tabs>
+              <w:tab w:val="right" w:leader="dot" w:pos="9350"/>
+            </w:tabs>
+            <w:rPr>
+              <w:noProof/>
+            </w:rPr>
+          </w:pPr>
+          <w:hyperlink w:anchor="_Toc228700712" w:history="1">
+            <w:r>
+              <w:rPr>
+                <w:rStyle w:val="Hyperlink"/>
+                <w:noProof/>
+              </w:rPr>
+              <w:t>Key API use cases</w:t>
+            </w:r>
+            <w:r>
+              <w:rPr>
+                <w:noProof/>
+              </w:rPr>
+              <w:tab/>
+            </w:r>
+            <w:r>
+              <w:rPr>
+                <w:noProof/>
+              </w:rPr>
+              <w:fldChar w:fldCharType="begin"/>
+            </w:r>
+            <w:r>
+              <w:rPr>
+                <w:noProof/>
+              </w:rPr>
+              <w:instrText xml:space="preserve"> PAGEREF _Toc228700712 \h </w:instrText>
+            </w:r>
+            <w:r>
+              <w:rPr>
+                <w:noProof/>
+              </w:rPr>
+            </w:r>
+            <w:r>
+              <w:rPr>
+                <w:noProof/>
+              </w:rPr>
+              <w:fldChar w:fldCharType="separate"/>
+            </w:r>
+            <w:r>
+              <w:rPr>
+                <w:noProof/>
+              </w:rPr>
+              <w:t>1</w:t>
+            </w:r>
+            <w:r>
+              <w:rPr>
+                <w:noProof/>
+              </w:rPr>
+              <w:fldChar w:fldCharType="end"/>
+            </w:r>
+          </w:hyperlink>
+        </w:p>
+        <w:p>
+          <w:pPr>
+            <w:pStyle w:val="TOC2"/>
+            <w:tabs>
+              <w:tab w:val="right" w:leader="dot" w:pos="9350"/>
+            </w:tabs>
+            <w:rPr>
+              <w:noProof/>
+            </w:rPr>
+          </w:pPr>
+          <w:hyperlink w:anchor="_Toc228700713" w:history="1">
+            <w:r>
+              <w:rPr>
+                <w:rStyle w:val="Hyperlink"/>
+                <w:noProof/>
+              </w:rPr>
+              <w:t>Adobe I/O CLI (aio)</w:t>
+            </w:r>
+            <w:r>
+              <w:rPr>
+                <w:noProof/>
+              </w:rPr>
+              <w:tab/>
+            </w:r>
+            <w:r>
+              <w:rPr>
+                <w:noProof/>
+              </w:rPr>
+              <w:fldChar w:fldCharType="begin"/>
+            </w:r>
+            <w:r>
+              <w:rPr>
+                <w:noProof/>
+              </w:rPr>
+              <w:instrText xml:space="preserve"> PAGEREF _Toc228700713 \h </w:instrText>
+            </w:r>
+            <w:r>
+              <w:rPr>
+                <w:noProof/>
+              </w:rPr>
+            </w:r>
+            <w:r>
+              <w:rPr>
+                <w:noProof/>
+              </w:rPr>
+              <w:fldChar w:fldCharType="separate"/>
+            </w:r>
+            <w:r>
+              <w:rPr>
+                <w:noProof/>
+              </w:rPr>
+              <w:t>1</w:t>
+            </w:r>
+            <w:r>
+              <w:rPr>
+                <w:noProof/>
+              </w:rPr>
+              <w:fldChar w:fldCharType="end"/>
+            </w:r>
+          </w:hyperlink>
+        </w:p>
+        <w:p>
+          <w:pPr>
+            <w:pStyle w:val="TOC1"/>
+            <w:tabs>
+              <w:tab w:val="right" w:leader="dot" w:pos="9350"/>
+            </w:tabs>
+            <w:rPr>
+              <w:noProof/>
+            </w:rPr>
+          </w:pPr>
+          <w:hyperlink w:anchor="_Toc228700714" w:history="1">
+            <w:r>
+              <w:rPr>
+                <w:rStyle w:val="Hyperlink"/>
+                <w:noProof/>
+              </w:rPr>
+              <w:t>14. Closing</w:t>
+            </w:r>
+            <w:r>
+              <w:rPr>
+                <w:noProof/>
+              </w:rPr>
+              <w:tab/>
+            </w:r>
+            <w:r>
+              <w:rPr>
+                <w:noProof/>
+              </w:rPr>
+              <w:fldChar w:fldCharType="begin"/>
+            </w:r>
+            <w:r>
+              <w:rPr>
+                <w:noProof/>
+              </w:rPr>
+              <w:instrText xml:space="preserve"> PAGEREF _Toc228700714 \h </w:instrText>
+            </w:r>
+            <w:r>
+              <w:rPr>
+                <w:noProof/>
+              </w:rPr>
+            </w:r>
+            <w:r>
+              <w:rPr>
+                <w:noProof/>
+              </w:rPr>
+              <w:fldChar w:fldCharType="separate"/>
+            </w:r>
+            <w:r>
+              <w:rPr>
+                <w:noProof/>
+              </w:rPr>
+              <w:t>1</w:t>
+            </w:r>
+            <w:r>
+              <w:rPr>
+                <w:noProof/>
+              </w:rPr>
+              <w:fldChar w:fldCharType="end"/>
+            </w:r>
+          </w:hyperlink>
         </w:p>
         <w:p>
           <w:r>
@@ -107,16 +3541,27 @@
       <w:pPr>
         <w:pStyle w:val="Heading1"/>
       </w:pPr>
-      <w:r>
-        <w:t xml:space="preserve">1. Introduction</w:t>
-      </w:r>
+      <w:bookmarkStart w:id="0" w:name="_Toc228700659"/>
+      <w:r>
+        <w:lastRenderedPageBreak/>
+        <w:t>1. Introduction</w:t>
+      </w:r>
+      <w:bookmarkEnd w:id="0"/>
     </w:p>
     <w:p>
       <w:pPr>
         <w:spacing w:after="120"/>
       </w:pPr>
       <w:r>
-        <w:t xml:space="preserve">This guide is a full recap of Cloud Manager and the AEM as a Cloud Service (AEMaaCS) platform. It covers the most important concepts grouped in nine categories, designed to help you connect the pieces and see the big picture.</w:t>
+        <w:t>This guide is a full recap of Cloud Manager and the AEM as a Cloud Service (</w:t>
+      </w:r>
+      <w:proofErr w:type="spellStart"/>
+      <w:r>
+        <w:t>AEMaaCS</w:t>
+      </w:r>
+      <w:proofErr w:type="spellEnd"/>
+      <w:r>
+        <w:t>) platform. It covers the most important concepts grouped in nine categories, designed to help you connect the pieces and see the big picture.</w:t>
       </w:r>
     </w:p>
     <w:p>
@@ -124,20 +3569,23 @@
         <w:spacing w:after="120"/>
       </w:pPr>
       <w:r>
-        <w:t xml:space="preserve">We go through each category, highlighting the key points you need to remember.</w:t>
-      </w:r>
-    </w:p>
-    <w:p>
-      <w:pPr>
-        <w:spacing w:after="60" w:before="120"/>
+        <w:t>We go through each category, highlighting the key points you need to remember.</w:t>
+      </w:r>
+    </w:p>
+    <w:p>
+      <w:pPr>
+        <w:spacing w:before="120" w:after="60"/>
         <w:jc w:val="center"/>
       </w:pPr>
       <w:r>
+        <w:rPr>
+          <w:noProof/>
+        </w:rPr>
         <w:drawing>
-          <wp:inline distT="0" distB="0" distL="0" distR="0">
+          <wp:inline distT="0" distB="0" distL="0" distR="0" wp14:anchorId="3E7A7B74" wp14:editId="279DE6A3">
             <wp:extent cx="5334000" cy="3295650"/>
-            <wp:effectExtent t="0" r="0" b="0" l="0"/>
-            <wp:docPr id="1" name="" descr="" title=""/>
+            <wp:effectExtent l="0" t="0" r="0" b="0"/>
+            <wp:docPr id="1" name="Picture 1" descr="The nine categories covered in this guide."/>
             <wp:cNvGraphicFramePr>
               <a:graphicFrameLocks xmlns:a="http://schemas.openxmlformats.org/drawingml/2006/main" noChangeAspect="1"/>
             </wp:cNvGraphicFramePr>
@@ -145,13 +3593,13 @@
               <a:graphicData uri="http://schemas.openxmlformats.org/drawingml/2006/picture">
                 <pic:pic xmlns:pic="http://schemas.openxmlformats.org/drawingml/2006/picture">
                   <pic:nvPicPr>
-                    <pic:cNvPr id="0" name="" descr=""/>
+                    <pic:cNvPr id="1" name="Picture 1" descr="The nine categories covered in this guide."/>
                     <pic:cNvPicPr>
                       <a:picLocks noChangeAspect="1" noChangeArrowheads="1"/>
                     </pic:cNvPicPr>
                   </pic:nvPicPr>
                   <pic:blipFill>
-                    <a:blip r:embed="rId9" cstate="none"/>
+                    <a:blip r:embed="rId7"/>
                     <a:srcRect/>
                     <a:stretch>
                       <a:fillRect/>
@@ -186,32 +3634,44 @@
           <w:sz w:val="20"/>
           <w:szCs w:val="20"/>
         </w:rPr>
-        <w:t xml:space="preserve">Figure 1. The nine categories covered in this guide.</w:t>
+        <w:t>Figure 1. The nine categories covered in this guide.</w:t>
       </w:r>
     </w:p>
     <w:p>
       <w:pPr>
         <w:pStyle w:val="Heading1"/>
       </w:pPr>
-      <w:r>
-        <w:t xml:space="preserve">2. AEMaaCS overview</w:t>
-      </w:r>
+      <w:bookmarkStart w:id="1" w:name="_Toc228700660"/>
+      <w:r>
+        <w:t xml:space="preserve">2. </w:t>
+      </w:r>
+      <w:proofErr w:type="spellStart"/>
+      <w:r>
+        <w:t>AEMaaCS</w:t>
+      </w:r>
+      <w:proofErr w:type="spellEnd"/>
+      <w:r>
+        <w:t xml:space="preserve"> overview</w:t>
+      </w:r>
+      <w:bookmarkEnd w:id="1"/>
     </w:p>
     <w:p>
       <w:pPr>
         <w:spacing w:after="120"/>
       </w:pPr>
       <w:r>
-        <w:t xml:space="preserve">AEM as a Cloud Service is Adobe's fully managed, cloud-native CMS.</w:t>
+        <w:t>AEM as a Cloud Service is Adobe's fully managed, cloud-native CMS.</w:t>
       </w:r>
     </w:p>
     <w:p>
       <w:pPr>
         <w:pStyle w:val="Heading2"/>
       </w:pPr>
-      <w:r>
-        <w:t xml:space="preserve">Key traits</w:t>
-      </w:r>
+      <w:bookmarkStart w:id="2" w:name="_Toc228700661"/>
+      <w:r>
+        <w:t>Key traits</w:t>
+      </w:r>
+      <w:bookmarkEnd w:id="2"/>
     </w:p>
     <w:p>
       <w:pPr>
@@ -223,7 +3683,7 @@
         <w:spacing w:after="80"/>
       </w:pPr>
       <w:r>
-        <w:t xml:space="preserve">Always on the latest version — no manual upgrades, Adobe handles it continuously.</w:t>
+        <w:t>Always on the latest version — no manual upgrades, Adobe handles it continuously.</w:t>
       </w:r>
     </w:p>
     <w:p>
@@ -236,7 +3696,7 @@
         <w:spacing w:after="80"/>
       </w:pPr>
       <w:r>
-        <w:t xml:space="preserve">Auto-scaling — resources grow and shrink automatically based on traffic.</w:t>
+        <w:t>Auto-scaling — resources grow and shrink automatically based on traffic.</w:t>
       </w:r>
     </w:p>
     <w:p>
@@ -249,7 +3709,7 @@
         <w:spacing w:after="80"/>
       </w:pPr>
       <w:r>
-        <w:t xml:space="preserve">Built-in CDN — content is served from edge nodes close to the user.</w:t>
+        <w:t>Built-in CDN — content is served from edge nodes close to the user.</w:t>
       </w:r>
     </w:p>
     <w:p>
@@ -262,23 +3722,33 @@
         <w:spacing w:after="80"/>
       </w:pPr>
       <w:r>
-        <w:t xml:space="preserve">Containers — AEMaaCS runs as Docker containers, not as a fixed Java process.</w:t>
+        <w:t xml:space="preserve">Containers — </w:t>
+      </w:r>
+      <w:proofErr w:type="spellStart"/>
+      <w:r>
+        <w:t>AEMaaCS</w:t>
+      </w:r>
+      <w:proofErr w:type="spellEnd"/>
+      <w:r>
+        <w:t xml:space="preserve"> runs as Docker containers, not as a fixed Java process.</w:t>
       </w:r>
     </w:p>
     <w:p>
       <w:pPr>
         <w:pStyle w:val="Heading2"/>
       </w:pPr>
-      <w:r>
-        <w:t xml:space="preserve">Two architecture layers</w:t>
-      </w:r>
+      <w:bookmarkStart w:id="3" w:name="_Toc228700662"/>
+      <w:r>
+        <w:t>Two architecture layers</w:t>
+      </w:r>
+      <w:bookmarkEnd w:id="3"/>
     </w:p>
     <w:p>
       <w:pPr>
         <w:spacing w:after="120"/>
       </w:pPr>
       <w:r>
-        <w:t xml:space="preserve">Immutable layer: /apps and /libs are read-only at runtime. Changes only come in through a Cloud Manager pipeline deployment.</w:t>
+        <w:t>Immutable layer: /apps and /libs are read-only at runtime. Changes only come in through a Cloud Manager pipeline deployment.</w:t>
       </w:r>
     </w:p>
     <w:p>
@@ -286,16 +3756,18 @@
         <w:spacing w:after="120"/>
       </w:pPr>
       <w:r>
-        <w:t xml:space="preserve">Mutable layer: /content and /conf survive deployments. They are stored in a persistent repository backed by Azure Blob Storage.</w:t>
+        <w:t>Mutable layer: /content and /conf survive deployments. They are stored in a persistent repository backed by Azure Blob Storage.</w:t>
       </w:r>
     </w:p>
     <w:p>
       <w:pPr>
         <w:pStyle w:val="Heading2"/>
       </w:pPr>
-      <w:r>
-        <w:t xml:space="preserve">Other important concepts</w:t>
-      </w:r>
+      <w:bookmarkStart w:id="4" w:name="_Toc228700663"/>
+      <w:r>
+        <w:t>Other important concepts</w:t>
+      </w:r>
+      <w:bookmarkEnd w:id="4"/>
     </w:p>
     <w:p>
       <w:pPr>
@@ -307,7 +3779,8 @@
         <w:spacing w:after="80"/>
       </w:pPr>
       <w:r>
-        <w:t xml:space="preserve">Sling Content Distribution (SCD) replaces traditional replication agents.</w:t>
+        <w:lastRenderedPageBreak/>
+        <w:t>Sling Content Distribution (SCD) replaces traditional replication agents.</w:t>
       </w:r>
     </w:p>
     <w:p>
@@ -320,7 +3793,7 @@
         <w:spacing w:after="80"/>
       </w:pPr>
       <w:r>
-        <w:t xml:space="preserve">Asset Microservices handle rendition processing at scale via Adobe I/O Runtime.</w:t>
+        <w:t>Asset Microservices handle rendition processing at scale via Adobe I/O Runtime.</w:t>
       </w:r>
     </w:p>
     <w:p>
@@ -333,7 +3806,7 @@
         <w:spacing w:after="80"/>
       </w:pPr>
       <w:r>
-        <w:t xml:space="preserve">RDE (Rapid Development Environment) allows instant code deploys without running a full pipeline.</w:t>
+        <w:t>RDE (Rapid Development Environment) allows instant code deploys without running a full pipeline.</w:t>
       </w:r>
     </w:p>
     <w:p>
@@ -346,20 +3819,23 @@
         <w:spacing w:after="80"/>
       </w:pPr>
       <w:r>
-        <w:t xml:space="preserve">Cloud Acceleration Manager (CAM) helps teams plan and track migrations from AEM 6.x.</w:t>
-      </w:r>
-    </w:p>
-    <w:p>
-      <w:pPr>
-        <w:spacing w:after="60" w:before="120"/>
+        <w:t>Cloud Acceleration Manager (CAM) helps teams plan and track migrations from AEM 6.x.</w:t>
+      </w:r>
+    </w:p>
+    <w:p>
+      <w:pPr>
+        <w:spacing w:before="120" w:after="60"/>
         <w:jc w:val="center"/>
       </w:pPr>
       <w:r>
+        <w:rPr>
+          <w:noProof/>
+        </w:rPr>
         <w:drawing>
-          <wp:inline distT="0" distB="0" distL="0" distR="0">
+          <wp:inline distT="0" distB="0" distL="0" distR="0" wp14:anchorId="2FAD6A98" wp14:editId="5B788AA4">
             <wp:extent cx="5334000" cy="4238625"/>
-            <wp:effectExtent t="0" r="0" b="0" l="0"/>
-            <wp:docPr id="1" name="" descr="" title=""/>
+            <wp:effectExtent l="0" t="0" r="0" b="0"/>
+            <wp:docPr id="1701400550" name="Picture 1701400550" descr="AEMaaCS at a glance: traits, layers, and key concepts."/>
             <wp:cNvGraphicFramePr>
               <a:graphicFrameLocks xmlns:a="http://schemas.openxmlformats.org/drawingml/2006/main" noChangeAspect="1"/>
             </wp:cNvGraphicFramePr>
@@ -367,13 +3843,13 @@
               <a:graphicData uri="http://schemas.openxmlformats.org/drawingml/2006/picture">
                 <pic:pic xmlns:pic="http://schemas.openxmlformats.org/drawingml/2006/picture">
                   <pic:nvPicPr>
-                    <pic:cNvPr id="0" name="" descr=""/>
+                    <pic:cNvPr id="1701400550" name="Picture 1701400550" descr="AEMaaCS at a glance: traits, layers, and key concepts."/>
                     <pic:cNvPicPr>
                       <a:picLocks noChangeAspect="1" noChangeArrowheads="1"/>
                     </pic:cNvPicPr>
                   </pic:nvPicPr>
                   <pic:blipFill>
-                    <a:blip r:embed="rId10" cstate="none"/>
+                    <a:blip r:embed="rId8"/>
                     <a:srcRect/>
                     <a:stretch>
                       <a:fillRect/>
@@ -408,32 +3884,80 @@
           <w:sz w:val="20"/>
           <w:szCs w:val="20"/>
         </w:rPr>
-        <w:t xml:space="preserve">Figure 2. AEMaaCS at a glance: traits, layers, and key concepts.</w:t>
+        <w:t xml:space="preserve">Figure 2. </w:t>
+      </w:r>
+      <w:proofErr w:type="spellStart"/>
+      <w:r>
+        <w:rPr>
+          <w:i/>
+          <w:iCs/>
+          <w:color w:val="5F5E5A"/>
+          <w:sz w:val="20"/>
+          <w:szCs w:val="20"/>
+        </w:rPr>
+        <w:t>AEMaaCS</w:t>
+      </w:r>
+      <w:proofErr w:type="spellEnd"/>
+      <w:r>
+        <w:rPr>
+          <w:i/>
+          <w:iCs/>
+          <w:color w:val="5F5E5A"/>
+          <w:sz w:val="20"/>
+          <w:szCs w:val="20"/>
+        </w:rPr>
+        <w:t xml:space="preserve"> </w:t>
+      </w:r>
+      <w:proofErr w:type="gramStart"/>
+      <w:r>
+        <w:rPr>
+          <w:i/>
+          <w:iCs/>
+          <w:color w:val="5F5E5A"/>
+          <w:sz w:val="20"/>
+          <w:szCs w:val="20"/>
+        </w:rPr>
+        <w:t>at a glance</w:t>
+      </w:r>
+      <w:proofErr w:type="gramEnd"/>
+      <w:r>
+        <w:rPr>
+          <w:i/>
+          <w:iCs/>
+          <w:color w:val="5F5E5A"/>
+          <w:sz w:val="20"/>
+          <w:szCs w:val="20"/>
+        </w:rPr>
+        <w:t>: traits, layers, and key concepts.</w:t>
       </w:r>
     </w:p>
     <w:p>
       <w:pPr>
         <w:pStyle w:val="Heading1"/>
       </w:pPr>
-      <w:r>
-        <w:t xml:space="preserve">3. Adobe Admin Console</w:t>
-      </w:r>
+      <w:bookmarkStart w:id="5" w:name="_Toc228700664"/>
+      <w:r>
+        <w:t>3. Adobe Admin Console</w:t>
+      </w:r>
+      <w:bookmarkEnd w:id="5"/>
     </w:p>
     <w:p>
       <w:pPr>
         <w:spacing w:after="120"/>
       </w:pPr>
       <w:r>
-        <w:t xml:space="preserve">The Adobe Admin Console is the central identity and access management portal for all Adobe products.</w:t>
+        <w:t>The Adobe Admin Console is the central identity and access management portal for all Adobe products.</w:t>
       </w:r>
     </w:p>
     <w:p>
       <w:pPr>
         <w:pStyle w:val="Heading2"/>
       </w:pPr>
-      <w:r>
-        <w:t xml:space="preserve">Key concepts</w:t>
-      </w:r>
+      <w:bookmarkStart w:id="6" w:name="_Toc228700665"/>
+      <w:r>
+        <w:t>Key concepts</w:t>
+      </w:r>
+      <w:bookmarkEnd w:id="6"/>
     </w:p>
     <w:p>
       <w:pPr>
@@ -445,7 +3969,7 @@
         <w:spacing w:after="80"/>
       </w:pPr>
       <w:r>
-        <w:t xml:space="preserve">IMS Organization — the top-level entity representing a company's entitlement to Adobe products.</w:t>
+        <w:t>IMS Organization — the top-level entity representing a company's entitlement to Adobe products.</w:t>
       </w:r>
     </w:p>
     <w:p>
@@ -458,7 +3982,15 @@
         <w:spacing w:after="80"/>
       </w:pPr>
       <w:r>
-        <w:t xml:space="preserve">All AEMaaCS programs belong to an IMS Org.</w:t>
+        <w:t xml:space="preserve">All </w:t>
+      </w:r>
+      <w:proofErr w:type="spellStart"/>
+      <w:r>
+        <w:t>AEMaaCS</w:t>
+      </w:r>
+      <w:proofErr w:type="spellEnd"/>
+      <w:r>
+        <w:t xml:space="preserve"> programs belong to an IMS Org.</w:t>
       </w:r>
     </w:p>
     <w:p>
@@ -471,23 +4003,31 @@
         <w:spacing w:after="80"/>
       </w:pPr>
       <w:r>
-        <w:t xml:space="preserve">The IMS Org Admin has the highest level of access.</w:t>
+        <w:t>The IMS Org Admin has the highest level of access.</w:t>
       </w:r>
     </w:p>
     <w:p>
       <w:pPr>
         <w:pStyle w:val="Heading2"/>
       </w:pPr>
-      <w:r>
-        <w:t xml:space="preserve">Two types of product profiles for AEMaaCS</w:t>
-      </w:r>
+      <w:bookmarkStart w:id="7" w:name="_Toc228700666"/>
+      <w:r>
+        <w:t xml:space="preserve">Two types of product profiles for </w:t>
+      </w:r>
+      <w:proofErr w:type="spellStart"/>
+      <w:r>
+        <w:t>AEMaaCS</w:t>
+      </w:r>
+      <w:bookmarkEnd w:id="7"/>
+      <w:proofErr w:type="spellEnd"/>
     </w:p>
     <w:p>
       <w:pPr>
         <w:spacing w:after="120"/>
       </w:pPr>
       <w:r>
-        <w:t xml:space="preserve">Cloud Manager profiles control what users can do inside Cloud Manager. They include Business Owner, Program Manager, Deployment Manager, and Developer.</w:t>
+        <w:lastRenderedPageBreak/>
+        <w:t>Cloud Manager profiles control what users can do inside Cloud Manager. They include Business Owner, Program Manager, Deployment Manager, and Developer.</w:t>
       </w:r>
     </w:p>
     <w:p>
@@ -495,7 +4035,7 @@
         <w:spacing w:after="120"/>
       </w:pPr>
       <w:r>
-        <w:t xml:space="preserve">AEM environment profiles control access to the AEM Author and Publish services. They include AEM Administrators and AEM Users — one set per environment tier.</w:t>
+        <w:t>AEM environment profiles control access to the AEM Author and Publish services. They include AEM Administrators and AEM Users — one set per environment tier.</w:t>
       </w:r>
     </w:p>
     <w:p>
@@ -503,20 +4043,23 @@
         <w:spacing w:after="120"/>
       </w:pPr>
       <w:r>
-        <w:t xml:space="preserve">Cloud Manager roles do NOT automatically grant AEM Author access — those are separate.</w:t>
-      </w:r>
-    </w:p>
-    <w:p>
-      <w:pPr>
-        <w:spacing w:after="60" w:before="120"/>
+        <w:t>Cloud Manager roles do NOT automatically grant AEM Author access — those are separate.</w:t>
+      </w:r>
+    </w:p>
+    <w:p>
+      <w:pPr>
+        <w:spacing w:before="120" w:after="60"/>
         <w:jc w:val="center"/>
       </w:pPr>
       <w:r>
+        <w:rPr>
+          <w:noProof/>
+        </w:rPr>
         <w:drawing>
-          <wp:inline distT="0" distB="0" distL="0" distR="0">
+          <wp:inline distT="0" distB="0" distL="0" distR="0" wp14:anchorId="49AD7206" wp14:editId="0A44D8BF">
             <wp:extent cx="5334000" cy="3762375"/>
-            <wp:effectExtent t="0" r="0" b="0" l="0"/>
-            <wp:docPr id="1" name="" descr="" title=""/>
+            <wp:effectExtent l="0" t="0" r="0" b="0"/>
+            <wp:docPr id="2112319978" name="Picture 2112319978" descr="IMS Org and the two types of product profiles."/>
             <wp:cNvGraphicFramePr>
               <a:graphicFrameLocks xmlns:a="http://schemas.openxmlformats.org/drawingml/2006/main" noChangeAspect="1"/>
             </wp:cNvGraphicFramePr>
@@ -524,13 +4067,13 @@
               <a:graphicData uri="http://schemas.openxmlformats.org/drawingml/2006/picture">
                 <pic:pic xmlns:pic="http://schemas.openxmlformats.org/drawingml/2006/picture">
                   <pic:nvPicPr>
-                    <pic:cNvPr id="0" name="" descr=""/>
+                    <pic:cNvPr id="2112319978" name="Picture 2112319978" descr="IMS Org and the two types of product profiles."/>
                     <pic:cNvPicPr>
                       <a:picLocks noChangeAspect="1" noChangeArrowheads="1"/>
                     </pic:cNvPicPr>
                   </pic:nvPicPr>
                   <pic:blipFill>
-                    <a:blip r:embed="rId11" cstate="none"/>
+                    <a:blip r:embed="rId9"/>
                     <a:srcRect/>
                     <a:stretch>
                       <a:fillRect/>
@@ -565,39 +4108,51 @@
           <w:sz w:val="20"/>
           <w:szCs w:val="20"/>
         </w:rPr>
-        <w:t xml:space="preserve">Figure 3. IMS Org and the two types of product profiles.</w:t>
+        <w:t>Figure 3. IMS Org and the two types of product profiles.</w:t>
       </w:r>
     </w:p>
     <w:p>
       <w:pPr>
         <w:pStyle w:val="Heading1"/>
       </w:pPr>
-      <w:r>
-        <w:t xml:space="preserve">4. Cloud Manager overview</w:t>
-      </w:r>
+      <w:bookmarkStart w:id="8" w:name="_Toc228700667"/>
+      <w:r>
+        <w:t>4. Cloud Manager overview</w:t>
+      </w:r>
+      <w:bookmarkEnd w:id="8"/>
     </w:p>
     <w:p>
       <w:pPr>
         <w:spacing w:after="120"/>
       </w:pPr>
       <w:r>
-        <w:t xml:space="preserve">Cloud Manager is Adobe's CI/CD and operational platform for AEMaaCS. It is the single hub for deploying code via pipelines, provisioning and managing environments, monitoring and alerting, and accessing logs and developer tools.</w:t>
+        <w:t xml:space="preserve">Cloud Manager is Adobe's CI/CD and operational platform for </w:t>
+      </w:r>
+      <w:proofErr w:type="spellStart"/>
+      <w:r>
+        <w:t>AEMaaCS</w:t>
+      </w:r>
+      <w:proofErr w:type="spellEnd"/>
+      <w:r>
+        <w:t>. It is the single hub for deploying code via pipelines, provisioning and managing environments, monitoring and alerting, and accessing logs and developer tools.</w:t>
       </w:r>
     </w:p>
     <w:p>
       <w:pPr>
         <w:pStyle w:val="Heading2"/>
       </w:pPr>
-      <w:r>
-        <w:t xml:space="preserve">Programs</w:t>
-      </w:r>
+      <w:bookmarkStart w:id="9" w:name="_Toc228700668"/>
+      <w:r>
+        <w:t>Programs</w:t>
+      </w:r>
+      <w:bookmarkEnd w:id="9"/>
     </w:p>
     <w:p>
       <w:pPr>
         <w:spacing w:after="120"/>
       </w:pPr>
       <w:r>
-        <w:t xml:space="preserve">A Program is the top-level container in Cloud Manager. It groups environments, pipelines, a Git repository, and user access.</w:t>
+        <w:t>A Program is the top-level container in Cloud Manager. It groups environments, pipelines, a Git repository, and user access.</w:t>
       </w:r>
     </w:p>
     <w:p>
@@ -610,7 +4165,15 @@
         <w:spacing w:after="80"/>
       </w:pPr>
       <w:r>
-        <w:t xml:space="preserve">Sandbox — for learning, demos, and PoCs. No production environment, no SLA, environments auto-hibernate after ~8 hours of inactivity.</w:t>
+        <w:t xml:space="preserve">Sandbox — for learning, demos, and </w:t>
+      </w:r>
+      <w:proofErr w:type="spellStart"/>
+      <w:r>
+        <w:t>PoCs</w:t>
+      </w:r>
+      <w:proofErr w:type="spellEnd"/>
+      <w:r>
+        <w:t>. No production environment, no SLA, environments auto-hibernate after ~8 hours of inactivity.</w:t>
       </w:r>
     </w:p>
     <w:p>
@@ -623,36 +4186,42 @@
         <w:spacing w:after="80"/>
       </w:pPr>
       <w:r>
-        <w:t xml:space="preserve">Production — full capacity, Adobe SLA-backed, used for real business workloads.</w:t>
+        <w:t>Production — full capacity, Adobe SLA-backed, used for real business workloads.</w:t>
       </w:r>
     </w:p>
     <w:p>
       <w:pPr>
         <w:pStyle w:val="Heading2"/>
       </w:pPr>
-      <w:r>
-        <w:t xml:space="preserve">Git repositories</w:t>
-      </w:r>
+      <w:bookmarkStart w:id="10" w:name="_Toc228700669"/>
+      <w:r>
+        <w:t>Git repositories</w:t>
+      </w:r>
+      <w:bookmarkEnd w:id="10"/>
     </w:p>
     <w:p>
       <w:pPr>
         <w:spacing w:after="120"/>
       </w:pPr>
       <w:r>
-        <w:t xml:space="preserve">Cloud Manager provides a built-in Adobe-hosted Git repo per program. External repositories (GitHub, GitLab, Bitbucket) can also be connected, enabling teams to keep using their existing VCS workflow.</w:t>
-      </w:r>
-    </w:p>
-    <w:p>
-      <w:pPr>
-        <w:spacing w:after="60" w:before="120"/>
+        <w:lastRenderedPageBreak/>
+        <w:t>Cloud Manager provides a built-in Adobe-hosted Git repo per program. External repositories (GitHub, GitLab, Bitbucket) can also be connected, enabling teams to keep using their existing VCS workflow.</w:t>
+      </w:r>
+    </w:p>
+    <w:p>
+      <w:pPr>
+        <w:spacing w:before="120" w:after="60"/>
         <w:jc w:val="center"/>
       </w:pPr>
       <w:r>
+        <w:rPr>
+          <w:noProof/>
+        </w:rPr>
         <w:drawing>
-          <wp:inline distT="0" distB="0" distL="0" distR="0">
+          <wp:inline distT="0" distB="0" distL="0" distR="0" wp14:anchorId="6CB42132" wp14:editId="7AE75582">
             <wp:extent cx="5334000" cy="4238625"/>
-            <wp:effectExtent t="0" r="0" b="0" l="0"/>
-            <wp:docPr id="1" name="" descr="" title=""/>
+            <wp:effectExtent l="0" t="0" r="0" b="0"/>
+            <wp:docPr id="740157092" name="Picture 740157092" descr="Cloud Manager hub, programs, and Git repositories."/>
             <wp:cNvGraphicFramePr>
               <a:graphicFrameLocks xmlns:a="http://schemas.openxmlformats.org/drawingml/2006/main" noChangeAspect="1"/>
             </wp:cNvGraphicFramePr>
@@ -660,13 +4229,13 @@
               <a:graphicData uri="http://schemas.openxmlformats.org/drawingml/2006/picture">
                 <pic:pic xmlns:pic="http://schemas.openxmlformats.org/drawingml/2006/picture">
                   <pic:nvPicPr>
-                    <pic:cNvPr id="0" name="" descr=""/>
+                    <pic:cNvPr id="740157092" name="Picture 740157092" descr="Cloud Manager hub, programs, and Git repositories."/>
                     <pic:cNvPicPr>
                       <a:picLocks noChangeAspect="1" noChangeArrowheads="1"/>
                     </pic:cNvPicPr>
                   </pic:nvPicPr>
                   <pic:blipFill>
-                    <a:blip r:embed="rId12" cstate="none"/>
+                    <a:blip r:embed="rId10"/>
                     <a:srcRect/>
                     <a:stretch>
                       <a:fillRect/>
@@ -701,100 +4270,114 @@
           <w:sz w:val="20"/>
           <w:szCs w:val="20"/>
         </w:rPr>
-        <w:t xml:space="preserve">Figure 4. Cloud Manager hub, programs, and Git repositories.</w:t>
+        <w:t>Figure 4. Cloud Manager hub, programs, and Git repositories.</w:t>
       </w:r>
     </w:p>
     <w:p>
       <w:pPr>
         <w:pStyle w:val="Heading1"/>
       </w:pPr>
-      <w:r>
-        <w:t xml:space="preserve">5. Roles and permissions</w:t>
-      </w:r>
+      <w:bookmarkStart w:id="11" w:name="_Toc228700670"/>
+      <w:r>
+        <w:t>5. Roles and permissions</w:t>
+      </w:r>
+      <w:bookmarkEnd w:id="11"/>
     </w:p>
     <w:p>
       <w:pPr>
         <w:spacing w:after="120"/>
       </w:pPr>
       <w:r>
-        <w:t xml:space="preserve">There are four Cloud Manager roles, each with a clear scope. All roles are assigned via product profiles in the Adobe Admin Console.</w:t>
+        <w:t>There are four Cloud Manager roles, each with a clear scope. All roles are assigned via product profiles in the Adobe Admin Console.</w:t>
       </w:r>
     </w:p>
     <w:p>
       <w:pPr>
         <w:pStyle w:val="Heading2"/>
       </w:pPr>
-      <w:r>
-        <w:t xml:space="preserve">Business Owner</w:t>
-      </w:r>
+      <w:bookmarkStart w:id="12" w:name="_Toc228700671"/>
+      <w:r>
+        <w:t>Business Owner</w:t>
+      </w:r>
+      <w:bookmarkEnd w:id="12"/>
     </w:p>
     <w:p>
       <w:pPr>
         <w:spacing w:after="120"/>
       </w:pPr>
       <w:r>
-        <w:t xml:space="preserve">Highest governance role. Creates programs, sets production KPI targets, and approves Go Live. Must be assigned in the Admin Console.</w:t>
+        <w:t>Highest governance role. Creates programs, sets production KPI targets, and approves Go Live. Must be assigned in the Admin Console.</w:t>
       </w:r>
     </w:p>
     <w:p>
       <w:pPr>
         <w:pStyle w:val="Heading2"/>
       </w:pPr>
-      <w:r>
-        <w:t xml:space="preserve">Program Manager</w:t>
-      </w:r>
+      <w:bookmarkStart w:id="13" w:name="_Toc228700672"/>
+      <w:r>
+        <w:t>Program Manager</w:t>
+      </w:r>
+      <w:bookmarkEnd w:id="13"/>
     </w:p>
     <w:p>
       <w:pPr>
         <w:spacing w:after="120"/>
       </w:pPr>
       <w:r>
-        <w:t xml:space="preserve">Coordination and planning role. Manages timelines and cross-team visibility. No pipeline configuration or deployment rights.</w:t>
+        <w:t>Coordination and planning role. Manages timelines and cross-team visibility. No pipeline configuration or deployment rights.</w:t>
       </w:r>
     </w:p>
     <w:p>
       <w:pPr>
         <w:pStyle w:val="Heading2"/>
       </w:pPr>
-      <w:r>
-        <w:t xml:space="preserve">Deployment Manager</w:t>
-      </w:r>
+      <w:bookmarkStart w:id="14" w:name="_Toc228700673"/>
+      <w:r>
+        <w:t>Deployment Manager</w:t>
+      </w:r>
+      <w:bookmarkEnd w:id="14"/>
     </w:p>
     <w:p>
       <w:pPr>
         <w:spacing w:after="120"/>
       </w:pPr>
       <w:r>
-        <w:t xml:space="preserve">Configures and triggers pipelines, including production. Manages environment variables. Can override Important quality gate failures.</w:t>
+        <w:t>Configures and triggers pipelines, including production. Manages environment variables. Can override Important quality gate failures.</w:t>
       </w:r>
     </w:p>
     <w:p>
       <w:pPr>
         <w:pStyle w:val="Heading2"/>
       </w:pPr>
-      <w:r>
-        <w:t xml:space="preserve">Developer</w:t>
-      </w:r>
+      <w:bookmarkStart w:id="15" w:name="_Toc228700674"/>
+      <w:r>
+        <w:lastRenderedPageBreak/>
+        <w:t>Developer</w:t>
+      </w:r>
+      <w:bookmarkEnd w:id="15"/>
     </w:p>
     <w:p>
       <w:pPr>
         <w:spacing w:after="120"/>
       </w:pPr>
       <w:r>
-        <w:t xml:space="preserve">Access to logs, AEM Developer Console, and environment details. Can trigger non-production pipelines. Cannot trigger production pipelines or manage program settings.</w:t>
-      </w:r>
-    </w:p>
-    <w:p>
-      <w:pPr>
-        <w:spacing w:after="60" w:before="120"/>
+        <w:t>Access to logs, AEM Developer Console, and environment details. Can trigger non-production pipelines. Cannot trigger production pipelines or manage program settings.</w:t>
+      </w:r>
+    </w:p>
+    <w:p>
+      <w:pPr>
+        <w:spacing w:before="120" w:after="60"/>
         <w:jc w:val="center"/>
       </w:pPr>
       <w:r>
+        <w:rPr>
+          <w:noProof/>
+        </w:rPr>
         <w:drawing>
-          <wp:inline distT="0" distB="0" distL="0" distR="0">
+          <wp:inline distT="0" distB="0" distL="0" distR="0" wp14:anchorId="6D73C047" wp14:editId="02E34B8B">
             <wp:extent cx="5334000" cy="4076700"/>
-            <wp:effectExtent t="0" r="0" b="0" l="0"/>
-            <wp:docPr id="1" name="" descr="" title=""/>
+            <wp:effectExtent l="0" t="0" r="0" b="0"/>
+            <wp:docPr id="182830852" name="Picture 182830852" descr="The four Cloud Manager roles and their scopes."/>
             <wp:cNvGraphicFramePr>
               <a:graphicFrameLocks xmlns:a="http://schemas.openxmlformats.org/drawingml/2006/main" noChangeAspect="1"/>
             </wp:cNvGraphicFramePr>
@@ -802,13 +4385,13 @@
               <a:graphicData uri="http://schemas.openxmlformats.org/drawingml/2006/picture">
                 <pic:pic xmlns:pic="http://schemas.openxmlformats.org/drawingml/2006/picture">
                   <pic:nvPicPr>
-                    <pic:cNvPr id="0" name="" descr=""/>
+                    <pic:cNvPr id="182830852" name="Picture 182830852" descr="The four Cloud Manager roles and their scopes."/>
                     <pic:cNvPicPr>
                       <a:picLocks noChangeAspect="1" noChangeArrowheads="1"/>
                     </pic:cNvPicPr>
                   </pic:nvPicPr>
                   <pic:blipFill>
-                    <a:blip r:embed="rId13" cstate="none"/>
+                    <a:blip r:embed="rId11"/>
                     <a:srcRect/>
                     <a:stretch>
                       <a:fillRect/>
@@ -843,103 +4426,124 @@
           <w:sz w:val="20"/>
           <w:szCs w:val="20"/>
         </w:rPr>
-        <w:t xml:space="preserve">Figure 5. The four Cloud Manager roles and their scopes.</w:t>
+        <w:t>Figure 5. The four Cloud Manager roles and their scopes.</w:t>
       </w:r>
     </w:p>
     <w:p>
       <w:pPr>
         <w:pStyle w:val="Heading1"/>
       </w:pPr>
-      <w:r>
-        <w:t xml:space="preserve">6. Pipeline types</w:t>
-      </w:r>
+      <w:bookmarkStart w:id="16" w:name="_Toc228700675"/>
+      <w:r>
+        <w:t>6. Pipeline types</w:t>
+      </w:r>
+      <w:bookmarkEnd w:id="16"/>
     </w:p>
     <w:p>
       <w:pPr>
         <w:spacing w:after="120"/>
       </w:pPr>
       <w:r>
-        <w:t xml:space="preserve">Cloud Manager supports several pipeline types. Choosing the right one matters for both speed and scope.</w:t>
+        <w:t>Cloud Manager supports several pipeline types. Choosing the right one matters for both speed and scope.</w:t>
       </w:r>
     </w:p>
     <w:p>
       <w:pPr>
         <w:pStyle w:val="Heading2"/>
       </w:pPr>
-      <w:r>
-        <w:t xml:space="preserve">Full Stack Pipeline</w:t>
-      </w:r>
+      <w:bookmarkStart w:id="17" w:name="_Toc228700676"/>
+      <w:r>
+        <w:t>Full Stack Pipeline</w:t>
+      </w:r>
+      <w:bookmarkEnd w:id="17"/>
     </w:p>
     <w:p>
       <w:pPr>
         <w:spacing w:after="120"/>
       </w:pPr>
       <w:r>
-        <w:t xml:space="preserve">Builds and deploys everything: OSGi bundles, content packages, Dispatcher config, and front-end assets. The standard pipeline for all-layer deployments.</w:t>
+        <w:t>Builds and deploys everything: OSGi bundles, content packages, Dispatcher config, and front-end assets. The standard pipeline for all-layer deployments.</w:t>
       </w:r>
     </w:p>
     <w:p>
       <w:pPr>
         <w:pStyle w:val="Heading2"/>
       </w:pPr>
-      <w:r>
-        <w:t xml:space="preserve">Front End Pipeline</w:t>
-      </w:r>
+      <w:bookmarkStart w:id="18" w:name="_Toc228700677"/>
+      <w:r>
+        <w:t>Front End Pipeline</w:t>
+      </w:r>
+      <w:bookmarkEnd w:id="18"/>
     </w:p>
     <w:p>
       <w:pPr>
         <w:spacing w:after="120"/>
       </w:pPr>
       <w:r>
-        <w:t xml:space="preserve">Deploys only compiled CSS and JavaScript assets. Runs an npm/webpack build and skips the Maven backend build. Allows front-end teams to deploy independently and faster.</w:t>
+        <w:t xml:space="preserve">Deploys only compiled CSS and JavaScript assets. Runs an </w:t>
+      </w:r>
+      <w:proofErr w:type="spellStart"/>
+      <w:r>
+        <w:t>npm</w:t>
+      </w:r>
+      <w:proofErr w:type="spellEnd"/>
+      <w:r>
+        <w:t>/webpack build and skips the Maven backend build. Allows front-end teams to deploy independently and faster.</w:t>
       </w:r>
     </w:p>
     <w:p>
       <w:pPr>
         <w:pStyle w:val="Heading2"/>
       </w:pPr>
-      <w:r>
-        <w:t xml:space="preserve">Config Pipeline</w:t>
-      </w:r>
+      <w:bookmarkStart w:id="19" w:name="_Toc228700678"/>
+      <w:r>
+        <w:t>Config Pipeline</w:t>
+      </w:r>
+      <w:bookmarkEnd w:id="19"/>
     </w:p>
     <w:p>
       <w:pPr>
         <w:spacing w:after="120"/>
       </w:pPr>
       <w:r>
-        <w:t xml:space="preserve">Deploys only configuration files: OSGi run-mode configs, CDN rules, and log forwarding settings. Skips compilation entirely — much faster than Full Stack.</w:t>
+        <w:t>Deploys only configuration files: OSGi run-mode configs, CDN rules, and log forwarding settings. Skips compilation entirely — much faster than Full Stack.</w:t>
       </w:r>
     </w:p>
     <w:p>
       <w:pPr>
         <w:pStyle w:val="Heading2"/>
       </w:pPr>
-      <w:r>
-        <w:t xml:space="preserve">Web Tier Config Pipeline</w:t>
-      </w:r>
+      <w:bookmarkStart w:id="20" w:name="_Toc228700679"/>
+      <w:r>
+        <w:lastRenderedPageBreak/>
+        <w:t>Web Tier Config Pipeline</w:t>
+      </w:r>
+      <w:bookmarkEnd w:id="20"/>
     </w:p>
     <w:p>
       <w:pPr>
         <w:spacing w:after="120"/>
       </w:pPr>
       <w:r>
-        <w:t xml:space="preserve">Specifically for Dispatcher and Apache HTTP configuration changes.</w:t>
+        <w:t>Specifically for Dispatcher and Apache HTTP configuration changes.</w:t>
       </w:r>
     </w:p>
     <w:p>
       <w:pPr>
         <w:pStyle w:val="Heading2"/>
       </w:pPr>
-      <w:r>
-        <w:t xml:space="preserve">Code Quality Pipeline (standalone)</w:t>
-      </w:r>
+      <w:bookmarkStart w:id="21" w:name="_Toc228700680"/>
+      <w:r>
+        <w:t>Code Quality Pipeline (standalone)</w:t>
+      </w:r>
+      <w:bookmarkEnd w:id="21"/>
     </w:p>
     <w:p>
       <w:pPr>
         <w:spacing w:after="120"/>
       </w:pPr>
       <w:r>
-        <w:t xml:space="preserve">Runs SonarQube analysis without deploying to any environment. Useful for validating feature branches or pull requests early.</w:t>
+        <w:t>Runs SonarQube analysis without deploying to any environment. Useful for validating feature branches or pull requests early.</w:t>
       </w:r>
     </w:p>
     <w:p>
@@ -947,20 +4551,23 @@
         <w:spacing w:after="120"/>
       </w:pPr>
       <w:r>
-        <w:t xml:space="preserve">Important constraint: each Cloud Manager program supports exactly one Production Pipeline. Multiple Non-Production, Config, Front End, and Code Quality pipelines are allowed.</w:t>
-      </w:r>
-    </w:p>
-    <w:p>
-      <w:pPr>
-        <w:spacing w:after="60" w:before="120"/>
+        <w:t>Important constraint: each Cloud Manager program supports exactly one Production Pipeline. Multiple Non-Production, Config, Front End, and Code Quality pipelines are allowed.</w:t>
+      </w:r>
+    </w:p>
+    <w:p>
+      <w:pPr>
+        <w:spacing w:before="120" w:after="60"/>
         <w:jc w:val="center"/>
       </w:pPr>
       <w:r>
+        <w:rPr>
+          <w:noProof/>
+        </w:rPr>
         <w:drawing>
-          <wp:inline distT="0" distB="0" distL="0" distR="0">
+          <wp:inline distT="0" distB="0" distL="0" distR="0" wp14:anchorId="16FF3D98" wp14:editId="1409C01C">
             <wp:extent cx="5334000" cy="4238625"/>
-            <wp:effectExtent t="0" r="0" b="0" l="0"/>
-            <wp:docPr id="1" name="" descr="" title=""/>
+            <wp:effectExtent l="0" t="0" r="0" b="0"/>
+            <wp:docPr id="757618352" name="Picture 757618352" descr="Pipeline types and the one-Production-Pipeline rule."/>
             <wp:cNvGraphicFramePr>
               <a:graphicFrameLocks xmlns:a="http://schemas.openxmlformats.org/drawingml/2006/main" noChangeAspect="1"/>
             </wp:cNvGraphicFramePr>
@@ -968,13 +4575,13 @@
               <a:graphicData uri="http://schemas.openxmlformats.org/drawingml/2006/picture">
                 <pic:pic xmlns:pic="http://schemas.openxmlformats.org/drawingml/2006/picture">
                   <pic:nvPicPr>
-                    <pic:cNvPr id="0" name="" descr=""/>
+                    <pic:cNvPr id="757618352" name="Picture 757618352" descr="Pipeline types and the one-Production-Pipeline rule."/>
                     <pic:cNvPicPr>
                       <a:picLocks noChangeAspect="1" noChangeArrowheads="1"/>
                     </pic:cNvPicPr>
                   </pic:nvPicPr>
                   <pic:blipFill>
-                    <a:blip r:embed="rId14" cstate="none"/>
+                    <a:blip r:embed="rId12"/>
                     <a:srcRect/>
                     <a:stretch>
                       <a:fillRect/>
@@ -1009,132 +4616,159 @@
           <w:sz w:val="20"/>
           <w:szCs w:val="20"/>
         </w:rPr>
-        <w:t xml:space="preserve">Figure 6. Pipeline types and the one-Production-Pipeline rule.</w:t>
+        <w:t>Figure 6. Pipeline types and the one-Production-Pipeline rule.</w:t>
       </w:r>
     </w:p>
     <w:p>
       <w:pPr>
         <w:pStyle w:val="Heading1"/>
       </w:pPr>
-      <w:r>
-        <w:t xml:space="preserve">7. Production Pipeline — step by step</w:t>
-      </w:r>
+      <w:bookmarkStart w:id="22" w:name="_Toc228700681"/>
+      <w:r>
+        <w:t>7. Production Pipeline — step by step</w:t>
+      </w:r>
+      <w:bookmarkEnd w:id="22"/>
     </w:p>
     <w:p>
       <w:pPr>
         <w:spacing w:after="120"/>
       </w:pPr>
       <w:r>
-        <w:t xml:space="preserve">The Production Pipeline is the primary deployment mechanism. Know this flow.</w:t>
+        <w:t>The Production Pipeline is the primary deployment mechanism. Know this flow.</w:t>
       </w:r>
     </w:p>
     <w:p>
       <w:pPr>
         <w:pStyle w:val="Heading2"/>
       </w:pPr>
-      <w:r>
-        <w:t xml:space="preserve">Step 1 — Build</w:t>
-      </w:r>
+      <w:bookmarkStart w:id="23" w:name="_Toc228700682"/>
+      <w:r>
+        <w:t>Step 1 — Build</w:t>
+      </w:r>
+      <w:bookmarkEnd w:id="23"/>
     </w:p>
     <w:p>
       <w:pPr>
         <w:spacing w:after="120"/>
       </w:pPr>
       <w:r>
-        <w:t xml:space="preserve">Cloud Manager checks out the Git branch, runs mvn clean package, compiles Java, runs unit tests, measures coverage, and produces the deployable artifact.</w:t>
+        <w:t xml:space="preserve">Cloud Manager checks out the Git branch, runs </w:t>
+      </w:r>
+      <w:proofErr w:type="spellStart"/>
+      <w:r>
+        <w:t>mvn</w:t>
+      </w:r>
+      <w:proofErr w:type="spellEnd"/>
+      <w:r>
+        <w:t xml:space="preserve"> clean package, compiles Java, runs unit tests, measures coverage, and produces the deployable artifact.</w:t>
       </w:r>
     </w:p>
     <w:p>
       <w:pPr>
         <w:pStyle w:val="Heading2"/>
       </w:pPr>
-      <w:r>
-        <w:t xml:space="preserve">Step 2 — Code Quality</w:t>
-      </w:r>
+      <w:bookmarkStart w:id="24" w:name="_Toc228700683"/>
+      <w:r>
+        <w:t>Step 2 — Code Quality</w:t>
+      </w:r>
+      <w:bookmarkEnd w:id="24"/>
     </w:p>
     <w:p>
       <w:pPr>
         <w:spacing w:after="120"/>
       </w:pPr>
       <w:r>
-        <w:t xml:space="preserve">Runs SonarQube static analysis on the build artifact. Evaluates Reliability, Security, and Maintainability ratings. Failures can be Critical (hard stop) or Important (overridable).</w:t>
+        <w:lastRenderedPageBreak/>
+        <w:t>Runs SonarQube static analysis on the build artifact. Evaluates Reliability, Security, and Maintainability ratings. Failures can be Critical (hard stop) or Important (overridable).</w:t>
       </w:r>
     </w:p>
     <w:p>
       <w:pPr>
         <w:pStyle w:val="Heading2"/>
       </w:pPr>
-      <w:r>
-        <w:t xml:space="preserve">Step 3 — Deploy to Stage</w:t>
-      </w:r>
+      <w:bookmarkStart w:id="25" w:name="_Toc228700684"/>
+      <w:r>
+        <w:t>Step 3 — Deploy to Stage</w:t>
+      </w:r>
+      <w:bookmarkEnd w:id="25"/>
     </w:p>
     <w:p>
       <w:pPr>
         <w:spacing w:after="120"/>
       </w:pPr>
       <w:r>
-        <w:t xml:space="preserve">Installs the artifact on the Stage environment (Author and Publish). Stage is used for integration testing and UAT.</w:t>
+        <w:t>Installs the artifact on the Stage environment (Author and Publish). Stage is used for integration testing and UAT.</w:t>
       </w:r>
     </w:p>
     <w:p>
       <w:pPr>
         <w:pStyle w:val="Heading2"/>
       </w:pPr>
-      <w:r>
-        <w:t xml:space="preserve">Step 4 — Testing</w:t>
-      </w:r>
+      <w:bookmarkStart w:id="26" w:name="_Toc228700685"/>
+      <w:r>
+        <w:t>Step 4 — Testing</w:t>
+      </w:r>
+      <w:bookmarkEnd w:id="26"/>
     </w:p>
     <w:p>
       <w:pPr>
         <w:spacing w:after="120"/>
       </w:pPr>
       <w:r>
-        <w:t xml:space="preserve">Product Functional Tests, Custom Functional Tests, Custom UI Tests, and Performance Tests run against Stage.</w:t>
+        <w:t>Product Functional Tests, Custom Functional Tests, Custom UI Tests, and Performance Tests run against Stage.</w:t>
       </w:r>
     </w:p>
     <w:p>
       <w:pPr>
         <w:pStyle w:val="Heading2"/>
       </w:pPr>
-      <w:r>
-        <w:t xml:space="preserve">Step 5 — Go Live Approval</w:t>
-      </w:r>
+      <w:bookmarkStart w:id="27" w:name="_Toc228700686"/>
+      <w:r>
+        <w:t>Step 5 — Go Live Approval</w:t>
+      </w:r>
+      <w:bookmarkEnd w:id="27"/>
     </w:p>
     <w:p>
       <w:pPr>
         <w:spacing w:after="120"/>
       </w:pPr>
       <w:r>
-        <w:t xml:space="preserve">Manual gate that pauses the pipeline. A Business Owner or Deployment Manager must approve before Production deployment. Can also be scheduled for a future maintenance window.</w:t>
+        <w:t>Manual gate that pauses the pipeline. A Business Owner or Deployment Manager must approve before Production deployment. Can also be scheduled for a future maintenance window.</w:t>
       </w:r>
     </w:p>
     <w:p>
       <w:pPr>
         <w:pStyle w:val="Heading2"/>
       </w:pPr>
-      <w:r>
-        <w:t xml:space="preserve">Step 6 — Deploy to Production</w:t>
-      </w:r>
+      <w:bookmarkStart w:id="28" w:name="_Toc228700687"/>
+      <w:r>
+        <w:t>Step 6 — Deploy to Production</w:t>
+      </w:r>
+      <w:bookmarkEnd w:id="28"/>
     </w:p>
     <w:p>
       <w:pPr>
         <w:spacing w:after="120"/>
       </w:pPr>
       <w:r>
-        <w:t xml:space="preserve">Blue/Green deployment with zero downtime. The Dispatcher cache is automatically flushed after deployment.</w:t>
-      </w:r>
-    </w:p>
-    <w:p>
-      <w:pPr>
-        <w:spacing w:after="60" w:before="120"/>
+        <w:t>Blue/Green deployment with zero downtime. The Dispatcher cache is automatically flushed after deployment.</w:t>
+      </w:r>
+    </w:p>
+    <w:p>
+      <w:pPr>
+        <w:spacing w:before="120" w:after="60"/>
         <w:jc w:val="center"/>
       </w:pPr>
       <w:r>
+        <w:rPr>
+          <w:noProof/>
+        </w:rPr>
+        <w:lastRenderedPageBreak/>
         <w:drawing>
-          <wp:inline distT="0" distB="0" distL="0" distR="0">
+          <wp:inline distT="0" distB="0" distL="0" distR="0" wp14:anchorId="3EC73C1E" wp14:editId="526ABE6B">
             <wp:extent cx="5334000" cy="5486400"/>
-            <wp:effectExtent t="0" r="0" b="0" l="0"/>
-            <wp:docPr id="1" name="" descr="" title=""/>
+            <wp:effectExtent l="0" t="0" r="0" b="0"/>
+            <wp:docPr id="339656580" name="Picture 339656580" descr="The six-step Production Pipeline."/>
             <wp:cNvGraphicFramePr>
               <a:graphicFrameLocks xmlns:a="http://schemas.openxmlformats.org/drawingml/2006/main" noChangeAspect="1"/>
             </wp:cNvGraphicFramePr>
@@ -1142,13 +4776,13 @@
               <a:graphicData uri="http://schemas.openxmlformats.org/drawingml/2006/picture">
                 <pic:pic xmlns:pic="http://schemas.openxmlformats.org/drawingml/2006/picture">
                   <pic:nvPicPr>
-                    <pic:cNvPr id="0" name="" descr=""/>
+                    <pic:cNvPr id="339656580" name="Picture 339656580" descr="The six-step Production Pipeline."/>
                     <pic:cNvPicPr>
                       <a:picLocks noChangeAspect="1" noChangeArrowheads="1"/>
                     </pic:cNvPicPr>
                   </pic:nvPicPr>
                   <pic:blipFill>
-                    <a:blip r:embed="rId15" cstate="none"/>
+                    <a:blip r:embed="rId13"/>
                     <a:srcRect/>
                     <a:stretch>
                       <a:fillRect/>
@@ -1183,24 +4817,28 @@
           <w:sz w:val="20"/>
           <w:szCs w:val="20"/>
         </w:rPr>
-        <w:t xml:space="preserve">Figure 7. The six-step Production Pipeline.</w:t>
+        <w:t>Figure 7. The six-step Production Pipeline.</w:t>
       </w:r>
     </w:p>
     <w:p>
       <w:pPr>
         <w:pStyle w:val="Heading1"/>
       </w:pPr>
-      <w:r>
-        <w:t xml:space="preserve">8. Pipeline triggers and variables</w:t>
-      </w:r>
+      <w:bookmarkStart w:id="29" w:name="_Toc228700688"/>
+      <w:r>
+        <w:t>8. Pipeline triggers and variables</w:t>
+      </w:r>
+      <w:bookmarkEnd w:id="29"/>
     </w:p>
     <w:p>
       <w:pPr>
         <w:pStyle w:val="Heading2"/>
       </w:pPr>
-      <w:r>
-        <w:t xml:space="preserve">Three ways to start a pipeline</w:t>
-      </w:r>
+      <w:bookmarkStart w:id="30" w:name="_Toc228700689"/>
+      <w:r>
+        <w:t>Three ways to start a pipeline</w:t>
+      </w:r>
+      <w:bookmarkEnd w:id="30"/>
     </w:p>
     <w:p>
       <w:pPr>
@@ -1212,7 +4850,7 @@
         <w:spacing w:after="80"/>
       </w:pPr>
       <w:r>
-        <w:t xml:space="preserve">Manual — someone clicks Run in the Cloud Manager UI or via the API.</w:t>
+        <w:t>Manual — someone clicks Run in the Cloud Manager UI or via the API.</w:t>
       </w:r>
     </w:p>
     <w:p>
@@ -1225,7 +4863,7 @@
         <w:spacing w:after="80"/>
       </w:pPr>
       <w:r>
-        <w:t xml:space="preserve">On Git Push — automatic CI trigger when code is pushed to the configured branch.</w:t>
+        <w:t>On Git Push — automatic CI trigger when code is pushed to the configured branch.</w:t>
       </w:r>
     </w:p>
     <w:p>
@@ -1238,23 +4876,25 @@
         <w:spacing w:after="80"/>
       </w:pPr>
       <w:r>
-        <w:t xml:space="preserve">Scheduled — runs at a defined time, for example nightly.</w:t>
+        <w:t>Scheduled — runs at a defined time, for example nightly.</w:t>
       </w:r>
     </w:p>
     <w:p>
       <w:pPr>
         <w:pStyle w:val="Heading2"/>
       </w:pPr>
-      <w:r>
-        <w:t xml:space="preserve">Environment variables</w:t>
-      </w:r>
+      <w:bookmarkStart w:id="31" w:name="_Toc228700690"/>
+      <w:r>
+        <w:t>Environment variables</w:t>
+      </w:r>
+      <w:bookmarkEnd w:id="31"/>
     </w:p>
     <w:p>
       <w:pPr>
         <w:spacing w:after="120"/>
       </w:pPr>
       <w:r>
-        <w:t xml:space="preserve">Cloud Manager supports two types of variables:</w:t>
+        <w:t>Cloud Manager supports two types of variables:</w:t>
       </w:r>
     </w:p>
     <w:p>
@@ -1267,7 +4907,20 @@
         <w:spacing w:after="80"/>
       </w:pPr>
       <w:r>
-        <w:t xml:space="preserve">Plain text — for non-sensitive configuration values. Referenced as $[env:VARIABLE_NAME].</w:t>
+        <w:t>Plain text — for non-sensitive configuration values. Referenced as $[</w:t>
+      </w:r>
+      <w:proofErr w:type="spellStart"/>
+      <w:proofErr w:type="gramStart"/>
+      <w:r>
+        <w:t>env:VARIABLE</w:t>
+      </w:r>
+      <w:proofErr w:type="gramEnd"/>
+      <w:r>
+        <w:t>_NAME</w:t>
+      </w:r>
+      <w:proofErr w:type="spellEnd"/>
+      <w:r>
+        <w:t>].</w:t>
       </w:r>
     </w:p>
     <w:p>
@@ -1280,7 +4933,21 @@
         <w:spacing w:after="80"/>
       </w:pPr>
       <w:r>
-        <w:t xml:space="preserve">Secrets — stored encrypted, never exposed in logs. Referenced as $[secret:SECRET_NAME].</w:t>
+        <w:lastRenderedPageBreak/>
+        <w:t>Secrets — stored encrypted, never exposed in logs. Referenced as $[</w:t>
+      </w:r>
+      <w:proofErr w:type="spellStart"/>
+      <w:proofErr w:type="gramStart"/>
+      <w:r>
+        <w:t>secret:SECRET</w:t>
+      </w:r>
+      <w:proofErr w:type="gramEnd"/>
+      <w:r>
+        <w:t>_NAME</w:t>
+      </w:r>
+      <w:proofErr w:type="spellEnd"/>
+      <w:r>
+        <w:t>].</w:t>
       </w:r>
     </w:p>
     <w:p>
@@ -1288,36 +4955,41 @@
         <w:spacing w:after="120"/>
       </w:pPr>
       <w:r>
-        <w:t xml:space="preserve">Variables can be scoped per environment (Dev, Stage, Production).</w:t>
+        <w:t>Variables can be scoped per environment (Dev, Stage, Production).</w:t>
       </w:r>
     </w:p>
     <w:p>
       <w:pPr>
         <w:pStyle w:val="Heading2"/>
       </w:pPr>
-      <w:r>
-        <w:t xml:space="preserve">Pull Request validation</w:t>
-      </w:r>
+      <w:bookmarkStart w:id="32" w:name="_Toc228700691"/>
+      <w:r>
+        <w:t>Pull Request validation</w:t>
+      </w:r>
+      <w:bookmarkEnd w:id="32"/>
     </w:p>
     <w:p>
       <w:pPr>
         <w:spacing w:after="120"/>
       </w:pPr>
       <w:r>
-        <w:t xml:space="preserve">When using Connected Repositories, Cloud Manager can automatically trigger a Code Quality scan when a PR is opened. Results are posted back directly to GitHub, GitLab, or Bitbucket.</w:t>
-      </w:r>
-    </w:p>
-    <w:p>
-      <w:pPr>
-        <w:spacing w:after="60" w:before="120"/>
+        <w:t>When using Connected Repositories, Cloud Manager can automatically trigger a Code Quality scan when a PR is opened. Results are posted back directly to GitHub, GitLab, or Bitbucket.</w:t>
+      </w:r>
+    </w:p>
+    <w:p>
+      <w:pPr>
+        <w:spacing w:before="120" w:after="60"/>
         <w:jc w:val="center"/>
       </w:pPr>
       <w:r>
+        <w:rPr>
+          <w:noProof/>
+        </w:rPr>
         <w:drawing>
-          <wp:inline distT="0" distB="0" distL="0" distR="0">
+          <wp:inline distT="0" distB="0" distL="0" distR="0" wp14:anchorId="297C959E" wp14:editId="38021F95">
             <wp:extent cx="5334000" cy="4238625"/>
-            <wp:effectExtent t="0" r="0" b="0" l="0"/>
-            <wp:docPr id="1" name="" descr="" title=""/>
+            <wp:effectExtent l="0" t="0" r="0" b="0"/>
+            <wp:docPr id="547563423" name="Picture 547563423" descr="Triggers, variable types, and PR validation."/>
             <wp:cNvGraphicFramePr>
               <a:graphicFrameLocks xmlns:a="http://schemas.openxmlformats.org/drawingml/2006/main" noChangeAspect="1"/>
             </wp:cNvGraphicFramePr>
@@ -1325,13 +4997,13 @@
               <a:graphicData uri="http://schemas.openxmlformats.org/drawingml/2006/picture">
                 <pic:pic xmlns:pic="http://schemas.openxmlformats.org/drawingml/2006/picture">
                   <pic:nvPicPr>
-                    <pic:cNvPr id="0" name="" descr=""/>
+                    <pic:cNvPr id="547563423" name="Picture 547563423" descr="Triggers, variable types, and PR validation."/>
                     <pic:cNvPicPr>
                       <a:picLocks noChangeAspect="1" noChangeArrowheads="1"/>
                     </pic:cNvPicPr>
                   </pic:nvPicPr>
                   <pic:blipFill>
-                    <a:blip r:embed="rId16" cstate="none"/>
+                    <a:blip r:embed="rId14"/>
                     <a:srcRect/>
                     <a:stretch>
                       <a:fillRect/>
@@ -1366,32 +5038,36 @@
           <w:sz w:val="20"/>
           <w:szCs w:val="20"/>
         </w:rPr>
-        <w:t xml:space="preserve">Figure 8. Triggers, variable types, and PR validation.</w:t>
+        <w:t>Figure 8. Triggers, variable types, and PR validation.</w:t>
       </w:r>
     </w:p>
     <w:p>
       <w:pPr>
         <w:pStyle w:val="Heading1"/>
       </w:pPr>
-      <w:r>
-        <w:t xml:space="preserve">9. Code Quality gates</w:t>
-      </w:r>
+      <w:bookmarkStart w:id="33" w:name="_Toc228700692"/>
+      <w:r>
+        <w:t>9. Code Quality gates</w:t>
+      </w:r>
+      <w:bookmarkEnd w:id="33"/>
     </w:p>
     <w:p>
       <w:pPr>
         <w:spacing w:after="120"/>
       </w:pPr>
       <w:r>
-        <w:t xml:space="preserve">Code quality is enforced at the Code Quality step using SonarQube.</w:t>
+        <w:t>Code quality is enforced at the Code Quality step using SonarQube.</w:t>
       </w:r>
     </w:p>
     <w:p>
       <w:pPr>
         <w:pStyle w:val="Heading2"/>
       </w:pPr>
-      <w:r>
-        <w:t xml:space="preserve">Three rating dimensions (each rated A through E)</w:t>
-      </w:r>
+      <w:bookmarkStart w:id="34" w:name="_Toc228700693"/>
+      <w:r>
+        <w:t>Three rating dimensions (each rated A through E)</w:t>
+      </w:r>
+      <w:bookmarkEnd w:id="34"/>
     </w:p>
     <w:p>
       <w:pPr>
@@ -1403,7 +5079,7 @@
         <w:spacing w:after="80"/>
       </w:pPr>
       <w:r>
-        <w:t xml:space="preserve">Reliability Rating — based on detected bugs. A means no bugs, E means at least one blocker bug.</w:t>
+        <w:t>Reliability Rating — based on detected bugs. A means no bugs, E means at least one blocker bug.</w:t>
       </w:r>
     </w:p>
     <w:p>
@@ -1416,7 +5092,7 @@
         <w:spacing w:after="80"/>
       </w:pPr>
       <w:r>
-        <w:t xml:space="preserve">Security Rating — based on vulnerabilities and security hotspots. Patterns like SQL injection, XSS, and hardcoded credentials.</w:t>
+        <w:t>Security Rating — based on vulnerabilities and security hotspots. Patterns like SQL injection, XSS, and hardcoded credentials.</w:t>
       </w:r>
     </w:p>
     <w:p>
@@ -1429,16 +5105,19 @@
         <w:spacing w:after="80"/>
       </w:pPr>
       <w:r>
-        <w:t xml:space="preserve">Maintainability Rating — based on code smells and technical debt ratio, also includes code duplication percentage.</w:t>
+        <w:t>Maintainability Rating — based on code smells and technical debt ratio, also includes code duplication percentage.</w:t>
       </w:r>
     </w:p>
     <w:p>
       <w:pPr>
         <w:pStyle w:val="Heading2"/>
       </w:pPr>
-      <w:r>
-        <w:t xml:space="preserve">Additional checks</w:t>
-      </w:r>
+      <w:bookmarkStart w:id="35" w:name="_Toc228700694"/>
+      <w:r>
+        <w:lastRenderedPageBreak/>
+        <w:t>Additional checks</w:t>
+      </w:r>
+      <w:bookmarkEnd w:id="35"/>
     </w:p>
     <w:p>
       <w:pPr>
@@ -1450,7 +5129,23 @@
         <w:spacing w:after="80"/>
       </w:pPr>
       <w:r>
-        <w:t xml:space="preserve">Code coverage — default Important threshold is 50% line coverage (measured by JaCoCo).</w:t>
+        <w:t xml:space="preserve">Code coverage — default Important threshold is </w:t>
+      </w:r>
+      <w:proofErr w:type="gramStart"/>
+      <w:r>
+        <w:t>50% line</w:t>
+      </w:r>
+      <w:proofErr w:type="gramEnd"/>
+      <w:r>
+        <w:t xml:space="preserve"> coverage (measured by </w:t>
+      </w:r>
+      <w:proofErr w:type="spellStart"/>
+      <w:r>
+        <w:t>JaCoCo</w:t>
+      </w:r>
+      <w:proofErr w:type="spellEnd"/>
+      <w:r>
+        <w:t>).</w:t>
       </w:r>
     </w:p>
     <w:p>
@@ -1463,7 +5158,15 @@
         <w:spacing w:after="80"/>
       </w:pPr>
       <w:r>
-        <w:t xml:space="preserve">AEM-specific rules — on top of standard SonarQube: ResourceResolver/Session not closed, use of admin sessions, deprecated AEM APIs, null-unsafe Sling Model injections.</w:t>
+        <w:t xml:space="preserve">AEM-specific rules — on top of standard SonarQube: </w:t>
+      </w:r>
+      <w:proofErr w:type="spellStart"/>
+      <w:r>
+        <w:t>ResourceResolver</w:t>
+      </w:r>
+      <w:proofErr w:type="spellEnd"/>
+      <w:r>
+        <w:t>/Session not closed, use of admin sessions, deprecated AEM APIs, null-unsafe Sling Model injections.</w:t>
       </w:r>
     </w:p>
     <w:p>
@@ -1476,16 +5179,26 @@
         <w:spacing w:after="80"/>
       </w:pPr>
       <w:r>
-        <w:t xml:space="preserve">AEM Analyzer Maven Plugin — detects AEMaaCS compatibility issues during the Build step.</w:t>
+        <w:t xml:space="preserve">AEM Analyzer Maven Plugin — detects </w:t>
+      </w:r>
+      <w:proofErr w:type="spellStart"/>
+      <w:r>
+        <w:t>AEMaaCS</w:t>
+      </w:r>
+      <w:proofErr w:type="spellEnd"/>
+      <w:r>
+        <w:t xml:space="preserve"> compatibility issues during the Build step.</w:t>
       </w:r>
     </w:p>
     <w:p>
       <w:pPr>
         <w:pStyle w:val="Heading2"/>
       </w:pPr>
-      <w:r>
-        <w:t xml:space="preserve">Two failure levels</w:t>
-      </w:r>
+      <w:bookmarkStart w:id="36" w:name="_Toc228700695"/>
+      <w:r>
+        <w:t>Two failure levels</w:t>
+      </w:r>
+      <w:bookmarkEnd w:id="36"/>
     </w:p>
     <w:p>
       <w:pPr>
@@ -1497,7 +5210,7 @@
         <w:spacing w:after="80"/>
       </w:pPr>
       <w:r>
-        <w:t xml:space="preserve">Critical — pipeline stops immediately, must be fixed, cannot be overridden.</w:t>
+        <w:t>Critical — pipeline stops immediately, must be fixed, cannot be overridden.</w:t>
       </w:r>
     </w:p>
     <w:p>
@@ -1510,7 +5223,7 @@
         <w:spacing w:after="80"/>
       </w:pPr>
       <w:r>
-        <w:t xml:space="preserve">Important — pipeline pauses, a Deployment Manager or Business Owner can override and continue.</w:t>
+        <w:t>Important — pipeline pauses, a Deployment Manager or Business Owner can override and continue.</w:t>
       </w:r>
     </w:p>
     <w:p>
@@ -1518,20 +5231,41 @@
         <w:spacing w:after="120"/>
       </w:pPr>
       <w:r>
-        <w:t xml:space="preserve">SonarQube behavior can be customized with a sonar-project.properties file at the repository root.</w:t>
-      </w:r>
-    </w:p>
-    <w:p>
-      <w:pPr>
-        <w:spacing w:after="60" w:before="120"/>
+        <w:t xml:space="preserve">SonarQube </w:t>
+      </w:r>
+      <w:proofErr w:type="spellStart"/>
+      <w:r>
+        <w:t>behavior</w:t>
+      </w:r>
+      <w:proofErr w:type="spellEnd"/>
+      <w:r>
+        <w:t xml:space="preserve"> can be customized with a sonar-</w:t>
+      </w:r>
+      <w:proofErr w:type="spellStart"/>
+      <w:proofErr w:type="gramStart"/>
+      <w:r>
+        <w:t>project.properties</w:t>
+      </w:r>
+      <w:proofErr w:type="spellEnd"/>
+      <w:proofErr w:type="gramEnd"/>
+      <w:r>
+        <w:t xml:space="preserve"> file at the repository root.</w:t>
+      </w:r>
+    </w:p>
+    <w:p>
+      <w:pPr>
+        <w:spacing w:before="120" w:after="60"/>
         <w:jc w:val="center"/>
       </w:pPr>
       <w:r>
+        <w:rPr>
+          <w:noProof/>
+        </w:rPr>
         <w:drawing>
-          <wp:inline distT="0" distB="0" distL="0" distR="0">
+          <wp:inline distT="0" distB="0" distL="0" distR="0" wp14:anchorId="19B00F6C" wp14:editId="4BA48A7E">
             <wp:extent cx="5334000" cy="4552950"/>
-            <wp:effectExtent t="0" r="0" b="0" l="0"/>
-            <wp:docPr id="1" name="" descr="" title=""/>
+            <wp:effectExtent l="0" t="0" r="0" b="0"/>
+            <wp:docPr id="1330866796" name="Picture 1330866796" descr="SonarQube ratings, additional chacks, and failure levels."/>
             <wp:cNvGraphicFramePr>
               <a:graphicFrameLocks xmlns:a="http://schemas.openxmlformats.org/drawingml/2006/main" noChangeAspect="1"/>
             </wp:cNvGraphicFramePr>
@@ -1539,13 +5273,13 @@
               <a:graphicData uri="http://schemas.openxmlformats.org/drawingml/2006/picture">
                 <pic:pic xmlns:pic="http://schemas.openxmlformats.org/drawingml/2006/picture">
                   <pic:nvPicPr>
-                    <pic:cNvPr id="0" name="" descr=""/>
+                    <pic:cNvPr id="1330866796" name="Picture 1330866796" descr="SonarQube ratings, additional chacks, and failure levels."/>
                     <pic:cNvPicPr>
                       <a:picLocks noChangeAspect="1" noChangeArrowheads="1"/>
                     </pic:cNvPicPr>
                   </pic:nvPicPr>
                   <pic:blipFill>
-                    <a:blip r:embed="rId17" cstate="none"/>
+                    <a:blip r:embed="rId15"/>
                     <a:srcRect/>
                     <a:stretch>
                       <a:fillRect/>
@@ -1580,87 +5314,122 @@
           <w:sz w:val="20"/>
           <w:szCs w:val="20"/>
         </w:rPr>
-        <w:t xml:space="preserve">Figure 9. SonarQube ratings, additional checks, and failure levels.</w:t>
+        <w:t>Figure 9. SonarQube ratings, additional checks, and failure levels.</w:t>
       </w:r>
     </w:p>
     <w:p>
       <w:pPr>
         <w:pStyle w:val="Heading1"/>
       </w:pPr>
-      <w:r>
-        <w:t xml:space="preserve">10. Testing in pipelines</w:t>
-      </w:r>
+      <w:bookmarkStart w:id="37" w:name="_Toc228700696"/>
+      <w:r>
+        <w:t>10. Testing in pipelines</w:t>
+      </w:r>
+      <w:bookmarkEnd w:id="37"/>
     </w:p>
     <w:p>
       <w:pPr>
         <w:spacing w:after="120"/>
       </w:pPr>
       <w:r>
-        <w:t xml:space="preserve">After Stage deployment, four types of tests can run.</w:t>
+        <w:lastRenderedPageBreak/>
+        <w:t>After Stage deployment, four types of tests can run.</w:t>
       </w:r>
     </w:p>
     <w:p>
       <w:pPr>
         <w:pStyle w:val="Heading2"/>
       </w:pPr>
-      <w:r>
-        <w:t xml:space="preserve">Product Functional Tests</w:t>
-      </w:r>
+      <w:bookmarkStart w:id="38" w:name="_Toc228700697"/>
+      <w:r>
+        <w:t>Product Functional Tests</w:t>
+      </w:r>
+      <w:bookmarkEnd w:id="38"/>
     </w:p>
     <w:p>
       <w:pPr>
         <w:spacing w:after="120"/>
       </w:pPr>
       <w:r>
-        <w:t xml:space="preserve">Developed and maintained by Adobe. Verify that core AEM features work correctly after your code is deployed. Always run automatically.</w:t>
+        <w:t>Developed and maintained by Adobe. Verify that core AEM features work correctly after your code is deployed. Always run automatically.</w:t>
       </w:r>
     </w:p>
     <w:p>
       <w:pPr>
         <w:pStyle w:val="Heading2"/>
       </w:pPr>
-      <w:r>
-        <w:t xml:space="preserve">Custom Functional Tests</w:t>
-      </w:r>
+      <w:bookmarkStart w:id="39" w:name="_Toc228700698"/>
+      <w:r>
+        <w:t>Custom Functional Tests</w:t>
+      </w:r>
+      <w:bookmarkEnd w:id="39"/>
     </w:p>
     <w:p>
       <w:pPr>
         <w:spacing w:after="120"/>
       </w:pPr>
       <w:r>
-        <w:t xml:space="preserve">Written by your team and packaged as Docker images. HTTP/REST tests against the deployed AEM environment. Validate application-specific behavior.</w:t>
+        <w:t xml:space="preserve">Written by your team and packaged as Docker images. HTTP/REST tests against the deployed AEM environment. Validate application-specific </w:t>
+      </w:r>
+      <w:proofErr w:type="spellStart"/>
+      <w:r>
+        <w:t>behavior</w:t>
+      </w:r>
+      <w:proofErr w:type="spellEnd"/>
+      <w:r>
+        <w:t>.</w:t>
       </w:r>
     </w:p>
     <w:p>
       <w:pPr>
         <w:pStyle w:val="Heading2"/>
       </w:pPr>
-      <w:r>
-        <w:t xml:space="preserve">Custom UI Tests</w:t>
-      </w:r>
+      <w:bookmarkStart w:id="40" w:name="_Toc228700699"/>
+      <w:r>
+        <w:t>Custom UI Tests</w:t>
+      </w:r>
+      <w:bookmarkEnd w:id="40"/>
     </w:p>
     <w:p>
       <w:pPr>
         <w:spacing w:after="120"/>
       </w:pPr>
       <w:r>
-        <w:t xml:space="preserve">Browser automation tests, packaged as Docker images. Supports Selenium, Cypress, Playwright, and WebdriverIO. Cloud Manager provides the Selenium Grid.</w:t>
+        <w:t xml:space="preserve">Browser automation tests, packaged as Docker images. Supports Selenium, Cypress, Playwright, and </w:t>
+      </w:r>
+      <w:proofErr w:type="spellStart"/>
+      <w:r>
+        <w:t>WebdriverIO</w:t>
+      </w:r>
+      <w:proofErr w:type="spellEnd"/>
+      <w:r>
+        <w:t>. Cloud Manager provides the Selenium Grid.</w:t>
       </w:r>
     </w:p>
     <w:p>
       <w:pPr>
         <w:pStyle w:val="Heading2"/>
       </w:pPr>
-      <w:r>
-        <w:t xml:space="preserve">Performance Tests</w:t>
-      </w:r>
+      <w:bookmarkStart w:id="41" w:name="_Toc228700700"/>
+      <w:r>
+        <w:t>Performance Tests</w:t>
+      </w:r>
+      <w:bookmarkEnd w:id="41"/>
     </w:p>
     <w:p>
       <w:pPr>
         <w:spacing w:after="120"/>
       </w:pPr>
       <w:r>
-        <w:t xml:space="preserve">Simulate real user traffic against Stage. Measure response time (avg and 95th percentile), error rate, CPU usage, and page views per minute. Results are compared against KPI thresholds set by the Business Owner.</w:t>
+        <w:t>Simulate real user traffic against Stage. Measure response time (</w:t>
+      </w:r>
+      <w:proofErr w:type="spellStart"/>
+      <w:r>
+        <w:t>avg</w:t>
+      </w:r>
+      <w:proofErr w:type="spellEnd"/>
+      <w:r>
+        <w:t xml:space="preserve"> and 95th percentile), error rate, CPU usage, and page views per minute. Results are compared against KPI thresholds set by the Business Owner.</w:t>
       </w:r>
     </w:p>
     <w:p>
@@ -1668,20 +5437,23 @@
         <w:spacing w:after="120"/>
       </w:pPr>
       <w:r>
-        <w:t xml:space="preserve">If any step fails, the pipeline stops at that step. The previously deployed version stays active. The team must fix the issue and trigger a new run.</w:t>
-      </w:r>
-    </w:p>
-    <w:p>
-      <w:pPr>
-        <w:spacing w:after="60" w:before="120"/>
+        <w:t>If any step fails, the pipeline stops at that step. The previously deployed version stays active. The team must fix the issue and trigger a new run.</w:t>
+      </w:r>
+    </w:p>
+    <w:p>
+      <w:pPr>
+        <w:spacing w:before="120" w:after="60"/>
         <w:jc w:val="center"/>
       </w:pPr>
       <w:r>
+        <w:rPr>
+          <w:noProof/>
+        </w:rPr>
         <w:drawing>
-          <wp:inline distT="0" distB="0" distL="0" distR="0">
+          <wp:inline distT="0" distB="0" distL="0" distR="0" wp14:anchorId="18F09138" wp14:editId="15267D4F">
             <wp:extent cx="5334000" cy="4238625"/>
-            <wp:effectExtent t="0" r="0" b="0" l="0"/>
-            <wp:docPr id="1" name="" descr="" title=""/>
+            <wp:effectExtent l="0" t="0" r="0" b="0"/>
+            <wp:docPr id="311075908" name="Picture 311075908" descr="The four test types and what happens on failure."/>
             <wp:cNvGraphicFramePr>
               <a:graphicFrameLocks xmlns:a="http://schemas.openxmlformats.org/drawingml/2006/main" noChangeAspect="1"/>
             </wp:cNvGraphicFramePr>
@@ -1689,13 +5461,13 @@
               <a:graphicData uri="http://schemas.openxmlformats.org/drawingml/2006/picture">
                 <pic:pic xmlns:pic="http://schemas.openxmlformats.org/drawingml/2006/picture">
                   <pic:nvPicPr>
-                    <pic:cNvPr id="0" name="" descr=""/>
+                    <pic:cNvPr id="311075908" name="Picture 311075908" descr="The four test types and what happens on failure."/>
                     <pic:cNvPicPr>
                       <a:picLocks noChangeAspect="1" noChangeArrowheads="1"/>
                     </pic:cNvPicPr>
                   </pic:nvPicPr>
                   <pic:blipFill>
-                    <a:blip r:embed="rId18" cstate="none"/>
+                    <a:blip r:embed="rId16"/>
                     <a:srcRect/>
                     <a:stretch>
                       <a:fillRect/>
@@ -1730,32 +5502,45 @@
           <w:sz w:val="20"/>
           <w:szCs w:val="20"/>
         </w:rPr>
-        <w:t xml:space="preserve">Figure 10. The four test types and what happens on failure.</w:t>
+        <w:t>Figure 10. The four test types and what happens on failure.</w:t>
       </w:r>
     </w:p>
     <w:p>
       <w:pPr>
         <w:pStyle w:val="Heading1"/>
       </w:pPr>
-      <w:r>
-        <w:t xml:space="preserve">11. Blue/Green deployment</w:t>
-      </w:r>
+      <w:bookmarkStart w:id="42" w:name="_Toc228700701"/>
+      <w:r>
+        <w:lastRenderedPageBreak/>
+        <w:t>11. Blue/Green deployment</w:t>
+      </w:r>
+      <w:bookmarkEnd w:id="42"/>
     </w:p>
     <w:p>
       <w:pPr>
         <w:spacing w:after="120"/>
       </w:pPr>
       <w:r>
-        <w:t xml:space="preserve">Blue/Green is how AEMaaCS achieves zero-downtime deployments.</w:t>
+        <w:t xml:space="preserve">Blue/Green is how </w:t>
+      </w:r>
+      <w:proofErr w:type="spellStart"/>
+      <w:r>
+        <w:t>AEMaaCS</w:t>
+      </w:r>
+      <w:proofErr w:type="spellEnd"/>
+      <w:r>
+        <w:t xml:space="preserve"> achieves zero-downtime deployments.</w:t>
       </w:r>
     </w:p>
     <w:p>
       <w:pPr>
         <w:pStyle w:val="Heading2"/>
       </w:pPr>
-      <w:r>
-        <w:t xml:space="preserve">How it works</w:t>
-      </w:r>
+      <w:bookmarkStart w:id="43" w:name="_Toc228700702"/>
+      <w:r>
+        <w:t>How it works</w:t>
+      </w:r>
+      <w:bookmarkEnd w:id="43"/>
     </w:p>
     <w:p>
       <w:pPr>
@@ -1767,7 +5552,7 @@
         <w:spacing w:after="80"/>
       </w:pPr>
       <w:r>
-        <w:t xml:space="preserve">The current live environment is Blue.</w:t>
+        <w:t>The current live environment is Blue.</w:t>
       </w:r>
     </w:p>
     <w:p>
@@ -1780,7 +5565,15 @@
         <w:spacing w:after="80"/>
       </w:pPr>
       <w:r>
-        <w:t xml:space="preserve">The new deployment goes to the idle Green environment.</w:t>
+        <w:t xml:space="preserve">The new deployment goes to the idle </w:t>
+      </w:r>
+      <w:proofErr w:type="gramStart"/>
+      <w:r>
+        <w:t>Green</w:t>
+      </w:r>
+      <w:proofErr w:type="gramEnd"/>
+      <w:r>
+        <w:t xml:space="preserve"> environment.</w:t>
       </w:r>
     </w:p>
     <w:p>
@@ -1793,7 +5586,7 @@
         <w:spacing w:after="80"/>
       </w:pPr>
       <w:r>
-        <w:t xml:space="preserve">Once health checks pass, traffic switches from Blue to Green automatically.</w:t>
+        <w:t>Once health checks pass, traffic switches from Blue to Green automatically.</w:t>
       </w:r>
     </w:p>
     <w:p>
@@ -1806,7 +5599,7 @@
         <w:spacing w:after="80"/>
       </w:pPr>
       <w:r>
-        <w:t xml:space="preserve">Blue remains briefly available for rollback if needed.</w:t>
+        <w:t>Blue remains briefly available for rollback if needed.</w:t>
       </w:r>
     </w:p>
     <w:p>
@@ -1814,20 +5607,23 @@
         <w:spacing w:after="120"/>
       </w:pPr>
       <w:r>
-        <w:t xml:space="preserve">After every deployment, the Dispatcher cache is automatically flushed. This ensures users get the new content and code changes immediately, not cached stale responses.</w:t>
-      </w:r>
-    </w:p>
-    <w:p>
-      <w:pPr>
-        <w:spacing w:after="60" w:before="120"/>
+        <w:t>After every deployment, the Dispatcher cache is automatically flushed. This ensures users get the new content and code changes immediately, not cached stale responses.</w:t>
+      </w:r>
+    </w:p>
+    <w:p>
+      <w:pPr>
+        <w:spacing w:before="120" w:after="60"/>
         <w:jc w:val="center"/>
       </w:pPr>
       <w:r>
+        <w:rPr>
+          <w:noProof/>
+        </w:rPr>
         <w:drawing>
-          <wp:inline distT="0" distB="0" distL="0" distR="0">
+          <wp:inline distT="0" distB="0" distL="0" distR="0" wp14:anchorId="72DAF633" wp14:editId="3363CED7">
             <wp:extent cx="5334000" cy="4552950"/>
-            <wp:effectExtent t="0" r="0" b="0" l="0"/>
-            <wp:docPr id="1" name="" descr="" title=""/>
+            <wp:effectExtent l="0" t="0" r="0" b="0"/>
+            <wp:docPr id="397763708" name="Picture 397763708" descr="Blue/Green deployment before and after the traffic switch."/>
             <wp:cNvGraphicFramePr>
               <a:graphicFrameLocks xmlns:a="http://schemas.openxmlformats.org/drawingml/2006/main" noChangeAspect="1"/>
             </wp:cNvGraphicFramePr>
@@ -1835,13 +5631,13 @@
               <a:graphicData uri="http://schemas.openxmlformats.org/drawingml/2006/picture">
                 <pic:pic xmlns:pic="http://schemas.openxmlformats.org/drawingml/2006/picture">
                   <pic:nvPicPr>
-                    <pic:cNvPr id="0" name="" descr=""/>
+                    <pic:cNvPr id="397763708" name="Picture 397763708" descr="Blue/Green deployment before and after the traffic switch."/>
                     <pic:cNvPicPr>
                       <a:picLocks noChangeAspect="1" noChangeArrowheads="1"/>
                     </pic:cNvPicPr>
                   </pic:nvPicPr>
                   <pic:blipFill>
-                    <a:blip r:embed="rId19" cstate="none"/>
+                    <a:blip r:embed="rId17"/>
                     <a:srcRect/>
                     <a:stretch>
                       <a:fillRect/>
@@ -1876,32 +5672,36 @@
           <w:sz w:val="20"/>
           <w:szCs w:val="20"/>
         </w:rPr>
-        <w:t xml:space="preserve">Figure 11. Blue/Green deployment before and after the traffic switch.</w:t>
+        <w:t>Figure 11. Blue/Green deployment before and after the traffic switch.</w:t>
       </w:r>
     </w:p>
     <w:p>
       <w:pPr>
         <w:pStyle w:val="Heading1"/>
       </w:pPr>
-      <w:r>
-        <w:t xml:space="preserve">12. Monitoring and logs</w:t>
-      </w:r>
+      <w:bookmarkStart w:id="44" w:name="_Toc228700703"/>
+      <w:r>
+        <w:t>12. Monitoring and logs</w:t>
+      </w:r>
+      <w:bookmarkEnd w:id="44"/>
     </w:p>
     <w:p>
       <w:pPr>
         <w:spacing w:after="120"/>
       </w:pPr>
       <w:r>
-        <w:t xml:space="preserve">Cloud Manager provides several monitoring and observability tools.</w:t>
+        <w:t>Cloud Manager provides several monitoring and observability tools.</w:t>
       </w:r>
     </w:p>
     <w:p>
       <w:pPr>
         <w:pStyle w:val="Heading2"/>
       </w:pPr>
-      <w:r>
-        <w:t xml:space="preserve">Built-in dashboards</w:t>
-      </w:r>
+      <w:bookmarkStart w:id="45" w:name="_Toc228700704"/>
+      <w:r>
+        <w:t>Built-in dashboards</w:t>
+      </w:r>
+      <w:bookmarkEnd w:id="45"/>
     </w:p>
     <w:p>
       <w:pPr>
@@ -1913,7 +5713,8 @@
         <w:spacing w:after="80"/>
       </w:pPr>
       <w:r>
-        <w:t xml:space="preserve">System metrics: CPU, memory, disk utilization.</w:t>
+        <w:lastRenderedPageBreak/>
+        <w:t>System metrics: CPU, memory, disk utilization.</w:t>
       </w:r>
     </w:p>
     <w:p>
@@ -1926,7 +5727,7 @@
         <w:spacing w:after="80"/>
       </w:pPr>
       <w:r>
-        <w:t xml:space="preserve">HTTP metrics: request rate, error rate, response time.</w:t>
+        <w:t>HTTP metrics: request rate, error rate, response time.</w:t>
       </w:r>
     </w:p>
     <w:p>
@@ -1939,32 +5740,36 @@
         <w:spacing w:after="80"/>
       </w:pPr>
       <w:r>
-        <w:t xml:space="preserve">Environment health status.</w:t>
+        <w:t>Environment health status.</w:t>
       </w:r>
     </w:p>
     <w:p>
       <w:pPr>
         <w:pStyle w:val="Heading2"/>
       </w:pPr>
-      <w:r>
-        <w:t xml:space="preserve">AEM Developer Console</w:t>
-      </w:r>
+      <w:bookmarkStart w:id="46" w:name="_Toc228700705"/>
+      <w:r>
+        <w:t>AEM Developer Console</w:t>
+      </w:r>
+      <w:bookmarkEnd w:id="46"/>
     </w:p>
     <w:p>
       <w:pPr>
         <w:spacing w:after="120"/>
       </w:pPr>
       <w:r>
-        <w:t xml:space="preserve">Accessible from Cloud Manager per environment. Provides runtime inspection: OSGi bundle state, Sling servlet bindings, request logs, query debugging. Available to users with the Developer role.</w:t>
+        <w:t>Accessible from Cloud Manager per environment. Provides runtime inspection: OSGi bundle state, Sling servlet bindings, request logs, query debugging. Available to users with the Developer role.</w:t>
       </w:r>
     </w:p>
     <w:p>
       <w:pPr>
         <w:pStyle w:val="Heading2"/>
       </w:pPr>
-      <w:r>
-        <w:t xml:space="preserve">Log access options</w:t>
-      </w:r>
+      <w:bookmarkStart w:id="47" w:name="_Toc228700706"/>
+      <w:r>
+        <w:t>Log access options</w:t>
+      </w:r>
+      <w:bookmarkEnd w:id="47"/>
     </w:p>
     <w:p>
       <w:pPr>
@@ -1976,7 +5781,7 @@
         <w:spacing w:after="80"/>
       </w:pPr>
       <w:r>
-        <w:t xml:space="preserve">Cloud Manager UI — download logs per environment, service, and date.</w:t>
+        <w:t>Cloud Manager UI — download logs per environment, service, and date.</w:t>
       </w:r>
     </w:p>
     <w:p>
@@ -1989,7 +5794,7 @@
         <w:spacing w:after="80"/>
       </w:pPr>
       <w:r>
-        <w:t xml:space="preserve">Cloud Manager CLI or API — programmatic access.</w:t>
+        <w:t>Cloud Manager CLI or API — programmatic access.</w:t>
       </w:r>
     </w:p>
     <w:p>
@@ -2002,7 +5807,7 @@
         <w:spacing w:after="80"/>
       </w:pPr>
       <w:r>
-        <w:t xml:space="preserve">AEM Developer Console — view recent request logs interactively.</w:t>
+        <w:t>AEM Developer Console — view recent request logs interactively.</w:t>
       </w:r>
     </w:p>
     <w:p>
@@ -2015,68 +5820,86 @@
         <w:spacing w:after="80"/>
       </w:pPr>
       <w:r>
-        <w:t xml:space="preserve">Log Forwarding — continuous streaming to Splunk, Datadog, Azure Blob Storage, or Amazon S3.</w:t>
+        <w:t>Log Forwarding — continuous streaming to Splunk, Datadog, Azure Blob Storage, or Amazon S3.</w:t>
       </w:r>
     </w:p>
     <w:p>
       <w:pPr>
         <w:pStyle w:val="Heading2"/>
       </w:pPr>
-      <w:r>
-        <w:t xml:space="preserve">Custom Alerts</w:t>
-      </w:r>
+      <w:bookmarkStart w:id="48" w:name="_Toc228700707"/>
+      <w:r>
+        <w:t>Custom Alerts</w:t>
+      </w:r>
+      <w:bookmarkEnd w:id="48"/>
     </w:p>
     <w:p>
       <w:pPr>
         <w:spacing w:after="120"/>
       </w:pPr>
       <w:r>
-        <w:t xml:space="preserve">Notify users when KPI thresholds are breached. For example, error rate above a percentage, or response time above a target.</w:t>
+        <w:t>Notify users when KPI thresholds are breached. For example, error rate above a percentage, or response time above a target.</w:t>
       </w:r>
     </w:p>
     <w:p>
       <w:pPr>
         <w:pStyle w:val="Heading2"/>
       </w:pPr>
-      <w:r>
-        <w:t xml:space="preserve">Content Audit / Experience Audit</w:t>
-      </w:r>
+      <w:bookmarkStart w:id="49" w:name="_Toc228700708"/>
+      <w:r>
+        <w:t>Content Audit / Experience Audit</w:t>
+      </w:r>
+      <w:bookmarkEnd w:id="49"/>
     </w:p>
     <w:p>
       <w:pPr>
         <w:spacing w:after="120"/>
       </w:pPr>
       <w:r>
-        <w:t xml:space="preserve">Runs Google Lighthouse against configured URLs on Stage. Evaluates Performance, SEO, Accessibility, and Best Practices. Shows score trends across pipeline runs to detect regressions.</w:t>
+        <w:t>Runs Google Lighthouse against configured URLs on Stage. Evaluates Performance, SEO, Accessibility, and Best Practices. Shows score trends across pipeline runs to detect regressions.</w:t>
       </w:r>
     </w:p>
     <w:p>
       <w:pPr>
         <w:pStyle w:val="Heading2"/>
       </w:pPr>
-      <w:r>
-        <w:t xml:space="preserve">New Relic Integration</w:t>
-      </w:r>
+      <w:bookmarkStart w:id="50" w:name="_Toc228700709"/>
+      <w:r>
+        <w:t>New Relic Integration</w:t>
+      </w:r>
+      <w:bookmarkEnd w:id="50"/>
     </w:p>
     <w:p>
       <w:pPr>
         <w:spacing w:after="120"/>
       </w:pPr>
       <w:r>
-        <w:t xml:space="preserve">Adobe provisions New Relic One automatically for AEMaaCS customers. Provides deep APM monitoring: JVM heap, GC, Sling request traces, and error tracking. No separate New Relic subscription is needed — it is accessible through Cloud Manager.</w:t>
-      </w:r>
-    </w:p>
-    <w:p>
-      <w:pPr>
-        <w:spacing w:after="60" w:before="120"/>
+        <w:t xml:space="preserve">Adobe provisions New Relic One automatically for </w:t>
+      </w:r>
+      <w:proofErr w:type="spellStart"/>
+      <w:r>
+        <w:t>AEMaaCS</w:t>
+      </w:r>
+      <w:proofErr w:type="spellEnd"/>
+      <w:r>
+        <w:t xml:space="preserve"> customers. Provides deep APM monitoring: JVM heap, GC, Sling request traces, and error tracking. No separate New Relic subscription is needed — it is accessible through Cloud Manager.</w:t>
+      </w:r>
+    </w:p>
+    <w:p>
+      <w:pPr>
+        <w:spacing w:before="120" w:after="60"/>
         <w:jc w:val="center"/>
       </w:pPr>
       <w:r>
+        <w:rPr>
+          <w:noProof/>
+        </w:rPr>
+        <w:lastRenderedPageBreak/>
         <w:drawing>
-          <wp:inline distT="0" distB="0" distL="0" distR="0">
+          <wp:inline distT="0" distB="0" distL="0" distR="0" wp14:anchorId="5EE8EFF1" wp14:editId="58740CDB">
             <wp:extent cx="5334000" cy="4867275"/>
-            <wp:effectExtent t="0" r="0" b="0" l="0"/>
-            <wp:docPr id="1" name="" descr="" title=""/>
+            <wp:effectExtent l="0" t="0" r="0" b="0"/>
+            <wp:docPr id="1438410589" name="Picture 1438410589" descr="Monitoring tools, log access options, and integrations."/>
             <wp:cNvGraphicFramePr>
               <a:graphicFrameLocks xmlns:a="http://schemas.openxmlformats.org/drawingml/2006/main" noChangeAspect="1"/>
             </wp:cNvGraphicFramePr>
@@ -2084,13 +5907,13 @@
               <a:graphicData uri="http://schemas.openxmlformats.org/drawingml/2006/picture">
                 <pic:pic xmlns:pic="http://schemas.openxmlformats.org/drawingml/2006/picture">
                   <pic:nvPicPr>
-                    <pic:cNvPr id="0" name="" descr=""/>
+                    <pic:cNvPr id="1438410589" name="Picture 1438410589" descr="Monitoring tools, log access options, and integrations."/>
                     <pic:cNvPicPr>
                       <a:picLocks noChangeAspect="1" noChangeArrowheads="1"/>
                     </pic:cNvPicPr>
                   </pic:nvPicPr>
                   <pic:blipFill>
-                    <a:blip r:embed="rId20" cstate="none"/>
+                    <a:blip r:embed="rId18"/>
                     <a:srcRect/>
                     <a:stretch>
                       <a:fillRect/>
@@ -2125,39 +5948,43 @@
           <w:sz w:val="20"/>
           <w:szCs w:val="20"/>
         </w:rPr>
-        <w:t xml:space="preserve">Figure 12. Monitoring tools, log access options, and integrations.</w:t>
+        <w:t>Figure 12. Monitoring tools, log access options, and integrations.</w:t>
       </w:r>
     </w:p>
     <w:p>
       <w:pPr>
         <w:pStyle w:val="Heading1"/>
       </w:pPr>
-      <w:r>
-        <w:t xml:space="preserve">13. Cloud Manager API and CLI</w:t>
-      </w:r>
+      <w:bookmarkStart w:id="51" w:name="_Toc228700710"/>
+      <w:r>
+        <w:t>13. Cloud Manager API and CLI</w:t>
+      </w:r>
+      <w:bookmarkEnd w:id="51"/>
     </w:p>
     <w:p>
       <w:pPr>
         <w:spacing w:after="120"/>
       </w:pPr>
       <w:r>
-        <w:t xml:space="preserve">Cloud Manager is fully operable via API and command line.</w:t>
+        <w:t>Cloud Manager is fully operable via API and command line.</w:t>
       </w:r>
     </w:p>
     <w:p>
       <w:pPr>
         <w:pStyle w:val="Heading2"/>
       </w:pPr>
-      <w:r>
-        <w:t xml:space="preserve">Cloud Manager REST API</w:t>
-      </w:r>
+      <w:bookmarkStart w:id="52" w:name="_Toc228700711"/>
+      <w:r>
+        <w:t>Cloud Manager REST API</w:t>
+      </w:r>
+      <w:bookmarkEnd w:id="52"/>
     </w:p>
     <w:p>
       <w:pPr>
         <w:spacing w:after="120"/>
       </w:pPr>
       <w:r>
-        <w:t xml:space="preserve">Available at cloudmanager.adobe.io. Authenticated via Adobe IMS using a Service Account (Technical Account) from Adobe Developer Console.</w:t>
+        <w:t>Available at cloudmanager.adobe.io. Authenticated via Adobe IMS using a Service Account (Technical Account) from Adobe Developer Console.</w:t>
       </w:r>
     </w:p>
     <w:p>
@@ -2165,16 +5992,18 @@
         <w:spacing w:after="120"/>
       </w:pPr>
       <w:r>
-        <w:t xml:space="preserve">Capabilities: trigger pipeline runs, poll execution status, download logs, manage variables, create or delete environments.</w:t>
+        <w:t>Capabilities: trigger pipeline runs, poll execution status, download logs, manage variables, create or delete environments.</w:t>
       </w:r>
     </w:p>
     <w:p>
       <w:pPr>
         <w:pStyle w:val="Heading2"/>
       </w:pPr>
-      <w:r>
-        <w:t xml:space="preserve">Key API use cases</w:t>
-      </w:r>
+      <w:bookmarkStart w:id="53" w:name="_Toc228700712"/>
+      <w:r>
+        <w:t>Key API use cases</w:t>
+      </w:r>
+      <w:bookmarkEnd w:id="53"/>
     </w:p>
     <w:p>
       <w:pPr>
@@ -2186,7 +6015,7 @@
         <w:spacing w:after="80"/>
       </w:pPr>
       <w:r>
-        <w:t xml:space="preserve">Triggering deployments from external CI/CD systems (Jenkins, GitHub Actions).</w:t>
+        <w:t>Triggering deployments from external CI/CD systems (Jenkins, GitHub Actions).</w:t>
       </w:r>
     </w:p>
     <w:p>
@@ -2199,7 +6028,7 @@
         <w:spacing w:after="80"/>
       </w:pPr>
       <w:r>
-        <w:t xml:space="preserve">Automating environment variable and secret rotation.</w:t>
+        <w:t>Automating environment variable and secret rotation.</w:t>
       </w:r>
     </w:p>
     <w:p>
@@ -2212,23 +6041,42 @@
         <w:spacing w:after="80"/>
       </w:pPr>
       <w:r>
-        <w:t xml:space="preserve">Programmatically approving the Go Live gate via the Advance endpoint.</w:t>
+        <w:t>Programmatically approving the Go Live gate via the Advance endpoint.</w:t>
       </w:r>
     </w:p>
     <w:p>
       <w:pPr>
         <w:pStyle w:val="Heading2"/>
       </w:pPr>
-      <w:r>
-        <w:t xml:space="preserve">Adobe I/O CLI (aio)</w:t>
-      </w:r>
+      <w:bookmarkStart w:id="54" w:name="_Toc228700713"/>
+      <w:r>
+        <w:lastRenderedPageBreak/>
+        <w:t>Adobe I/O CLI (</w:t>
+      </w:r>
+      <w:proofErr w:type="spellStart"/>
+      <w:r>
+        <w:t>aio</w:t>
+      </w:r>
+      <w:proofErr w:type="spellEnd"/>
+      <w:r>
+        <w:t>)</w:t>
+      </w:r>
+      <w:bookmarkEnd w:id="54"/>
     </w:p>
     <w:p>
       <w:pPr>
         <w:spacing w:after="120"/>
       </w:pPr>
       <w:r>
-        <w:t xml:space="preserve">Install with: npm install -g @adobe/aio-cli</w:t>
+        <w:t xml:space="preserve">Install with: </w:t>
+      </w:r>
+      <w:proofErr w:type="spellStart"/>
+      <w:r>
+        <w:t>npm</w:t>
+      </w:r>
+      <w:proofErr w:type="spellEnd"/>
+      <w:r>
+        <w:t xml:space="preserve"> install -g @adobe/aio-cli</w:t>
       </w:r>
     </w:p>
     <w:p>
@@ -2236,7 +6084,25 @@
         <w:spacing w:after="120"/>
       </w:pPr>
       <w:r>
-        <w:t xml:space="preserve">Add the Cloud Manager plugin: aio plugins:install @adobe/aio-cli-plugin-cloudmanager</w:t>
+        <w:t xml:space="preserve">Add the Cloud Manager plugin: </w:t>
+      </w:r>
+      <w:proofErr w:type="spellStart"/>
+      <w:r>
+        <w:t>aio</w:t>
+      </w:r>
+      <w:proofErr w:type="spellEnd"/>
+      <w:r>
+        <w:t xml:space="preserve"> </w:t>
+      </w:r>
+      <w:proofErr w:type="spellStart"/>
+      <w:proofErr w:type="gramStart"/>
+      <w:r>
+        <w:t>plugins:install</w:t>
+      </w:r>
+      <w:proofErr w:type="spellEnd"/>
+      <w:proofErr w:type="gramEnd"/>
+      <w:r>
+        <w:t xml:space="preserve"> @adobe/aio-cli-plugin-cloudmanager</w:t>
       </w:r>
     </w:p>
     <w:p>
@@ -2244,7 +6110,7 @@
         <w:spacing w:after="120"/>
       </w:pPr>
       <w:r>
-        <w:t xml:space="preserve">Common commands: list programs, list environments, trigger pipelines, tail logs in real time.</w:t>
+        <w:t>Common commands: list programs, list environments, trigger pipelines, tail logs in real time.</w:t>
       </w:r>
     </w:p>
     <w:p>
@@ -2252,20 +6118,23 @@
         <w:spacing w:after="120"/>
       </w:pPr>
       <w:r>
-        <w:t xml:space="preserve">Authentication uses OAuth Server-to-Server credentials. JWT credentials were fully removed in January 2025.</w:t>
-      </w:r>
-    </w:p>
-    <w:p>
-      <w:pPr>
-        <w:spacing w:after="60" w:before="120"/>
+        <w:t>Authentication uses OAuth Server-to-Server credentials. JWT credentials were fully removed in January 2025.</w:t>
+      </w:r>
+    </w:p>
+    <w:p>
+      <w:pPr>
+        <w:spacing w:before="120" w:after="60"/>
         <w:jc w:val="center"/>
       </w:pPr>
       <w:r>
+        <w:rPr>
+          <w:noProof/>
+        </w:rPr>
         <w:drawing>
-          <wp:inline distT="0" distB="0" distL="0" distR="0">
+          <wp:inline distT="0" distB="0" distL="0" distR="0" wp14:anchorId="10A97BB3" wp14:editId="6C4083D7">
             <wp:extent cx="5334000" cy="4552950"/>
-            <wp:effectExtent t="0" r="0" b="0" l="0"/>
-            <wp:docPr id="1" name="" descr="" title=""/>
+            <wp:effectExtent l="0" t="0" r="0" b="0"/>
+            <wp:docPr id="240017997" name="Picture 240017997" descr="REST API, Adobe I/O CLI, and key use cases."/>
             <wp:cNvGraphicFramePr>
               <a:graphicFrameLocks xmlns:a="http://schemas.openxmlformats.org/drawingml/2006/main" noChangeAspect="1"/>
             </wp:cNvGraphicFramePr>
@@ -2273,13 +6142,13 @@
               <a:graphicData uri="http://schemas.openxmlformats.org/drawingml/2006/picture">
                 <pic:pic xmlns:pic="http://schemas.openxmlformats.org/drawingml/2006/picture">
                   <pic:nvPicPr>
-                    <pic:cNvPr id="0" name="" descr=""/>
+                    <pic:cNvPr id="240017997" name="Picture 240017997" descr="REST API, Adobe I/O CLI, and key use cases."/>
                     <pic:cNvPicPr>
                       <a:picLocks noChangeAspect="1" noChangeArrowheads="1"/>
                     </pic:cNvPicPr>
                   </pic:nvPicPr>
                   <pic:blipFill>
-                    <a:blip r:embed="rId21" cstate="none"/>
+                    <a:blip r:embed="rId19"/>
                     <a:srcRect/>
                     <a:stretch>
                       <a:fillRect/>
@@ -2314,23 +6183,25 @@
           <w:sz w:val="20"/>
           <w:szCs w:val="20"/>
         </w:rPr>
-        <w:t xml:space="preserve">Figure 13. REST API, Adobe I/O CLI, and key use cases.</w:t>
+        <w:t>Figure 13. REST API, Adobe I/O CLI, and key use cases.</w:t>
       </w:r>
     </w:p>
     <w:p>
       <w:pPr>
         <w:pStyle w:val="Heading1"/>
       </w:pPr>
-      <w:r>
-        <w:t xml:space="preserve">14. Closing</w:t>
-      </w:r>
+      <w:bookmarkStart w:id="55" w:name="_Toc228700714"/>
+      <w:r>
+        <w:t>14. Closing</w:t>
+      </w:r>
+      <w:bookmarkEnd w:id="55"/>
     </w:p>
     <w:p>
       <w:pPr>
         <w:spacing w:after="120"/>
       </w:pPr>
       <w:r>
-        <w:t xml:space="preserve">Cloud Manager is the operational backbone of AEM as a Cloud Service. The key connections to keep in mind are:</w:t>
+        <w:t>Cloud Manager is the operational backbone of AEM as a Cloud Service. The key connections to keep in mind are:</w:t>
       </w:r>
     </w:p>
     <w:p>
@@ -2342,8 +6213,13 @@
         </w:numPr>
         <w:spacing w:after="80"/>
       </w:pPr>
-      <w:r>
-        <w:t xml:space="preserve">AEMaaCS architecture — immutable code layer, mutable content layer.</w:t>
+      <w:proofErr w:type="spellStart"/>
+      <w:r>
+        <w:t>AEMaaCS</w:t>
+      </w:r>
+      <w:proofErr w:type="spellEnd"/>
+      <w:r>
+        <w:t xml:space="preserve"> architecture — immutable code layer, mutable content layer.</w:t>
       </w:r>
     </w:p>
     <w:p>
@@ -2356,7 +6232,7 @@
         <w:spacing w:after="80"/>
       </w:pPr>
       <w:r>
-        <w:t xml:space="preserve">Admin Console — where all roles and profiles are assigned.</w:t>
+        <w:t>Admin Console — where all roles and profiles are assigned.</w:t>
       </w:r>
     </w:p>
     <w:p>
@@ -2369,7 +6245,7 @@
         <w:spacing w:after="80"/>
       </w:pPr>
       <w:r>
-        <w:t xml:space="preserve">Programs — the organizational container, Sandbox vs Production.</w:t>
+        <w:t>Programs — the organizational container, Sandbox vs Production.</w:t>
       </w:r>
     </w:p>
     <w:p>
@@ -2382,7 +6258,7 @@
         <w:spacing w:after="80"/>
       </w:pPr>
       <w:r>
-        <w:t xml:space="preserve">Pipelines — Full Stack for everything, Front End for CSS/JS only, Config for settings only.</w:t>
+        <w:t>Pipelines — Full Stack for everything, Front End for CSS/JS only, Config for settings only.</w:t>
       </w:r>
     </w:p>
     <w:p>
@@ -2395,7 +6271,8 @@
         <w:spacing w:after="80"/>
       </w:pPr>
       <w:r>
-        <w:t xml:space="preserve">Production Pipeline flow — Build → Code Quality → Stage → Testing → Go Live Approval → Production.</w:t>
+        <w:lastRenderedPageBreak/>
+        <w:t>Production Pipeline flow — Build → Code Quality → Stage → Testing → Go Live Approval → Production.</w:t>
       </w:r>
     </w:p>
     <w:p>
@@ -2408,7 +6285,7 @@
         <w:spacing w:after="80"/>
       </w:pPr>
       <w:r>
-        <w:t xml:space="preserve">Code Quality — SonarQube ratings, AEM-specific rules, Critical vs Important failures.</w:t>
+        <w:t>Code Quality — SonarQube ratings, AEM-specific rules, Critical vs Important failures.</w:t>
       </w:r>
     </w:p>
     <w:p>
@@ -2421,7 +6298,7 @@
         <w:spacing w:after="80"/>
       </w:pPr>
       <w:r>
-        <w:t xml:space="preserve">Blue/Green — zero-downtime, automatic Dispatcher flush.</w:t>
+        <w:t>Blue/Green — zero-downtime, automatic Dispatcher flush.</w:t>
       </w:r>
     </w:p>
     <w:p>
@@ -2434,7 +6311,7 @@
         <w:spacing w:after="80"/>
       </w:pPr>
       <w:r>
-        <w:t xml:space="preserve">Monitoring — Developer Console, Log Forwarding, New Relic, Experience Audit.</w:t>
+        <w:t>Monitoring — Developer Console, Log Forwarding, New Relic, Experience Audit.</w:t>
       </w:r>
     </w:p>
     <w:p>
@@ -2447,7 +6324,15 @@
         <w:spacing w:after="80"/>
       </w:pPr>
       <w:r>
-        <w:t xml:space="preserve">API and CLI — full programmatic control via REST API and aio CLI.</w:t>
+        <w:t xml:space="preserve">API and CLI — full programmatic control via REST API and </w:t>
+      </w:r>
+      <w:proofErr w:type="spellStart"/>
+      <w:r>
+        <w:t>aio</w:t>
+      </w:r>
+      <w:proofErr w:type="spellEnd"/>
+      <w:r>
+        <w:t xml:space="preserve"> CLI.</w:t>
       </w:r>
     </w:p>
     <w:p>
@@ -2455,38 +6340,25 @@
         <w:spacing w:after="120"/>
       </w:pPr>
       <w:r>
-        <w:t xml:space="preserve">If you can connect these nine categories, you are well prepared for the Cloud Manager questions on the exam.</w:t>
+        <w:t>If you can connect these nine categories, you are well prepared for the Cloud Manager questions on the exam.</w:t>
       </w:r>
     </w:p>
     <w:sectPr>
-      <w:headerReference w:type="default" r:id="rId7"/>
-      <w:footerReference w:type="default" r:id="rId8"/>
-      <w:pgSz w:w="12240" w:h="15840" w:orient="portrait"/>
+      <w:headerReference w:type="default" r:id="rId20"/>
+      <w:footerReference w:type="default" r:id="rId21"/>
+      <w:pgSz w:w="12240" w:h="15840"/>
       <w:pgMar w:top="1440" w:right="1440" w:bottom="1440" w:left="1440" w:header="708" w:footer="708" w:gutter="0"/>
-      <w:pgNumType/>
+      <w:cols w:space="720"/>
       <w:docGrid w:linePitch="360"/>
     </w:sectPr>
   </w:body>
 </w:document>
 </file>
 
-<file path=word/comments.xml><?xml version="1.0" encoding="utf-8"?>
-<w:comments xmlns:cx="http://schemas.microsoft.com/office/drawing/2014/chartex" xmlns:cx1="http://schemas.microsoft.com/office/drawing/2015/9/8/chartex" xmlns:cx2="http://schemas.microsoft.com/office/drawing/2015/10/21/chartex" xmlns:cx3="http://schemas.microsoft.com/office/drawing/2016/5/9/chartex" xmlns:cx4="http://schemas.microsoft.com/office/drawing/2016/5/10/chartex" xmlns:cx5="http://schemas.microsoft.com/office/drawing/2016/5/11/chartex" xmlns:cx6="http://schemas.microsoft.com/office/drawing/2016/5/12/chartex" xmlns:cx7="http://schemas.microsoft.com/office/drawing/2016/5/13/chartex" xmlns:cx8="http://schemas.microsoft.com/office/drawing/2016/5/14/chartex" xmlns:mc="http://schemas.openxmlformats.org/markup-compatibility/2006" xmlns:aink="http://schemas.microsoft.com/office/drawing/2016/ink" xmlns:am3d="http://schemas.microsoft.com/office/drawing/2017/model3d" xmlns:o="urn:schemas-microsoft-com:office:office" xmlns:r="http://schemas.openxmlformats.org/officeDocument/2006/relationships" xmlns:m="http://schemas.openxmlformats.org/officeDocument/2006/math" xmlns:v="urn:schemas-microsoft-com:vml" xmlns:wp14="http://schemas.microsoft.com/office/word/2010/wordprocessingDrawing" xmlns:wp="http://schemas.openxmlformats.org/drawingml/2006/wordprocessingDrawing" xmlns:w10="urn:schemas-microsoft-com:office:word" xmlns:w="http://schemas.openxmlformats.org/wordprocessingml/2006/main" xmlns:w14="http://schemas.microsoft.com/office/word/2010/wordml" xmlns:w15="http://schemas.microsoft.com/office/word/2012/wordml" xmlns:w16cex="http://schemas.microsoft.com/office/word/2018/wordml/cex" xmlns:w16cid="http://schemas.microsoft.com/office/word/2016/wordml/cid" xmlns:w16="http://schemas.microsoft.com/office/word/2018/wordml" xmlns:w16sdtdh="http://schemas.microsoft.com/office/word/2020/wordml/sdtdatahash" xmlns:w16se="http://schemas.microsoft.com/office/word/2015/wordml/symex" xmlns:wpg="http://schemas.microsoft.com/office/word/2010/wordprocessingGroup" xmlns:wpi="http://schemas.microsoft.com/office/word/2010/wordprocessingInk" xmlns:wne="http://schemas.microsoft.com/office/word/2006/wordml" xmlns:wps="http://schemas.microsoft.com/office/word/2010/wordprocessingShape"/>
-</file>
-
 <file path=word/endnotes.xml><?xml version="1.0" encoding="utf-8"?>
-<w:endnotes xmlns:wpc="http://schemas.microsoft.com/office/word/2010/wordprocessingCanvas" xmlns:mc="http://schemas.openxmlformats.org/markup-compatibility/2006" xmlns:o="urn:schemas-microsoft-com:office:office" xmlns:r="http://schemas.openxmlformats.org/officeDocument/2006/relationships" xmlns:m="http://schemas.openxmlformats.org/officeDocument/2006/math" xmlns:v="urn:schemas-microsoft-com:vml" xmlns:wp14="http://schemas.microsoft.com/office/word/2010/wordprocessingDrawing" xmlns:wp="http://schemas.openxmlformats.org/drawingml/2006/wordprocessingDrawing" xmlns:w10="urn:schemas-microsoft-com:office:word" xmlns:w="http://schemas.openxmlformats.org/wordprocessingml/2006/main" xmlns:w14="http://schemas.microsoft.com/office/word/2010/wordml" xmlns:w15="http://schemas.microsoft.com/office/word/2012/wordml" xmlns:wpg="http://schemas.microsoft.com/office/word/2010/wordprocessingGroup" xmlns:wpi="http://schemas.microsoft.com/office/word/2010/wordprocessingInk" xmlns:wne="http://schemas.microsoft.com/office/word/2006/wordml" xmlns:wps="http://schemas.microsoft.com/office/word/2010/wordprocessingShape" mc:Ignorable="w14 w15 wp14">
+<w:endnotes xmlns:wpc="http://schemas.microsoft.com/office/word/2010/wordprocessingCanvas" xmlns:cx="http://schemas.microsoft.com/office/drawing/2014/chartex" xmlns:cx1="http://schemas.microsoft.com/office/drawing/2015/9/8/chartex" xmlns:cx2="http://schemas.microsoft.com/office/drawing/2015/10/21/chartex" xmlns:cx3="http://schemas.microsoft.com/office/drawing/2016/5/9/chartex" xmlns:cx4="http://schemas.microsoft.com/office/drawing/2016/5/10/chartex" xmlns:cx5="http://schemas.microsoft.com/office/drawing/2016/5/11/chartex" xmlns:cx6="http://schemas.microsoft.com/office/drawing/2016/5/12/chartex" xmlns:cx7="http://schemas.microsoft.com/office/drawing/2016/5/13/chartex" xmlns:cx8="http://schemas.microsoft.com/office/drawing/2016/5/14/chartex" xmlns:mc="http://schemas.openxmlformats.org/markup-compatibility/2006" xmlns:aink="http://schemas.microsoft.com/office/drawing/2016/ink" xmlns:am3d="http://schemas.microsoft.com/office/drawing/2017/model3d" xmlns:o="urn:schemas-microsoft-com:office:office" xmlns:oel="http://schemas.microsoft.com/office/2019/extlst" xmlns:r="http://schemas.openxmlformats.org/officeDocument/2006/relationships" xmlns:m="http://schemas.openxmlformats.org/officeDocument/2006/math" xmlns:v="urn:schemas-microsoft-com:vml" xmlns:wp14="http://schemas.microsoft.com/office/word/2010/wordprocessingDrawing" xmlns:wp="http://schemas.openxmlformats.org/drawingml/2006/wordprocessingDrawing" xmlns:w10="urn:schemas-microsoft-com:office:word" xmlns:w="http://schemas.openxmlformats.org/wordprocessingml/2006/main" xmlns:w14="http://schemas.microsoft.com/office/word/2010/wordml" xmlns:w15="http://schemas.microsoft.com/office/word/2012/wordml" xmlns:w16cex="http://schemas.microsoft.com/office/word/2018/wordml/cex" xmlns:w16cid="http://schemas.microsoft.com/office/word/2016/wordml/cid" xmlns:w16="http://schemas.microsoft.com/office/word/2018/wordml" xmlns:w16du="http://schemas.microsoft.com/office/word/2023/wordml/word16du" xmlns:w16sdtdh="http://schemas.microsoft.com/office/word/2020/wordml/sdtdatahash" xmlns:w16sdtfl="http://schemas.microsoft.com/office/word/2024/wordml/sdtformatlock" xmlns:w16se="http://schemas.microsoft.com/office/word/2015/wordml/symex" xmlns:wpg="http://schemas.microsoft.com/office/word/2010/wordprocessingGroup" xmlns:wpi="http://schemas.microsoft.com/office/word/2010/wordprocessingInk" xmlns:wne="http://schemas.microsoft.com/office/word/2006/wordml" xmlns:wps="http://schemas.microsoft.com/office/word/2010/wordprocessingShape" mc:Ignorable="w14 w15 w16se w16cid w16 w16cex w16sdtdh w16sdtfl w16du wp14">
   <w:endnote w:type="separator" w:id="-1">
     <w:p>
-      <w:pPr>
-        <w:spacing w:after="0" w:line="240" w:lineRule="auto"/>
-      </w:pPr>
-      <w:r>
-        <w:rPr>
-          <w:rStyle w:val="EndnoteReference"/>
-        </w:rPr>
-        <w:endnoteRef/>
-      </w:r>
       <w:r>
         <w:separator/>
       </w:r>
@@ -2494,15 +6366,6 @@
   </w:endnote>
   <w:endnote w:type="continuationSeparator" w:id="0">
     <w:p>
-      <w:pPr>
-        <w:spacing w:after="0" w:line="240" w:lineRule="auto"/>
-      </w:pPr>
-      <w:r>
-        <w:rPr>
-          <w:rStyle w:val="EndnoteReference"/>
-        </w:rPr>
-        <w:endnoteRef/>
-      </w:r>
       <w:r>
         <w:continuationSeparator/>
       </w:r>
@@ -2512,14 +6375,14 @@
 </file>
 
 <file path=word/footer1.xml><?xml version="1.0" encoding="utf-8"?>
-<w:ftr xmlns:wpc="http://schemas.microsoft.com/office/word/2010/wordprocessingCanvas" xmlns:mc="http://schemas.openxmlformats.org/markup-compatibility/2006" xmlns:o="urn:schemas-microsoft-com:office:office" xmlns:r="http://schemas.openxmlformats.org/officeDocument/2006/relationships" xmlns:m="http://schemas.openxmlformats.org/officeDocument/2006/math" xmlns:v="urn:schemas-microsoft-com:vml" xmlns:wp14="http://schemas.microsoft.com/office/word/2010/wordprocessingDrawing" xmlns:wp="http://schemas.openxmlformats.org/drawingml/2006/wordprocessingDrawing" xmlns:w10="urn:schemas-microsoft-com:office:word" xmlns:w="http://schemas.openxmlformats.org/wordprocessingml/2006/main" xmlns:w14="http://schemas.microsoft.com/office/word/2010/wordml" xmlns:w15="http://schemas.microsoft.com/office/word/2012/wordml" xmlns:wpg="http://schemas.microsoft.com/office/word/2010/wordprocessingGroup" xmlns:wpi="http://schemas.microsoft.com/office/word/2010/wordprocessingInk" xmlns:wne="http://schemas.microsoft.com/office/word/2006/wordml" xmlns:wps="http://schemas.microsoft.com/office/word/2010/wordprocessingShape">
+<w:ftr xmlns:wpc="http://schemas.microsoft.com/office/word/2010/wordprocessingCanvas" xmlns:cx="http://schemas.microsoft.com/office/drawing/2014/chartex" xmlns:cx1="http://schemas.microsoft.com/office/drawing/2015/9/8/chartex" xmlns:cx2="http://schemas.microsoft.com/office/drawing/2015/10/21/chartex" xmlns:cx3="http://schemas.microsoft.com/office/drawing/2016/5/9/chartex" xmlns:cx4="http://schemas.microsoft.com/office/drawing/2016/5/10/chartex" xmlns:cx5="http://schemas.microsoft.com/office/drawing/2016/5/11/chartex" xmlns:cx6="http://schemas.microsoft.com/office/drawing/2016/5/12/chartex" xmlns:cx7="http://schemas.microsoft.com/office/drawing/2016/5/13/chartex" xmlns:cx8="http://schemas.microsoft.com/office/drawing/2016/5/14/chartex" xmlns:mc="http://schemas.openxmlformats.org/markup-compatibility/2006" xmlns:aink="http://schemas.microsoft.com/office/drawing/2016/ink" xmlns:am3d="http://schemas.microsoft.com/office/drawing/2017/model3d" xmlns:o="urn:schemas-microsoft-com:office:office" xmlns:oel="http://schemas.microsoft.com/office/2019/extlst" xmlns:r="http://schemas.openxmlformats.org/officeDocument/2006/relationships" xmlns:m="http://schemas.openxmlformats.org/officeDocument/2006/math" xmlns:v="urn:schemas-microsoft-com:vml" xmlns:wp14="http://schemas.microsoft.com/office/word/2010/wordprocessingDrawing" xmlns:wp="http://schemas.openxmlformats.org/drawingml/2006/wordprocessingDrawing" xmlns:w10="urn:schemas-microsoft-com:office:word" xmlns:w="http://schemas.openxmlformats.org/wordprocessingml/2006/main" xmlns:w14="http://schemas.microsoft.com/office/word/2010/wordml" xmlns:w15="http://schemas.microsoft.com/office/word/2012/wordml" xmlns:w16cex="http://schemas.microsoft.com/office/word/2018/wordml/cex" xmlns:w16cid="http://schemas.microsoft.com/office/word/2016/wordml/cid" xmlns:w16="http://schemas.microsoft.com/office/word/2018/wordml" xmlns:w16du="http://schemas.microsoft.com/office/word/2023/wordml/word16du" xmlns:w16sdtdh="http://schemas.microsoft.com/office/word/2020/wordml/sdtdatahash" xmlns:w16sdtfl="http://schemas.microsoft.com/office/word/2024/wordml/sdtformatlock" xmlns:w16se="http://schemas.microsoft.com/office/word/2015/wordml/symex" xmlns:wpg="http://schemas.microsoft.com/office/word/2010/wordprocessingGroup" xmlns:wpi="http://schemas.microsoft.com/office/word/2010/wordprocessingInk" xmlns:wne="http://schemas.microsoft.com/office/word/2006/wordml" xmlns:wps="http://schemas.microsoft.com/office/word/2010/wordprocessingShape" mc:Ignorable="w14 w15 w16se w16cid w16 w16cex w16sdtdh w16sdtfl w16du wp14">
   <w:p>
     <w:pPr>
       <w:jc w:val="center"/>
     </w:pPr>
     <w:r>
       <w:rPr>
-        <w:color w:val="888780"/>
+        <w:color w:val="75746D"/>
         <w:sz w:val="18"/>
         <w:szCs w:val="18"/>
       </w:rPr>
@@ -2527,13 +6390,43 @@
     </w:r>
     <w:r>
       <w:rPr>
-        <w:color w:val="888780"/>
+        <w:color w:val="75746D"/>
         <w:sz w:val="18"/>
         <w:szCs w:val="18"/>
       </w:rPr>
       <w:fldChar w:fldCharType="begin"/>
-      <w:instrText xml:space="preserve">PAGE</w:instrText>
+    </w:r>
+    <w:r>
+      <w:rPr>
+        <w:color w:val="75746D"/>
+        <w:sz w:val="18"/>
+        <w:szCs w:val="18"/>
+      </w:rPr>
+      <w:instrText>PAGE</w:instrText>
+    </w:r>
+    <w:r>
+      <w:rPr>
+        <w:color w:val="75746D"/>
+        <w:sz w:val="18"/>
+        <w:szCs w:val="18"/>
+      </w:rPr>
       <w:fldChar w:fldCharType="separate"/>
+    </w:r>
+    <w:r>
+      <w:rPr>
+        <w:noProof/>
+        <w:color w:val="75746D"/>
+        <w:sz w:val="18"/>
+        <w:szCs w:val="18"/>
+      </w:rPr>
+      <w:t>1</w:t>
+    </w:r>
+    <w:r>
+      <w:rPr>
+        <w:color w:val="75746D"/>
+        <w:sz w:val="18"/>
+        <w:szCs w:val="18"/>
+      </w:rPr>
       <w:fldChar w:fldCharType="end"/>
     </w:r>
   </w:p>
@@ -2541,18 +6434,9 @@
 </file>
 
 <file path=word/footnotes.xml><?xml version="1.0" encoding="utf-8"?>
-<w:footnotes xmlns:wpc="http://schemas.microsoft.com/office/word/2010/wordprocessingCanvas" xmlns:mc="http://schemas.openxmlformats.org/markup-compatibility/2006" xmlns:o="urn:schemas-microsoft-com:office:office" xmlns:r="http://schemas.openxmlformats.org/officeDocument/2006/relationships" xmlns:m="http://schemas.openxmlformats.org/officeDocument/2006/math" xmlns:v="urn:schemas-microsoft-com:vml" xmlns:wp14="http://schemas.microsoft.com/office/word/2010/wordprocessingDrawing" xmlns:wp="http://schemas.openxmlformats.org/drawingml/2006/wordprocessingDrawing" xmlns:w10="urn:schemas-microsoft-com:office:word" xmlns:w="http://schemas.openxmlformats.org/wordprocessingml/2006/main" xmlns:w14="http://schemas.microsoft.com/office/word/2010/wordml" xmlns:w15="http://schemas.microsoft.com/office/word/2012/wordml" xmlns:wpg="http://schemas.microsoft.com/office/word/2010/wordprocessingGroup" xmlns:wpi="http://schemas.microsoft.com/office/word/2010/wordprocessingInk" xmlns:wne="http://schemas.microsoft.com/office/word/2006/wordml" xmlns:wps="http://schemas.microsoft.com/office/word/2010/wordprocessingShape" mc:Ignorable="w14 w15 wp14">
+<w:footnotes xmlns:wpc="http://schemas.microsoft.com/office/word/2010/wordprocessingCanvas" xmlns:cx="http://schemas.microsoft.com/office/drawing/2014/chartex" xmlns:cx1="http://schemas.microsoft.com/office/drawing/2015/9/8/chartex" xmlns:cx2="http://schemas.microsoft.com/office/drawing/2015/10/21/chartex" xmlns:cx3="http://schemas.microsoft.com/office/drawing/2016/5/9/chartex" xmlns:cx4="http://schemas.microsoft.com/office/drawing/2016/5/10/chartex" xmlns:cx5="http://schemas.microsoft.com/office/drawing/2016/5/11/chartex" xmlns:cx6="http://schemas.microsoft.com/office/drawing/2016/5/12/chartex" xmlns:cx7="http://schemas.microsoft.com/office/drawing/2016/5/13/chartex" xmlns:cx8="http://schemas.microsoft.com/office/drawing/2016/5/14/chartex" xmlns:mc="http://schemas.openxmlformats.org/markup-compatibility/2006" xmlns:aink="http://schemas.microsoft.com/office/drawing/2016/ink" xmlns:am3d="http://schemas.microsoft.com/office/drawing/2017/model3d" xmlns:o="urn:schemas-microsoft-com:office:office" xmlns:oel="http://schemas.microsoft.com/office/2019/extlst" xmlns:r="http://schemas.openxmlformats.org/officeDocument/2006/relationships" xmlns:m="http://schemas.openxmlformats.org/officeDocument/2006/math" xmlns:v="urn:schemas-microsoft-com:vml" xmlns:wp14="http://schemas.microsoft.com/office/word/2010/wordprocessingDrawing" xmlns:wp="http://schemas.openxmlformats.org/drawingml/2006/wordprocessingDrawing" xmlns:w10="urn:schemas-microsoft-com:office:word" xmlns:w="http://schemas.openxmlformats.org/wordprocessingml/2006/main" xmlns:w14="http://schemas.microsoft.com/office/word/2010/wordml" xmlns:w15="http://schemas.microsoft.com/office/word/2012/wordml" xmlns:w16cex="http://schemas.microsoft.com/office/word/2018/wordml/cex" xmlns:w16cid="http://schemas.microsoft.com/office/word/2016/wordml/cid" xmlns:w16="http://schemas.microsoft.com/office/word/2018/wordml" xmlns:w16du="http://schemas.microsoft.com/office/word/2023/wordml/word16du" xmlns:w16sdtdh="http://schemas.microsoft.com/office/word/2020/wordml/sdtdatahash" xmlns:w16sdtfl="http://schemas.microsoft.com/office/word/2024/wordml/sdtformatlock" xmlns:w16se="http://schemas.microsoft.com/office/word/2015/wordml/symex" xmlns:wpg="http://schemas.microsoft.com/office/word/2010/wordprocessingGroup" xmlns:wpi="http://schemas.microsoft.com/office/word/2010/wordprocessingInk" xmlns:wne="http://schemas.microsoft.com/office/word/2006/wordml" xmlns:wps="http://schemas.microsoft.com/office/word/2010/wordprocessingShape" mc:Ignorable="w14 w15 w16se w16cid w16 w16cex w16sdtdh w16sdtfl w16du wp14">
   <w:footnote w:type="separator" w:id="-1">
     <w:p>
-      <w:pPr>
-        <w:spacing w:after="0" w:line="240" w:lineRule="auto"/>
-      </w:pPr>
-      <w:r>
-        <w:rPr>
-          <w:rStyle w:val="FootnoteReference"/>
-        </w:rPr>
-        <w:footnoteRef/>
-      </w:r>
       <w:r>
         <w:separator/>
       </w:r>
@@ -2560,15 +6444,6 @@
   </w:footnote>
   <w:footnote w:type="continuationSeparator" w:id="0">
     <w:p>
-      <w:pPr>
-        <w:spacing w:after="0" w:line="240" w:lineRule="auto"/>
-      </w:pPr>
-      <w:r>
-        <w:rPr>
-          <w:rStyle w:val="FootnoteReference"/>
-        </w:rPr>
-        <w:footnoteRef/>
-      </w:r>
       <w:r>
         <w:continuationSeparator/>
       </w:r>
@@ -2578,28 +6453,84 @@
 </file>
 
 <file path=word/header1.xml><?xml version="1.0" encoding="utf-8"?>
-<w:hdr xmlns:wpc="http://schemas.microsoft.com/office/word/2010/wordprocessingCanvas" xmlns:mc="http://schemas.openxmlformats.org/markup-compatibility/2006" xmlns:o="urn:schemas-microsoft-com:office:office" xmlns:r="http://schemas.openxmlformats.org/officeDocument/2006/relationships" xmlns:m="http://schemas.openxmlformats.org/officeDocument/2006/math" xmlns:v="urn:schemas-microsoft-com:vml" xmlns:wp14="http://schemas.microsoft.com/office/word/2010/wordprocessingDrawing" xmlns:wp="http://schemas.openxmlformats.org/drawingml/2006/wordprocessingDrawing" xmlns:w10="urn:schemas-microsoft-com:office:word" xmlns:w="http://schemas.openxmlformats.org/wordprocessingml/2006/main" xmlns:w14="http://schemas.microsoft.com/office/word/2010/wordml" xmlns:w15="http://schemas.microsoft.com/office/word/2012/wordml" xmlns:wpg="http://schemas.microsoft.com/office/word/2010/wordprocessingGroup" xmlns:wpi="http://schemas.microsoft.com/office/word/2010/wordprocessingInk" xmlns:wne="http://schemas.microsoft.com/office/word/2006/wordml" xmlns:wps="http://schemas.microsoft.com/office/word/2010/wordprocessingShape" xmlns:cx="http://schemas.microsoft.com/office/drawing/2014/chartex" xmlns:cx1="http://schemas.microsoft.com/office/drawing/2015/9/8/chartex" xmlns:cx2="http://schemas.microsoft.com/office/drawing/2015/10/21/chartex" xmlns:cx3="http://schemas.microsoft.com/office/drawing/2016/5/9/chartex" xmlns:cx4="http://schemas.microsoft.com/office/drawing/2016/5/10/chartex" xmlns:cx5="http://schemas.microsoft.com/office/drawing/2016/5/11/chartex" xmlns:cx6="http://schemas.microsoft.com/office/drawing/2016/5/12/chartex" xmlns:cx7="http://schemas.microsoft.com/office/drawing/2016/5/13/chartex" xmlns:cx8="http://schemas.microsoft.com/office/drawing/2016/5/14/chartex" xmlns:w16cid="http://schemas.microsoft.com/office/word/2016/wordml/cid" xmlns:w16se="http://schemas.microsoft.com/office/word/2015/wordml/symex">
+<w:hdr xmlns:wpc="http://schemas.microsoft.com/office/word/2010/wordprocessingCanvas" xmlns:cx="http://schemas.microsoft.com/office/drawing/2014/chartex" xmlns:cx1="http://schemas.microsoft.com/office/drawing/2015/9/8/chartex" xmlns:cx2="http://schemas.microsoft.com/office/drawing/2015/10/21/chartex" xmlns:cx3="http://schemas.microsoft.com/office/drawing/2016/5/9/chartex" xmlns:cx4="http://schemas.microsoft.com/office/drawing/2016/5/10/chartex" xmlns:cx5="http://schemas.microsoft.com/office/drawing/2016/5/11/chartex" xmlns:cx6="http://schemas.microsoft.com/office/drawing/2016/5/12/chartex" xmlns:cx7="http://schemas.microsoft.com/office/drawing/2016/5/13/chartex" xmlns:cx8="http://schemas.microsoft.com/office/drawing/2016/5/14/chartex" xmlns:mc="http://schemas.openxmlformats.org/markup-compatibility/2006" xmlns:aink="http://schemas.microsoft.com/office/drawing/2016/ink" xmlns:am3d="http://schemas.microsoft.com/office/drawing/2017/model3d" xmlns:o="urn:schemas-microsoft-com:office:office" xmlns:oel="http://schemas.microsoft.com/office/2019/extlst" xmlns:r="http://schemas.openxmlformats.org/officeDocument/2006/relationships" xmlns:m="http://schemas.openxmlformats.org/officeDocument/2006/math" xmlns:v="urn:schemas-microsoft-com:vml" xmlns:wp14="http://schemas.microsoft.com/office/word/2010/wordprocessingDrawing" xmlns:wp="http://schemas.openxmlformats.org/drawingml/2006/wordprocessingDrawing" xmlns:w10="urn:schemas-microsoft-com:office:word" xmlns:w="http://schemas.openxmlformats.org/wordprocessingml/2006/main" xmlns:w14="http://schemas.microsoft.com/office/word/2010/wordml" xmlns:w15="http://schemas.microsoft.com/office/word/2012/wordml" xmlns:w16cex="http://schemas.microsoft.com/office/word/2018/wordml/cex" xmlns:w16cid="http://schemas.microsoft.com/office/word/2016/wordml/cid" xmlns:w16="http://schemas.microsoft.com/office/word/2018/wordml" xmlns:w16du="http://schemas.microsoft.com/office/word/2023/wordml/word16du" xmlns:w16sdtdh="http://schemas.microsoft.com/office/word/2020/wordml/sdtdatahash" xmlns:w16sdtfl="http://schemas.microsoft.com/office/word/2024/wordml/sdtformatlock" xmlns:w16se="http://schemas.microsoft.com/office/word/2015/wordml/symex" xmlns:wpg="http://schemas.microsoft.com/office/word/2010/wordprocessingGroup" xmlns:wpi="http://schemas.microsoft.com/office/word/2010/wordprocessingInk" xmlns:wne="http://schemas.microsoft.com/office/word/2006/wordml" xmlns:wps="http://schemas.microsoft.com/office/word/2010/wordprocessingShape" mc:Ignorable="w14 w15 w16se w16cid w16 w16cex w16sdtdh w16sdtfl w16du wp14">
   <w:p>
     <w:pPr>
       <w:jc w:val="right"/>
     </w:pPr>
     <w:r>
       <w:rPr>
-        <w:color w:val="888780"/>
+        <w:color w:val="75746D"/>
         <w:sz w:val="18"/>
         <w:szCs w:val="18"/>
       </w:rPr>
-      <w:t xml:space="preserve">AEM Cloud Manager Study Guide</w:t>
+      <w:t>AEM Cloud Manager Study Guide</w:t>
     </w:r>
   </w:p>
 </w:hdr>
 </file>
 
 <file path=word/numbering.xml><?xml version="1.0" encoding="utf-8"?>
-<w:numbering xmlns:wpc="http://schemas.microsoft.com/office/word/2010/wordprocessingCanvas" xmlns:mc="http://schemas.openxmlformats.org/markup-compatibility/2006" xmlns:o="urn:schemas-microsoft-com:office:office" xmlns:r="http://schemas.openxmlformats.org/officeDocument/2006/relationships" xmlns:m="http://schemas.openxmlformats.org/officeDocument/2006/math" xmlns:v="urn:schemas-microsoft-com:vml" xmlns:wp14="http://schemas.microsoft.com/office/word/2010/wordprocessingDrawing" xmlns:wp="http://schemas.openxmlformats.org/drawingml/2006/wordprocessingDrawing" xmlns:w10="urn:schemas-microsoft-com:office:word" xmlns:w="http://schemas.openxmlformats.org/wordprocessingml/2006/main" xmlns:w14="http://schemas.microsoft.com/office/word/2010/wordml" xmlns:w15="http://schemas.microsoft.com/office/word/2012/wordml" xmlns:wpg="http://schemas.microsoft.com/office/word/2010/wordprocessingGroup" xmlns:wpi="http://schemas.microsoft.com/office/word/2010/wordprocessingInk" xmlns:wne="http://schemas.microsoft.com/office/word/2006/wordml" xmlns:wps="http://schemas.microsoft.com/office/word/2010/wordprocessingShape" mc:Ignorable="w14 w15 wp14">
+<w:numbering xmlns:wpc="http://schemas.microsoft.com/office/word/2010/wordprocessingCanvas" xmlns:cx="http://schemas.microsoft.com/office/drawing/2014/chartex" xmlns:cx1="http://schemas.microsoft.com/office/drawing/2015/9/8/chartex" xmlns:cx2="http://schemas.microsoft.com/office/drawing/2015/10/21/chartex" xmlns:cx3="http://schemas.microsoft.com/office/drawing/2016/5/9/chartex" xmlns:cx4="http://schemas.microsoft.com/office/drawing/2016/5/10/chartex" xmlns:cx5="http://schemas.microsoft.com/office/drawing/2016/5/11/chartex" xmlns:cx6="http://schemas.microsoft.com/office/drawing/2016/5/12/chartex" xmlns:cx7="http://schemas.microsoft.com/office/drawing/2016/5/13/chartex" xmlns:cx8="http://schemas.microsoft.com/office/drawing/2016/5/14/chartex" xmlns:mc="http://schemas.openxmlformats.org/markup-compatibility/2006" xmlns:aink="http://schemas.microsoft.com/office/drawing/2016/ink" xmlns:am3d="http://schemas.microsoft.com/office/drawing/2017/model3d" xmlns:o="urn:schemas-microsoft-com:office:office" xmlns:oel="http://schemas.microsoft.com/office/2019/extlst" xmlns:r="http://schemas.openxmlformats.org/officeDocument/2006/relationships" xmlns:m="http://schemas.openxmlformats.org/officeDocument/2006/math" xmlns:v="urn:schemas-microsoft-com:vml" xmlns:wp14="http://schemas.microsoft.com/office/word/2010/wordprocessingDrawing" xmlns:wp="http://schemas.openxmlformats.org/drawingml/2006/wordprocessingDrawing" xmlns:w10="urn:schemas-microsoft-com:office:word" xmlns:w="http://schemas.openxmlformats.org/wordprocessingml/2006/main" xmlns:w14="http://schemas.microsoft.com/office/word/2010/wordml" xmlns:w15="http://schemas.microsoft.com/office/word/2012/wordml" xmlns:w16cex="http://schemas.microsoft.com/office/word/2018/wordml/cex" xmlns:w16cid="http://schemas.microsoft.com/office/word/2016/wordml/cid" xmlns:w16="http://schemas.microsoft.com/office/word/2018/wordml" xmlns:w16du="http://schemas.microsoft.com/office/word/2023/wordml/word16du" xmlns:w16sdtdh="http://schemas.microsoft.com/office/word/2020/wordml/sdtdatahash" xmlns:w16sdtfl="http://schemas.microsoft.com/office/word/2024/wordml/sdtformatlock" xmlns:w16se="http://schemas.microsoft.com/office/word/2015/wordml/symex" xmlns:wpg="http://schemas.microsoft.com/office/word/2010/wordprocessingGroup" xmlns:wpi="http://schemas.microsoft.com/office/word/2010/wordprocessingInk" xmlns:wne="http://schemas.microsoft.com/office/word/2006/wordml" xmlns:wps="http://schemas.microsoft.com/office/word/2010/wordprocessingShape" mc:Ignorable="w14 w15 w16se w16cid w16 w16cex w16sdtdh w16sdtfl w16du wp14">
+  <w:abstractNum w:abstractNumId="0" w15:restartNumberingAfterBreak="0">
+    <w:nsid w:val="474E4BF0"/>
+    <w:multiLevelType w:val="hybridMultilevel"/>
+    <w:tmpl w:val="D34201F4"/>
+    <w:lvl w:ilvl="0" w:tplc="56A8CB80">
+      <w:start w:val="1"/>
+      <w:numFmt w:val="bullet"/>
+      <w:lvlText w:val="•"/>
+      <w:lvlJc w:val="left"/>
+      <w:pPr>
+        <w:ind w:left="720" w:hanging="360"/>
+      </w:pPr>
+    </w:lvl>
+    <w:lvl w:ilvl="1" w:tplc="A7CCC876">
+      <w:numFmt w:val="decimal"/>
+      <w:lvlText w:val=""/>
+      <w:lvlJc w:val="left"/>
+    </w:lvl>
+    <w:lvl w:ilvl="2" w:tplc="05143DFC">
+      <w:numFmt w:val="decimal"/>
+      <w:lvlText w:val=""/>
+      <w:lvlJc w:val="left"/>
+    </w:lvl>
+    <w:lvl w:ilvl="3" w:tplc="686EDE5A">
+      <w:numFmt w:val="decimal"/>
+      <w:lvlText w:val=""/>
+      <w:lvlJc w:val="left"/>
+    </w:lvl>
+    <w:lvl w:ilvl="4" w:tplc="D408CC08">
+      <w:numFmt w:val="decimal"/>
+      <w:lvlText w:val=""/>
+      <w:lvlJc w:val="left"/>
+    </w:lvl>
+    <w:lvl w:ilvl="5" w:tplc="E4F2CE66">
+      <w:numFmt w:val="decimal"/>
+      <w:lvlText w:val=""/>
+      <w:lvlJc w:val="left"/>
+    </w:lvl>
+    <w:lvl w:ilvl="6" w:tplc="D1FC6EBC">
+      <w:numFmt w:val="decimal"/>
+      <w:lvlText w:val=""/>
+      <w:lvlJc w:val="left"/>
+    </w:lvl>
+    <w:lvl w:ilvl="7" w:tplc="BFD4D4EC">
+      <w:numFmt w:val="decimal"/>
+      <w:lvlText w:val=""/>
+      <w:lvlJc w:val="left"/>
+    </w:lvl>
+    <w:lvl w:ilvl="8" w:tplc="E3A4CC6E">
+      <w:numFmt w:val="decimal"/>
+      <w:lvlText w:val=""/>
+      <w:lvlJc w:val="left"/>
+    </w:lvl>
+  </w:abstractNum>
   <w:abstractNum w:abstractNumId="1" w15:restartNumberingAfterBreak="0">
+    <w:nsid w:val="6A477C16"/>
     <w:multiLevelType w:val="hybridMultilevel"/>
-    <w:lvl w:ilvl="0" w15:tentative="1">
+    <w:tmpl w:val="CE4E263C"/>
+    <w:lvl w:ilvl="0" w:tplc="30B61CA4">
       <w:start w:val="1"/>
       <w:numFmt w:val="bullet"/>
       <w:lvlText w:val="●"/>
@@ -2608,7 +6539,7 @@
         <w:ind w:left="720" w:hanging="360"/>
       </w:pPr>
     </w:lvl>
-    <w:lvl w:ilvl="1" w15:tentative="1">
+    <w:lvl w:ilvl="1" w:tplc="1ADCB79C">
       <w:start w:val="1"/>
       <w:numFmt w:val="bullet"/>
       <w:lvlText w:val="○"/>
@@ -2617,7 +6548,7 @@
         <w:ind w:left="1440" w:hanging="360"/>
       </w:pPr>
     </w:lvl>
-    <w:lvl w:ilvl="2" w15:tentative="1">
+    <w:lvl w:ilvl="2" w:tplc="5A4EF498">
       <w:start w:val="1"/>
       <w:numFmt w:val="bullet"/>
       <w:lvlText w:val="■"/>
@@ -2626,7 +6557,7 @@
         <w:ind w:left="2160" w:hanging="360"/>
       </w:pPr>
     </w:lvl>
-    <w:lvl w:ilvl="3" w15:tentative="1">
+    <w:lvl w:ilvl="3" w:tplc="EFE26DD0">
       <w:start w:val="1"/>
       <w:numFmt w:val="bullet"/>
       <w:lvlText w:val="●"/>
@@ -2635,7 +6566,7 @@
         <w:ind w:left="2880" w:hanging="360"/>
       </w:pPr>
     </w:lvl>
-    <w:lvl w:ilvl="4" w15:tentative="1">
+    <w:lvl w:ilvl="4" w:tplc="624A2AB4">
       <w:start w:val="1"/>
       <w:numFmt w:val="bullet"/>
       <w:lvlText w:val="○"/>
@@ -2644,7 +6575,7 @@
         <w:ind w:left="3600" w:hanging="360"/>
       </w:pPr>
     </w:lvl>
-    <w:lvl w:ilvl="5" w15:tentative="1">
+    <w:lvl w:ilvl="5" w:tplc="96E44FA2">
       <w:start w:val="1"/>
       <w:numFmt w:val="bullet"/>
       <w:lvlText w:val="■"/>
@@ -2653,7 +6584,7 @@
         <w:ind w:left="4320" w:hanging="360"/>
       </w:pPr>
     </w:lvl>
-    <w:lvl w:ilvl="6" w15:tentative="1">
+    <w:lvl w:ilvl="6" w:tplc="55620E9E">
       <w:start w:val="1"/>
       <w:numFmt w:val="bullet"/>
       <w:lvlText w:val="●"/>
@@ -2662,7 +6593,7 @@
         <w:ind w:left="5040" w:hanging="360"/>
       </w:pPr>
     </w:lvl>
-    <w:lvl w:ilvl="7" w15:tentative="1">
+    <w:lvl w:ilvl="7" w:tplc="0CCC4BDC">
       <w:start w:val="1"/>
       <w:numFmt w:val="bullet"/>
       <w:lvlText w:val="●"/>
@@ -2671,7 +6602,7 @@
         <w:ind w:left="5760" w:hanging="360"/>
       </w:pPr>
     </w:lvl>
-    <w:lvl w:ilvl="8" w15:tentative="1">
+    <w:lvl w:ilvl="8" w:tplc="A784E242">
       <w:start w:val="1"/>
       <w:numFmt w:val="bullet"/>
       <w:lvlText w:val="●"/>
@@ -2681,26 +6612,14 @@
       </w:pPr>
     </w:lvl>
   </w:abstractNum>
-  <w:abstractNum w:abstractNumId="2" w15:restartNumberingAfterBreak="0">
-    <w:multiLevelType w:val="hybridMultilevel"/>
-    <w:lvl w:ilvl="0" w15:tentative="1">
-      <w:start w:val="1"/>
-      <w:numFmt w:val="bullet"/>
-      <w:lvlText w:val="•"/>
-      <w:lvlJc w:val="left"/>
-      <w:pPr>
-        <w:ind w:left="720" w:hanging="360"/>
-      </w:pPr>
-    </w:lvl>
-  </w:abstractNum>
-  <w:num w:numId="1">
+  <w:num w:numId="1" w16cid:durableId="2063479112">
     <w:abstractNumId w:val="1"/>
     <w:lvlOverride w:ilvl="0">
       <w:startOverride w:val="1"/>
     </w:lvlOverride>
   </w:num>
-  <w:num w:numId="2">
-    <w:abstractNumId w:val="2"/>
+  <w:num w:numId="2" w16cid:durableId="1378047003">
+    <w:abstractNumId w:val="0"/>
     <w:lvlOverride w:ilvl="0">
       <w:startOverride w:val="1"/>
     </w:lvlOverride>
@@ -2709,54 +6628,442 @@
 </file>
 
 <file path=word/styles.xml><?xml version="1.0" encoding="utf-8"?>
-<w:styles xmlns:mc="http://schemas.openxmlformats.org/markup-compatibility/2006" xmlns:r="http://schemas.openxmlformats.org/officeDocument/2006/relationships" xmlns:w="http://schemas.openxmlformats.org/wordprocessingml/2006/main" xmlns:w14="http://schemas.microsoft.com/office/word/2010/wordml" xmlns:w15="http://schemas.microsoft.com/office/word/2012/wordml" mc:Ignorable="w14 w15">
+<w:styles xmlns:mc="http://schemas.openxmlformats.org/markup-compatibility/2006" xmlns:r="http://schemas.openxmlformats.org/officeDocument/2006/relationships" xmlns:w="http://schemas.openxmlformats.org/wordprocessingml/2006/main" xmlns:w14="http://schemas.microsoft.com/office/word/2010/wordml" xmlns:w15="http://schemas.microsoft.com/office/word/2012/wordml" xmlns:w16cex="http://schemas.microsoft.com/office/word/2018/wordml/cex" xmlns:w16cid="http://schemas.microsoft.com/office/word/2016/wordml/cid" xmlns:w16="http://schemas.microsoft.com/office/word/2018/wordml" xmlns:w16du="http://schemas.microsoft.com/office/word/2023/wordml/word16du" xmlns:w16sdtdh="http://schemas.microsoft.com/office/word/2020/wordml/sdtdatahash" xmlns:w16sdtfl="http://schemas.microsoft.com/office/word/2024/wordml/sdtformatlock" xmlns:w16se="http://schemas.microsoft.com/office/word/2015/wordml/symex" mc:Ignorable="w14 w15 w16se w16cid w16 w16cex w16sdtdh w16sdtfl w16du">
   <w:docDefaults>
     <w:rPrDefault>
       <w:rPr>
-        <w:rFonts w:ascii="Arial" w:cs="Arial" w:eastAsia="Arial" w:hAnsi="Arial"/>
+        <w:rFonts w:ascii="Arial" w:eastAsia="Arial" w:hAnsi="Arial" w:cs="Arial"/>
         <w:sz w:val="22"/>
         <w:szCs w:val="22"/>
+        <w:lang w:val="en-GB" w:eastAsia="en-GB" w:bidi="ar-SA"/>
       </w:rPr>
     </w:rPrDefault>
     <w:pPrDefault/>
   </w:docDefaults>
-  <w:style w:type="paragraph" w:styleId="Title">
-    <w:name w:val="Title"/>
-    <w:basedOn w:val="Normal"/>
-    <w:next w:val="Normal"/>
+  <w:latentStyles w:defLockedState="0" w:defUIPriority="99" w:defSemiHidden="0" w:defUnhideWhenUsed="0" w:defQFormat="0" w:count="376">
+    <w:lsdException w:name="Normal" w:uiPriority="0" w:qFormat="1"/>
+    <w:lsdException w:name="heading 1" w:uiPriority="9" w:qFormat="1"/>
+    <w:lsdException w:name="heading 2" w:semiHidden="1" w:uiPriority="9" w:unhideWhenUsed="1" w:qFormat="1"/>
+    <w:lsdException w:name="heading 3" w:semiHidden="1" w:uiPriority="9" w:unhideWhenUsed="1" w:qFormat="1"/>
+    <w:lsdException w:name="heading 4" w:semiHidden="1" w:uiPriority="9" w:unhideWhenUsed="1" w:qFormat="1"/>
+    <w:lsdException w:name="heading 5" w:semiHidden="1" w:uiPriority="9" w:unhideWhenUsed="1" w:qFormat="1"/>
+    <w:lsdException w:name="heading 6" w:semiHidden="1" w:uiPriority="9" w:unhideWhenUsed="1" w:qFormat="1"/>
+    <w:lsdException w:name="heading 7" w:semiHidden="1" w:uiPriority="9" w:unhideWhenUsed="1" w:qFormat="1"/>
+    <w:lsdException w:name="heading 8" w:semiHidden="1" w:uiPriority="9" w:unhideWhenUsed="1" w:qFormat="1"/>
+    <w:lsdException w:name="heading 9" w:semiHidden="1" w:uiPriority="9" w:unhideWhenUsed="1" w:qFormat="1"/>
+    <w:lsdException w:name="index 1" w:semiHidden="1" w:unhideWhenUsed="1"/>
+    <w:lsdException w:name="index 2" w:semiHidden="1" w:unhideWhenUsed="1"/>
+    <w:lsdException w:name="index 3" w:semiHidden="1" w:unhideWhenUsed="1"/>
+    <w:lsdException w:name="index 4" w:semiHidden="1" w:unhideWhenUsed="1"/>
+    <w:lsdException w:name="index 5" w:semiHidden="1" w:unhideWhenUsed="1"/>
+    <w:lsdException w:name="index 6" w:semiHidden="1" w:unhideWhenUsed="1"/>
+    <w:lsdException w:name="index 7" w:semiHidden="1" w:unhideWhenUsed="1"/>
+    <w:lsdException w:name="index 8" w:semiHidden="1" w:unhideWhenUsed="1"/>
+    <w:lsdException w:name="index 9" w:semiHidden="1" w:unhideWhenUsed="1"/>
+    <w:lsdException w:name="toc 1" w:semiHidden="1" w:uiPriority="39" w:unhideWhenUsed="1"/>
+    <w:lsdException w:name="toc 2" w:semiHidden="1" w:uiPriority="39" w:unhideWhenUsed="1"/>
+    <w:lsdException w:name="toc 3" w:semiHidden="1" w:uiPriority="39" w:unhideWhenUsed="1"/>
+    <w:lsdException w:name="toc 4" w:semiHidden="1" w:uiPriority="39" w:unhideWhenUsed="1"/>
+    <w:lsdException w:name="toc 5" w:semiHidden="1" w:uiPriority="39" w:unhideWhenUsed="1"/>
+    <w:lsdException w:name="toc 6" w:semiHidden="1" w:uiPriority="39" w:unhideWhenUsed="1"/>
+    <w:lsdException w:name="toc 7" w:semiHidden="1" w:uiPriority="39" w:unhideWhenUsed="1"/>
+    <w:lsdException w:name="toc 8" w:semiHidden="1" w:uiPriority="39" w:unhideWhenUsed="1"/>
+    <w:lsdException w:name="toc 9" w:semiHidden="1" w:uiPriority="39" w:unhideWhenUsed="1"/>
+    <w:lsdException w:name="Normal Indent" w:semiHidden="1" w:unhideWhenUsed="1"/>
+    <w:lsdException w:name="footnote text" w:semiHidden="1" w:unhideWhenUsed="1"/>
+    <w:lsdException w:name="annotation text" w:semiHidden="1" w:unhideWhenUsed="1"/>
+    <w:lsdException w:name="header" w:semiHidden="1" w:unhideWhenUsed="1"/>
+    <w:lsdException w:name="footer" w:semiHidden="1" w:unhideWhenUsed="1"/>
+    <w:lsdException w:name="index heading" w:semiHidden="1" w:unhideWhenUsed="1"/>
+    <w:lsdException w:name="caption" w:semiHidden="1" w:uiPriority="35" w:unhideWhenUsed="1" w:qFormat="1"/>
+    <w:lsdException w:name="table of figures" w:semiHidden="1" w:unhideWhenUsed="1"/>
+    <w:lsdException w:name="envelope address" w:semiHidden="1" w:unhideWhenUsed="1"/>
+    <w:lsdException w:name="envelope return" w:semiHidden="1" w:unhideWhenUsed="1"/>
+    <w:lsdException w:name="footnote reference" w:semiHidden="1" w:unhideWhenUsed="1"/>
+    <w:lsdException w:name="annotation reference" w:semiHidden="1" w:unhideWhenUsed="1"/>
+    <w:lsdException w:name="line number" w:semiHidden="1" w:unhideWhenUsed="1"/>
+    <w:lsdException w:name="page number" w:semiHidden="1" w:unhideWhenUsed="1"/>
+    <w:lsdException w:name="endnote reference" w:semiHidden="1" w:unhideWhenUsed="1"/>
+    <w:lsdException w:name="endnote text" w:semiHidden="1" w:unhideWhenUsed="1"/>
+    <w:lsdException w:name="table of authorities" w:semiHidden="1" w:unhideWhenUsed="1"/>
+    <w:lsdException w:name="macro" w:semiHidden="1" w:unhideWhenUsed="1"/>
+    <w:lsdException w:name="toa heading" w:semiHidden="1" w:unhideWhenUsed="1"/>
+    <w:lsdException w:name="List" w:semiHidden="1" w:unhideWhenUsed="1"/>
+    <w:lsdException w:name="List Bullet" w:semiHidden="1" w:unhideWhenUsed="1"/>
+    <w:lsdException w:name="List Number" w:semiHidden="1" w:unhideWhenUsed="1"/>
+    <w:lsdException w:name="List 2" w:semiHidden="1" w:unhideWhenUsed="1"/>
+    <w:lsdException w:name="List 3" w:semiHidden="1" w:unhideWhenUsed="1"/>
+    <w:lsdException w:name="List 4" w:semiHidden="1" w:unhideWhenUsed="1"/>
+    <w:lsdException w:name="List 5" w:semiHidden="1" w:unhideWhenUsed="1"/>
+    <w:lsdException w:name="List Bullet 2" w:semiHidden="1" w:unhideWhenUsed="1"/>
+    <w:lsdException w:name="List Bullet 3" w:semiHidden="1" w:unhideWhenUsed="1"/>
+    <w:lsdException w:name="List Bullet 4" w:semiHidden="1" w:unhideWhenUsed="1"/>
+    <w:lsdException w:name="List Bullet 5" w:semiHidden="1" w:unhideWhenUsed="1"/>
+    <w:lsdException w:name="List Number 2" w:semiHidden="1" w:unhideWhenUsed="1"/>
+    <w:lsdException w:name="List Number 3" w:semiHidden="1" w:unhideWhenUsed="1"/>
+    <w:lsdException w:name="List Number 4" w:semiHidden="1" w:unhideWhenUsed="1"/>
+    <w:lsdException w:name="List Number 5" w:semiHidden="1" w:unhideWhenUsed="1"/>
+    <w:lsdException w:name="Title" w:uiPriority="10" w:qFormat="1"/>
+    <w:lsdException w:name="Closing" w:semiHidden="1" w:unhideWhenUsed="1"/>
+    <w:lsdException w:name="Signature" w:semiHidden="1" w:unhideWhenUsed="1"/>
+    <w:lsdException w:name="Default Paragraph Font" w:semiHidden="1" w:uiPriority="1" w:unhideWhenUsed="1"/>
+    <w:lsdException w:name="Body Text" w:semiHidden="1" w:unhideWhenUsed="1"/>
+    <w:lsdException w:name="Body Text Indent" w:semiHidden="1" w:unhideWhenUsed="1"/>
+    <w:lsdException w:name="List Continue" w:semiHidden="1" w:unhideWhenUsed="1"/>
+    <w:lsdException w:name="List Continue 2" w:semiHidden="1" w:unhideWhenUsed="1"/>
+    <w:lsdException w:name="List Continue 3" w:semiHidden="1" w:unhideWhenUsed="1"/>
+    <w:lsdException w:name="List Continue 4" w:semiHidden="1" w:unhideWhenUsed="1"/>
+    <w:lsdException w:name="List Continue 5" w:semiHidden="1" w:unhideWhenUsed="1"/>
+    <w:lsdException w:name="Message Header" w:semiHidden="1" w:unhideWhenUsed="1"/>
+    <w:lsdException w:name="Subtitle" w:uiPriority="11" w:qFormat="1"/>
+    <w:lsdException w:name="Salutation" w:semiHidden="1" w:unhideWhenUsed="1"/>
+    <w:lsdException w:name="Date" w:semiHidden="1" w:unhideWhenUsed="1"/>
+    <w:lsdException w:name="Body Text First Indent" w:semiHidden="1" w:unhideWhenUsed="1"/>
+    <w:lsdException w:name="Body Text First Indent 2" w:semiHidden="1" w:unhideWhenUsed="1"/>
+    <w:lsdException w:name="Note Heading" w:semiHidden="1" w:unhideWhenUsed="1"/>
+    <w:lsdException w:name="Body Text 2" w:semiHidden="1" w:unhideWhenUsed="1"/>
+    <w:lsdException w:name="Body Text 3" w:semiHidden="1" w:unhideWhenUsed="1"/>
+    <w:lsdException w:name="Body Text Indent 2" w:semiHidden="1" w:unhideWhenUsed="1"/>
+    <w:lsdException w:name="Body Text Indent 3" w:semiHidden="1" w:unhideWhenUsed="1"/>
+    <w:lsdException w:name="Block Text" w:semiHidden="1" w:unhideWhenUsed="1"/>
+    <w:lsdException w:name="Hyperlink" w:semiHidden="1" w:unhideWhenUsed="1"/>
+    <w:lsdException w:name="FollowedHyperlink" w:semiHidden="1" w:unhideWhenUsed="1"/>
+    <w:lsdException w:name="Strong" w:uiPriority="22" w:qFormat="1"/>
+    <w:lsdException w:name="Emphasis" w:uiPriority="20" w:qFormat="1"/>
+    <w:lsdException w:name="Document Map" w:semiHidden="1" w:unhideWhenUsed="1"/>
+    <w:lsdException w:name="Plain Text" w:semiHidden="1" w:unhideWhenUsed="1"/>
+    <w:lsdException w:name="E-mail Signature" w:semiHidden="1" w:unhideWhenUsed="1"/>
+    <w:lsdException w:name="HTML Top of Form" w:semiHidden="1" w:unhideWhenUsed="1"/>
+    <w:lsdException w:name="HTML Bottom of Form" w:semiHidden="1" w:unhideWhenUsed="1"/>
+    <w:lsdException w:name="Normal (Web)" w:semiHidden="1" w:unhideWhenUsed="1"/>
+    <w:lsdException w:name="HTML Acronym" w:semiHidden="1" w:unhideWhenUsed="1"/>
+    <w:lsdException w:name="HTML Address" w:semiHidden="1" w:unhideWhenUsed="1"/>
+    <w:lsdException w:name="HTML Cite" w:semiHidden="1" w:unhideWhenUsed="1"/>
+    <w:lsdException w:name="HTML Code" w:semiHidden="1" w:unhideWhenUsed="1"/>
+    <w:lsdException w:name="HTML Definition" w:semiHidden="1" w:unhideWhenUsed="1"/>
+    <w:lsdException w:name="HTML Keyboard" w:semiHidden="1" w:unhideWhenUsed="1"/>
+    <w:lsdException w:name="HTML Preformatted" w:semiHidden="1" w:unhideWhenUsed="1"/>
+    <w:lsdException w:name="HTML Sample" w:semiHidden="1" w:unhideWhenUsed="1"/>
+    <w:lsdException w:name="HTML Typewriter" w:semiHidden="1" w:unhideWhenUsed="1"/>
+    <w:lsdException w:name="HTML Variable" w:semiHidden="1" w:unhideWhenUsed="1"/>
+    <w:lsdException w:name="Normal Table" w:semiHidden="1" w:unhideWhenUsed="1"/>
+    <w:lsdException w:name="annotation subject" w:semiHidden="1" w:unhideWhenUsed="1"/>
+    <w:lsdException w:name="No List" w:semiHidden="1" w:unhideWhenUsed="1"/>
+    <w:lsdException w:name="Outline List 1" w:semiHidden="1" w:unhideWhenUsed="1"/>
+    <w:lsdException w:name="Outline List 2" w:semiHidden="1" w:unhideWhenUsed="1"/>
+    <w:lsdException w:name="Outline List 3" w:semiHidden="1" w:unhideWhenUsed="1"/>
+    <w:lsdException w:name="Table Simple 1" w:semiHidden="1" w:unhideWhenUsed="1"/>
+    <w:lsdException w:name="Table Simple 2" w:semiHidden="1" w:unhideWhenUsed="1"/>
+    <w:lsdException w:name="Table Simple 3" w:semiHidden="1" w:unhideWhenUsed="1"/>
+    <w:lsdException w:name="Table Classic 1" w:semiHidden="1" w:unhideWhenUsed="1"/>
+    <w:lsdException w:name="Table Classic 2" w:semiHidden="1" w:unhideWhenUsed="1"/>
+    <w:lsdException w:name="Table Classic 3" w:semiHidden="1" w:unhideWhenUsed="1"/>
+    <w:lsdException w:name="Table Classic 4" w:semiHidden="1" w:unhideWhenUsed="1"/>
+    <w:lsdException w:name="Table Colorful 1" w:semiHidden="1" w:unhideWhenUsed="1"/>
+    <w:lsdException w:name="Table Colorful 2" w:semiHidden="1" w:unhideWhenUsed="1"/>
+    <w:lsdException w:name="Table Colorful 3" w:semiHidden="1" w:unhideWhenUsed="1"/>
+    <w:lsdException w:name="Table Columns 1" w:semiHidden="1" w:unhideWhenUsed="1"/>
+    <w:lsdException w:name="Table Columns 2" w:semiHidden="1" w:unhideWhenUsed="1"/>
+    <w:lsdException w:name="Table Columns 3" w:semiHidden="1" w:unhideWhenUsed="1"/>
+    <w:lsdException w:name="Table Columns 4" w:semiHidden="1" w:unhideWhenUsed="1"/>
+    <w:lsdException w:name="Table Columns 5" w:semiHidden="1" w:unhideWhenUsed="1"/>
+    <w:lsdException w:name="Table Grid 1" w:semiHidden="1" w:unhideWhenUsed="1"/>
+    <w:lsdException w:name="Table Grid 2" w:semiHidden="1" w:unhideWhenUsed="1"/>
+    <w:lsdException w:name="Table Grid 3" w:semiHidden="1" w:unhideWhenUsed="1"/>
+    <w:lsdException w:name="Table Grid 4" w:semiHidden="1" w:unhideWhenUsed="1"/>
+    <w:lsdException w:name="Table Grid 5" w:semiHidden="1" w:unhideWhenUsed="1"/>
+    <w:lsdException w:name="Table Grid 6" w:semiHidden="1" w:unhideWhenUsed="1"/>
+    <w:lsdException w:name="Table Grid 7" w:semiHidden="1" w:unhideWhenUsed="1"/>
+    <w:lsdException w:name="Table Grid 8" w:semiHidden="1" w:unhideWhenUsed="1"/>
+    <w:lsdException w:name="Table List 1" w:semiHidden="1" w:unhideWhenUsed="1"/>
+    <w:lsdException w:name="Table List 2" w:semiHidden="1" w:unhideWhenUsed="1"/>
+    <w:lsdException w:name="Table List 3" w:semiHidden="1" w:unhideWhenUsed="1"/>
+    <w:lsdException w:name="Table List 4" w:semiHidden="1" w:unhideWhenUsed="1"/>
+    <w:lsdException w:name="Table List 5" w:semiHidden="1" w:unhideWhenUsed="1"/>
+    <w:lsdException w:name="Table List 6" w:semiHidden="1" w:unhideWhenUsed="1"/>
+    <w:lsdException w:name="Table List 7" w:semiHidden="1" w:unhideWhenUsed="1"/>
+    <w:lsdException w:name="Table List 8" w:semiHidden="1" w:unhideWhenUsed="1"/>
+    <w:lsdException w:name="Table 3D effects 1" w:semiHidden="1" w:unhideWhenUsed="1"/>
+    <w:lsdException w:name="Table 3D effects 2" w:semiHidden="1" w:unhideWhenUsed="1"/>
+    <w:lsdException w:name="Table 3D effects 3" w:semiHidden="1" w:unhideWhenUsed="1"/>
+    <w:lsdException w:name="Table Contemporary" w:semiHidden="1" w:unhideWhenUsed="1"/>
+    <w:lsdException w:name="Table Elegant" w:semiHidden="1" w:unhideWhenUsed="1"/>
+    <w:lsdException w:name="Table Professional" w:semiHidden="1" w:unhideWhenUsed="1"/>
+    <w:lsdException w:name="Table Subtle 1" w:semiHidden="1" w:unhideWhenUsed="1"/>
+    <w:lsdException w:name="Table Subtle 2" w:semiHidden="1" w:unhideWhenUsed="1"/>
+    <w:lsdException w:name="Table Web 1" w:semiHidden="1" w:unhideWhenUsed="1"/>
+    <w:lsdException w:name="Table Web 2" w:semiHidden="1" w:unhideWhenUsed="1"/>
+    <w:lsdException w:name="Table Web 3" w:semiHidden="1" w:unhideWhenUsed="1"/>
+    <w:lsdException w:name="Balloon Text" w:semiHidden="1" w:unhideWhenUsed="1"/>
+    <w:lsdException w:name="Table Grid" w:uiPriority="39"/>
+    <w:lsdException w:name="Table Theme" w:semiHidden="1" w:unhideWhenUsed="1"/>
+    <w:lsdException w:name="Placeholder Text" w:semiHidden="1"/>
+    <w:lsdException w:name="No Spacing" w:uiPriority="1" w:qFormat="1"/>
+    <w:lsdException w:name="Light Shading" w:uiPriority="60"/>
+    <w:lsdException w:name="Light List" w:uiPriority="61"/>
+    <w:lsdException w:name="Light Grid" w:uiPriority="62"/>
+    <w:lsdException w:name="Medium Shading 1" w:uiPriority="63"/>
+    <w:lsdException w:name="Medium Shading 2" w:uiPriority="64"/>
+    <w:lsdException w:name="Medium List 1" w:uiPriority="65"/>
+    <w:lsdException w:name="Medium List 2" w:uiPriority="66"/>
+    <w:lsdException w:name="Medium Grid 1" w:uiPriority="67"/>
+    <w:lsdException w:name="Medium Grid 2" w:uiPriority="68"/>
+    <w:lsdException w:name="Medium Grid 3" w:uiPriority="69"/>
+    <w:lsdException w:name="Dark List" w:uiPriority="70"/>
+    <w:lsdException w:name="Colorful Shading" w:uiPriority="71"/>
+    <w:lsdException w:name="Colorful List" w:uiPriority="72"/>
+    <w:lsdException w:name="Colorful Grid" w:uiPriority="73"/>
+    <w:lsdException w:name="Light Shading Accent 1" w:uiPriority="60"/>
+    <w:lsdException w:name="Light List Accent 1" w:uiPriority="61"/>
+    <w:lsdException w:name="Light Grid Accent 1" w:uiPriority="62"/>
+    <w:lsdException w:name="Medium Shading 1 Accent 1" w:uiPriority="63"/>
+    <w:lsdException w:name="Medium Shading 2 Accent 1" w:uiPriority="64"/>
+    <w:lsdException w:name="Medium List 1 Accent 1" w:uiPriority="65"/>
+    <w:lsdException w:name="Revision" w:semiHidden="1"/>
+    <w:lsdException w:name="List Paragraph" w:uiPriority="34" w:qFormat="1"/>
+    <w:lsdException w:name="Quote" w:uiPriority="29" w:qFormat="1"/>
+    <w:lsdException w:name="Intense Quote" w:uiPriority="30" w:qFormat="1"/>
+    <w:lsdException w:name="Medium List 2 Accent 1" w:uiPriority="66"/>
+    <w:lsdException w:name="Medium Grid 1 Accent 1" w:uiPriority="67"/>
+    <w:lsdException w:name="Medium Grid 2 Accent 1" w:uiPriority="68"/>
+    <w:lsdException w:name="Medium Grid 3 Accent 1" w:uiPriority="69"/>
+    <w:lsdException w:name="Dark List Accent 1" w:uiPriority="70"/>
+    <w:lsdException w:name="Colorful Shading Accent 1" w:uiPriority="71"/>
+    <w:lsdException w:name="Colorful List Accent 1" w:uiPriority="72"/>
+    <w:lsdException w:name="Colorful Grid Accent 1" w:uiPriority="73"/>
+    <w:lsdException w:name="Light Shading Accent 2" w:uiPriority="60"/>
+    <w:lsdException w:name="Light List Accent 2" w:uiPriority="61"/>
+    <w:lsdException w:name="Light Grid Accent 2" w:uiPriority="62"/>
+    <w:lsdException w:name="Medium Shading 1 Accent 2" w:uiPriority="63"/>
+    <w:lsdException w:name="Medium Shading 2 Accent 2" w:uiPriority="64"/>
+    <w:lsdException w:name="Medium List 1 Accent 2" w:uiPriority="65"/>
+    <w:lsdException w:name="Medium List 2 Accent 2" w:uiPriority="66"/>
+    <w:lsdException w:name="Medium Grid 1 Accent 2" w:uiPriority="67"/>
+    <w:lsdException w:name="Medium Grid 2 Accent 2" w:uiPriority="68"/>
+    <w:lsdException w:name="Medium Grid 3 Accent 2" w:uiPriority="69"/>
+    <w:lsdException w:name="Dark List Accent 2" w:uiPriority="70"/>
+    <w:lsdException w:name="Colorful Shading Accent 2" w:uiPriority="71"/>
+    <w:lsdException w:name="Colorful List Accent 2" w:uiPriority="72"/>
+    <w:lsdException w:name="Colorful Grid Accent 2" w:uiPriority="73"/>
+    <w:lsdException w:name="Light Shading Accent 3" w:uiPriority="60"/>
+    <w:lsdException w:name="Light List Accent 3" w:uiPriority="61"/>
+    <w:lsdException w:name="Light Grid Accent 3" w:uiPriority="62"/>
+    <w:lsdException w:name="Medium Shading 1 Accent 3" w:uiPriority="63"/>
+    <w:lsdException w:name="Medium Shading 2 Accent 3" w:uiPriority="64"/>
+    <w:lsdException w:name="Medium List 1 Accent 3" w:uiPriority="65"/>
+    <w:lsdException w:name="Medium List 2 Accent 3" w:uiPriority="66"/>
+    <w:lsdException w:name="Medium Grid 1 Accent 3" w:uiPriority="67"/>
+    <w:lsdException w:name="Medium Grid 2 Accent 3" w:uiPriority="68"/>
+    <w:lsdException w:name="Medium Grid 3 Accent 3" w:uiPriority="69"/>
+    <w:lsdException w:name="Dark List Accent 3" w:uiPriority="70"/>
+    <w:lsdException w:name="Colorful Shading Accent 3" w:uiPriority="71"/>
+    <w:lsdException w:name="Colorful List Accent 3" w:uiPriority="72"/>
+    <w:lsdException w:name="Colorful Grid Accent 3" w:uiPriority="73"/>
+    <w:lsdException w:name="Light Shading Accent 4" w:uiPriority="60"/>
+    <w:lsdException w:name="Light List Accent 4" w:uiPriority="61"/>
+    <w:lsdException w:name="Light Grid Accent 4" w:uiPriority="62"/>
+    <w:lsdException w:name="Medium Shading 1 Accent 4" w:uiPriority="63"/>
+    <w:lsdException w:name="Medium Shading 2 Accent 4" w:uiPriority="64"/>
+    <w:lsdException w:name="Medium List 1 Accent 4" w:uiPriority="65"/>
+    <w:lsdException w:name="Medium List 2 Accent 4" w:uiPriority="66"/>
+    <w:lsdException w:name="Medium Grid 1 Accent 4" w:uiPriority="67"/>
+    <w:lsdException w:name="Medium Grid 2 Accent 4" w:uiPriority="68"/>
+    <w:lsdException w:name="Medium Grid 3 Accent 4" w:uiPriority="69"/>
+    <w:lsdException w:name="Dark List Accent 4" w:uiPriority="70"/>
+    <w:lsdException w:name="Colorful Shading Accent 4" w:uiPriority="71"/>
+    <w:lsdException w:name="Colorful List Accent 4" w:uiPriority="72"/>
+    <w:lsdException w:name="Colorful Grid Accent 4" w:uiPriority="73"/>
+    <w:lsdException w:name="Light Shading Accent 5" w:uiPriority="60"/>
+    <w:lsdException w:name="Light List Accent 5" w:uiPriority="61"/>
+    <w:lsdException w:name="Light Grid Accent 5" w:uiPriority="62"/>
+    <w:lsdException w:name="Medium Shading 1 Accent 5" w:uiPriority="63"/>
+    <w:lsdException w:name="Medium Shading 2 Accent 5" w:uiPriority="64"/>
+    <w:lsdException w:name="Medium List 1 Accent 5" w:uiPriority="65"/>
+    <w:lsdException w:name="Medium List 2 Accent 5" w:uiPriority="66"/>
+    <w:lsdException w:name="Medium Grid 1 Accent 5" w:uiPriority="67"/>
+    <w:lsdException w:name="Medium Grid 2 Accent 5" w:uiPriority="68"/>
+    <w:lsdException w:name="Medium Grid 3 Accent 5" w:uiPriority="69"/>
+    <w:lsdException w:name="Dark List Accent 5" w:uiPriority="70"/>
+    <w:lsdException w:name="Colorful Shading Accent 5" w:uiPriority="71"/>
+    <w:lsdException w:name="Colorful List Accent 5" w:uiPriority="72"/>
+    <w:lsdException w:name="Colorful Grid Accent 5" w:uiPriority="73"/>
+    <w:lsdException w:name="Light Shading Accent 6" w:uiPriority="60"/>
+    <w:lsdException w:name="Light List Accent 6" w:uiPriority="61"/>
+    <w:lsdException w:name="Light Grid Accent 6" w:uiPriority="62"/>
+    <w:lsdException w:name="Medium Shading 1 Accent 6" w:uiPriority="63"/>
+    <w:lsdException w:name="Medium Shading 2 Accent 6" w:uiPriority="64"/>
+    <w:lsdException w:name="Medium List 1 Accent 6" w:uiPriority="65"/>
+    <w:lsdException w:name="Medium List 2 Accent 6" w:uiPriority="66"/>
+    <w:lsdException w:name="Medium Grid 1 Accent 6" w:uiPriority="67"/>
+    <w:lsdException w:name="Medium Grid 2 Accent 6" w:uiPriority="68"/>
+    <w:lsdException w:name="Medium Grid 3 Accent 6" w:uiPriority="69"/>
+    <w:lsdException w:name="Dark List Accent 6" w:uiPriority="70"/>
+    <w:lsdException w:name="Colorful Shading Accent 6" w:uiPriority="71"/>
+    <w:lsdException w:name="Colorful List Accent 6" w:uiPriority="72"/>
+    <w:lsdException w:name="Colorful Grid Accent 6" w:uiPriority="73"/>
+    <w:lsdException w:name="Subtle Emphasis" w:uiPriority="19" w:qFormat="1"/>
+    <w:lsdException w:name="Intense Emphasis" w:uiPriority="21" w:qFormat="1"/>
+    <w:lsdException w:name="Subtle Reference" w:uiPriority="31" w:qFormat="1"/>
+    <w:lsdException w:name="Intense Reference" w:uiPriority="32" w:qFormat="1"/>
+    <w:lsdException w:name="Book Title" w:uiPriority="33" w:qFormat="1"/>
+    <w:lsdException w:name="Bibliography" w:semiHidden="1" w:uiPriority="37" w:unhideWhenUsed="1"/>
+    <w:lsdException w:name="TOC Heading" w:semiHidden="1" w:uiPriority="39" w:unhideWhenUsed="1" w:qFormat="1"/>
+    <w:lsdException w:name="Plain Table 1" w:uiPriority="41"/>
+    <w:lsdException w:name="Plain Table 2" w:uiPriority="42"/>
+    <w:lsdException w:name="Plain Table 3" w:uiPriority="43"/>
+    <w:lsdException w:name="Plain Table 4" w:uiPriority="44"/>
+    <w:lsdException w:name="Plain Table 5" w:uiPriority="45"/>
+    <w:lsdException w:name="Grid Table Light" w:uiPriority="40"/>
+    <w:lsdException w:name="Grid Table 1 Light" w:uiPriority="46"/>
+    <w:lsdException w:name="Grid Table 2" w:uiPriority="47"/>
+    <w:lsdException w:name="Grid Table 3" w:uiPriority="48"/>
+    <w:lsdException w:name="Grid Table 4" w:uiPriority="49"/>
+    <w:lsdException w:name="Grid Table 5 Dark" w:uiPriority="50"/>
+    <w:lsdException w:name="Grid Table 6 Colorful" w:uiPriority="51"/>
+    <w:lsdException w:name="Grid Table 7 Colorful" w:uiPriority="52"/>
+    <w:lsdException w:name="Grid Table 1 Light Accent 1" w:uiPriority="46"/>
+    <w:lsdException w:name="Grid Table 2 Accent 1" w:uiPriority="47"/>
+    <w:lsdException w:name="Grid Table 3 Accent 1" w:uiPriority="48"/>
+    <w:lsdException w:name="Grid Table 4 Accent 1" w:uiPriority="49"/>
+    <w:lsdException w:name="Grid Table 5 Dark Accent 1" w:uiPriority="50"/>
+    <w:lsdException w:name="Grid Table 6 Colorful Accent 1" w:uiPriority="51"/>
+    <w:lsdException w:name="Grid Table 7 Colorful Accent 1" w:uiPriority="52"/>
+    <w:lsdException w:name="Grid Table 1 Light Accent 2" w:uiPriority="46"/>
+    <w:lsdException w:name="Grid Table 2 Accent 2" w:uiPriority="47"/>
+    <w:lsdException w:name="Grid Table 3 Accent 2" w:uiPriority="48"/>
+    <w:lsdException w:name="Grid Table 4 Accent 2" w:uiPriority="49"/>
+    <w:lsdException w:name="Grid Table 5 Dark Accent 2" w:uiPriority="50"/>
+    <w:lsdException w:name="Grid Table 6 Colorful Accent 2" w:uiPriority="51"/>
+    <w:lsdException w:name="Grid Table 7 Colorful Accent 2" w:uiPriority="52"/>
+    <w:lsdException w:name="Grid Table 1 Light Accent 3" w:uiPriority="46"/>
+    <w:lsdException w:name="Grid Table 2 Accent 3" w:uiPriority="47"/>
+    <w:lsdException w:name="Grid Table 3 Accent 3" w:uiPriority="48"/>
+    <w:lsdException w:name="Grid Table 4 Accent 3" w:uiPriority="49"/>
+    <w:lsdException w:name="Grid Table 5 Dark Accent 3" w:uiPriority="50"/>
+    <w:lsdException w:name="Grid Table 6 Colorful Accent 3" w:uiPriority="51"/>
+    <w:lsdException w:name="Grid Table 7 Colorful Accent 3" w:uiPriority="52"/>
+    <w:lsdException w:name="Grid Table 1 Light Accent 4" w:uiPriority="46"/>
+    <w:lsdException w:name="Grid Table 2 Accent 4" w:uiPriority="47"/>
+    <w:lsdException w:name="Grid Table 3 Accent 4" w:uiPriority="48"/>
+    <w:lsdException w:name="Grid Table 4 Accent 4" w:uiPriority="49"/>
+    <w:lsdException w:name="Grid Table 5 Dark Accent 4" w:uiPriority="50"/>
+    <w:lsdException w:name="Grid Table 6 Colorful Accent 4" w:uiPriority="51"/>
+    <w:lsdException w:name="Grid Table 7 Colorful Accent 4" w:uiPriority="52"/>
+    <w:lsdException w:name="Grid Table 1 Light Accent 5" w:uiPriority="46"/>
+    <w:lsdException w:name="Grid Table 2 Accent 5" w:uiPriority="47"/>
+    <w:lsdException w:name="Grid Table 3 Accent 5" w:uiPriority="48"/>
+    <w:lsdException w:name="Grid Table 4 Accent 5" w:uiPriority="49"/>
+    <w:lsdException w:name="Grid Table 5 Dark Accent 5" w:uiPriority="50"/>
+    <w:lsdException w:name="Grid Table 6 Colorful Accent 5" w:uiPriority="51"/>
+    <w:lsdException w:name="Grid Table 7 Colorful Accent 5" w:uiPriority="52"/>
+    <w:lsdException w:name="Grid Table 1 Light Accent 6" w:uiPriority="46"/>
+    <w:lsdException w:name="Grid Table 2 Accent 6" w:uiPriority="47"/>
+    <w:lsdException w:name="Grid Table 3 Accent 6" w:uiPriority="48"/>
+    <w:lsdException w:name="Grid Table 4 Accent 6" w:uiPriority="49"/>
+    <w:lsdException w:name="Grid Table 5 Dark Accent 6" w:uiPriority="50"/>
+    <w:lsdException w:name="Grid Table 6 Colorful Accent 6" w:uiPriority="51"/>
+    <w:lsdException w:name="Grid Table 7 Colorful Accent 6" w:uiPriority="52"/>
+    <w:lsdException w:name="List Table 1 Light" w:uiPriority="46"/>
+    <w:lsdException w:name="List Table 2" w:uiPriority="47"/>
+    <w:lsdException w:name="List Table 3" w:uiPriority="48"/>
+    <w:lsdException w:name="List Table 4" w:uiPriority="49"/>
+    <w:lsdException w:name="List Table 5 Dark" w:uiPriority="50"/>
+    <w:lsdException w:name="List Table 6 Colorful" w:uiPriority="51"/>
+    <w:lsdException w:name="List Table 7 Colorful" w:uiPriority="52"/>
+    <w:lsdException w:name="List Table 1 Light Accent 1" w:uiPriority="46"/>
+    <w:lsdException w:name="List Table 2 Accent 1" w:uiPriority="47"/>
+    <w:lsdException w:name="List Table 3 Accent 1" w:uiPriority="48"/>
+    <w:lsdException w:name="List Table 4 Accent 1" w:uiPriority="49"/>
+    <w:lsdException w:name="List Table 5 Dark Accent 1" w:uiPriority="50"/>
+    <w:lsdException w:name="List Table 6 Colorful Accent 1" w:uiPriority="51"/>
+    <w:lsdException w:name="List Table 7 Colorful Accent 1" w:uiPriority="52"/>
+    <w:lsdException w:name="List Table 1 Light Accent 2" w:uiPriority="46"/>
+    <w:lsdException w:name="List Table 2 Accent 2" w:uiPriority="47"/>
+    <w:lsdException w:name="List Table 3 Accent 2" w:uiPriority="48"/>
+    <w:lsdException w:name="List Table 4 Accent 2" w:uiPriority="49"/>
+    <w:lsdException w:name="List Table 5 Dark Accent 2" w:uiPriority="50"/>
+    <w:lsdException w:name="List Table 6 Colorful Accent 2" w:uiPriority="51"/>
+    <w:lsdException w:name="List Table 7 Colorful Accent 2" w:uiPriority="52"/>
+    <w:lsdException w:name="List Table 1 Light Accent 3" w:uiPriority="46"/>
+    <w:lsdException w:name="List Table 2 Accent 3" w:uiPriority="47"/>
+    <w:lsdException w:name="List Table 3 Accent 3" w:uiPriority="48"/>
+    <w:lsdException w:name="List Table 4 Accent 3" w:uiPriority="49"/>
+    <w:lsdException w:name="List Table 5 Dark Accent 3" w:uiPriority="50"/>
+    <w:lsdException w:name="List Table 6 Colorful Accent 3" w:uiPriority="51"/>
+    <w:lsdException w:name="List Table 7 Colorful Accent 3" w:uiPriority="52"/>
+    <w:lsdException w:name="List Table 1 Light Accent 4" w:uiPriority="46"/>
+    <w:lsdException w:name="List Table 2 Accent 4" w:uiPriority="47"/>
+    <w:lsdException w:name="List Table 3 Accent 4" w:uiPriority="48"/>
+    <w:lsdException w:name="List Table 4 Accent 4" w:uiPriority="49"/>
+    <w:lsdException w:name="List Table 5 Dark Accent 4" w:uiPriority="50"/>
+    <w:lsdException w:name="List Table 6 Colorful Accent 4" w:uiPriority="51"/>
+    <w:lsdException w:name="List Table 7 Colorful Accent 4" w:uiPriority="52"/>
+    <w:lsdException w:name="List Table 1 Light Accent 5" w:uiPriority="46"/>
+    <w:lsdException w:name="List Table 2 Accent 5" w:uiPriority="47"/>
+    <w:lsdException w:name="List Table 3 Accent 5" w:uiPriority="48"/>
+    <w:lsdException w:name="List Table 4 Accent 5" w:uiPriority="49"/>
+    <w:lsdException w:name="List Table 5 Dark Accent 5" w:uiPriority="50"/>
+    <w:lsdException w:name="List Table 6 Colorful Accent 5" w:uiPriority="51"/>
+    <w:lsdException w:name="List Table 7 Colorful Accent 5" w:uiPriority="52"/>
+    <w:lsdException w:name="List Table 1 Light Accent 6" w:uiPriority="46"/>
+    <w:lsdException w:name="List Table 2 Accent 6" w:uiPriority="47"/>
+    <w:lsdException w:name="List Table 3 Accent 6" w:uiPriority="48"/>
+    <w:lsdException w:name="List Table 4 Accent 6" w:uiPriority="49"/>
+    <w:lsdException w:name="List Table 5 Dark Accent 6" w:uiPriority="50"/>
+    <w:lsdException w:name="List Table 6 Colorful Accent 6" w:uiPriority="51"/>
+    <w:lsdException w:name="List Table 7 Colorful Accent 6" w:uiPriority="52"/>
+    <w:lsdException w:name="Mention" w:semiHidden="1" w:unhideWhenUsed="1"/>
+    <w:lsdException w:name="Smart Hyperlink" w:semiHidden="1" w:unhideWhenUsed="1"/>
+    <w:lsdException w:name="Hashtag" w:semiHidden="1" w:unhideWhenUsed="1"/>
+    <w:lsdException w:name="Unresolved Mention" w:semiHidden="1" w:unhideWhenUsed="1"/>
+    <w:lsdException w:name="Smart Link" w:semiHidden="1" w:unhideWhenUsed="1"/>
+  </w:latentStyles>
+  <w:style w:type="paragraph" w:default="1" w:styleId="Normal">
+    <w:name w:val="Normal"/>
     <w:qFormat/>
-    <w:rPr>
-      <w:sz w:val="56"/>
-      <w:szCs w:val="56"/>
-    </w:rPr>
   </w:style>
   <w:style w:type="paragraph" w:styleId="Heading1">
-    <w:name w:val="Heading 1"/>
-    <w:basedOn w:val="Normal"/>
-    <w:next w:val="Normal"/>
+    <w:name w:val="heading 1"/>
+    <w:uiPriority w:val="9"/>
     <w:qFormat/>
+    <w:pPr>
+      <w:spacing w:before="360" w:after="200"/>
+      <w:outlineLvl w:val="0"/>
+    </w:pPr>
     <w:rPr>
-      <w:color w:val="2E74B5"/>
+      <w:b/>
+      <w:bCs/>
+      <w:color w:val="2C2C2A"/>
       <w:sz w:val="32"/>
       <w:szCs w:val="32"/>
     </w:rPr>
   </w:style>
   <w:style w:type="paragraph" w:styleId="Heading2">
-    <w:name w:val="Heading 2"/>
-    <w:basedOn w:val="Normal"/>
-    <w:next w:val="Normal"/>
+    <w:name w:val="heading 2"/>
+    <w:uiPriority w:val="9"/>
+    <w:unhideWhenUsed/>
     <w:qFormat/>
+    <w:pPr>
+      <w:spacing w:before="240" w:after="120"/>
+      <w:outlineLvl w:val="1"/>
+    </w:pPr>
     <w:rPr>
-      <w:color w:val="2E74B5"/>
+      <w:b/>
+      <w:bCs/>
+      <w:color w:val="3C3489"/>
       <w:sz w:val="26"/>
       <w:szCs w:val="26"/>
     </w:rPr>
   </w:style>
   <w:style w:type="paragraph" w:styleId="Heading3">
-    <w:name w:val="Heading 3"/>
-    <w:basedOn w:val="Normal"/>
-    <w:next w:val="Normal"/>
+    <w:name w:val="heading 3"/>
+    <w:uiPriority w:val="9"/>
+    <w:semiHidden/>
+    <w:unhideWhenUsed/>
     <w:qFormat/>
+    <w:pPr>
+      <w:outlineLvl w:val="2"/>
+    </w:pPr>
     <w:rPr>
       <w:color w:val="1F4D78"/>
       <w:sz w:val="24"/>
@@ -2764,10 +7071,14 @@
     </w:rPr>
   </w:style>
   <w:style w:type="paragraph" w:styleId="Heading4">
-    <w:name w:val="Heading 4"/>
-    <w:basedOn w:val="Normal"/>
-    <w:next w:val="Normal"/>
+    <w:name w:val="heading 4"/>
+    <w:uiPriority w:val="9"/>
+    <w:semiHidden/>
+    <w:unhideWhenUsed/>
     <w:qFormat/>
+    <w:pPr>
+      <w:outlineLvl w:val="3"/>
+    </w:pPr>
     <w:rPr>
       <w:i/>
       <w:iCs/>
@@ -2775,27 +7086,69 @@
     </w:rPr>
   </w:style>
   <w:style w:type="paragraph" w:styleId="Heading5">
-    <w:name w:val="Heading 5"/>
-    <w:basedOn w:val="Normal"/>
-    <w:next w:val="Normal"/>
+    <w:name w:val="heading 5"/>
+    <w:uiPriority w:val="9"/>
+    <w:semiHidden/>
+    <w:unhideWhenUsed/>
     <w:qFormat/>
+    <w:pPr>
+      <w:outlineLvl w:val="4"/>
+    </w:pPr>
     <w:rPr>
       <w:color w:val="2E74B5"/>
     </w:rPr>
   </w:style>
   <w:style w:type="paragraph" w:styleId="Heading6">
-    <w:name w:val="Heading 6"/>
-    <w:basedOn w:val="Normal"/>
-    <w:next w:val="Normal"/>
+    <w:name w:val="heading 6"/>
+    <w:uiPriority w:val="9"/>
+    <w:semiHidden/>
+    <w:unhideWhenUsed/>
     <w:qFormat/>
+    <w:pPr>
+      <w:outlineLvl w:val="5"/>
+    </w:pPr>
     <w:rPr>
       <w:color w:val="1F4D78"/>
     </w:rPr>
   </w:style>
-  <w:style w:type="paragraph" w:styleId="Strong">
-    <w:name w:val="Strong"/>
-    <w:basedOn w:val="Normal"/>
-    <w:next w:val="Normal"/>
+  <w:style w:type="character" w:default="1" w:styleId="DefaultParagraphFont">
+    <w:name w:val="Default Paragraph Font"/>
+    <w:uiPriority w:val="1"/>
+    <w:semiHidden/>
+    <w:unhideWhenUsed/>
+  </w:style>
+  <w:style w:type="table" w:default="1" w:styleId="TableNormal">
+    <w:name w:val="Normal Table"/>
+    <w:uiPriority w:val="99"/>
+    <w:semiHidden/>
+    <w:unhideWhenUsed/>
+    <w:tblPr>
+      <w:tblInd w:w="0" w:type="dxa"/>
+      <w:tblCellMar>
+        <w:top w:w="0" w:type="dxa"/>
+        <w:left w:w="108" w:type="dxa"/>
+        <w:bottom w:w="0" w:type="dxa"/>
+        <w:right w:w="108" w:type="dxa"/>
+      </w:tblCellMar>
+    </w:tblPr>
+  </w:style>
+  <w:style w:type="numbering" w:default="1" w:styleId="NoList">
+    <w:name w:val="No List"/>
+    <w:uiPriority w:val="99"/>
+    <w:semiHidden/>
+    <w:unhideWhenUsed/>
+  </w:style>
+  <w:style w:type="paragraph" w:styleId="Title">
+    <w:name w:val="Title"/>
+    <w:uiPriority w:val="10"/>
+    <w:qFormat/>
+    <w:rPr>
+      <w:sz w:val="56"/>
+      <w:szCs w:val="56"/>
+    </w:rPr>
+  </w:style>
+  <w:style w:type="paragraph" w:customStyle="1" w:styleId="Strong1">
+    <w:name w:val="Strong1"/>
     <w:qFormat/>
     <w:rPr>
       <w:b/>
@@ -2804,12 +7157,10 @@
   </w:style>
   <w:style w:type="paragraph" w:styleId="ListParagraph">
     <w:name w:val="List Paragraph"/>
-    <w:basedOn w:val="Normal"/>
     <w:qFormat/>
   </w:style>
   <w:style w:type="character" w:styleId="Hyperlink">
     <w:name w:val="Hyperlink"/>
-    <w:basedOn w:val="DefaultParagraphFont"/>
     <w:uiPriority w:val="99"/>
     <w:unhideWhenUsed/>
     <w:rPr>
@@ -2819,7 +7170,6 @@
   </w:style>
   <w:style w:type="character" w:styleId="FootnoteReference">
     <w:name w:val="footnote reference"/>
-    <w:basedOn w:val="DefaultParagraphFont"/>
     <w:uiPriority w:val="99"/>
     <w:semiHidden/>
     <w:unhideWhenUsed/>
@@ -2829,22 +7179,17 @@
   </w:style>
   <w:style w:type="paragraph" w:styleId="FootnoteText">
     <w:name w:val="footnote text"/>
-    <w:basedOn w:val="Normal"/>
     <w:link w:val="FootnoteTextChar"/>
     <w:uiPriority w:val="99"/>
     <w:semiHidden/>
     <w:unhideWhenUsed/>
-    <w:pPr>
-      <w:spacing w:after="0" w:line="240" w:lineRule="auto"/>
-    </w:pPr>
     <w:rPr>
       <w:sz w:val="20"/>
       <w:szCs w:val="20"/>
     </w:rPr>
   </w:style>
-  <w:style w:type="character" w:styleId="FootnoteTextChar">
+  <w:style w:type="character" w:customStyle="1" w:styleId="FootnoteTextChar">
     <w:name w:val="Footnote Text Char"/>
-    <w:basedOn w:val="DefaultParagraphFont"/>
     <w:link w:val="FootnoteText"/>
     <w:uiPriority w:val="99"/>
     <w:semiHidden/>
@@ -2856,7 +7201,6 @@
   </w:style>
   <w:style w:type="character" w:styleId="EndnoteReference">
     <w:name w:val="endnote reference"/>
-    <w:basedOn w:val="DefaultParagraphFont"/>
     <w:uiPriority w:val="99"/>
     <w:semiHidden/>
     <w:unhideWhenUsed/>
@@ -2866,22 +7210,17 @@
   </w:style>
   <w:style w:type="paragraph" w:styleId="EndnoteText">
     <w:name w:val="endnote text"/>
-    <w:basedOn w:val="Normal"/>
     <w:link w:val="EndnoteTextChar"/>
     <w:uiPriority w:val="99"/>
     <w:semiHidden/>
     <w:unhideWhenUsed/>
-    <w:pPr>
-      <w:spacing w:after="0" w:line="240" w:lineRule="auto"/>
-    </w:pPr>
     <w:rPr>
       <w:sz w:val="20"/>
       <w:szCs w:val="20"/>
     </w:rPr>
   </w:style>
-  <w:style w:type="character" w:styleId="EndnoteTextChar">
+  <w:style w:type="character" w:customStyle="1" w:styleId="EndnoteTextChar">
     <w:name w:val="Endnote Text Char"/>
-    <w:basedOn w:val="DefaultParagraphFont"/>
     <w:link w:val="EndnoteText"/>
     <w:uiPriority w:val="99"/>
     <w:semiHidden/>
@@ -2891,41 +7230,345 @@
       <w:szCs w:val="20"/>
     </w:rPr>
   </w:style>
-  <w:style w:type="paragraph" w:styleId="Heading1">
-    <w:name w:val="Heading 1"/>
+  <w:style w:type="paragraph" w:styleId="TOC1">
+    <w:name w:val="toc 1"/>
     <w:basedOn w:val="Normal"/>
     <w:next w:val="Normal"/>
-    <w:qFormat/>
+    <w:autoRedefine/>
+    <w:uiPriority w:val="39"/>
+    <w:unhideWhenUsed/>
+    <w:rsid w:val="00980D0A"/>
     <w:pPr>
-      <w:spacing w:after="200" w:before="360"/>
-      <w:outlineLvl w:val="0"/>
+      <w:spacing w:after="100"/>
     </w:pPr>
-    <w:rPr>
-      <w:rFonts w:ascii="Arial" w:cs="Arial" w:eastAsia="Arial" w:hAnsi="Arial"/>
-      <w:b/>
-      <w:bCs/>
-      <w:color w:val="2C2C2A"/>
-      <w:sz w:val="32"/>
-      <w:szCs w:val="32"/>
-    </w:rPr>
   </w:style>
-  <w:style w:type="paragraph" w:styleId="Heading2">
-    <w:name w:val="Heading 2"/>
+  <w:style w:type="paragraph" w:styleId="TOC2">
+    <w:name w:val="toc 2"/>
     <w:basedOn w:val="Normal"/>
     <w:next w:val="Normal"/>
-    <w:qFormat/>
+    <w:autoRedefine/>
+    <w:uiPriority w:val="39"/>
+    <w:unhideWhenUsed/>
+    <w:rsid w:val="00980D0A"/>
     <w:pPr>
-      <w:spacing w:after="120" w:before="240"/>
-      <w:outlineLvl w:val="1"/>
+      <w:spacing w:after="100"/>
+      <w:ind w:left="220"/>
     </w:pPr>
-    <w:rPr>
-      <w:rFonts w:ascii="Arial" w:cs="Arial" w:eastAsia="Arial" w:hAnsi="Arial"/>
-      <w:b/>
-      <w:bCs/>
-      <w:color w:val="3C3489"/>
-      <w:sz w:val="26"/>
-      <w:szCs w:val="26"/>
-    </w:rPr>
   </w:style>
 </w:styles>
+</file>
+
+<file path=word/theme/theme1.xml><?xml version="1.0" encoding="utf-8"?>
+<a:theme xmlns:a="http://schemas.openxmlformats.org/drawingml/2006/main" name="Office Theme">
+  <a:themeElements>
+    <a:clrScheme name="Office">
+      <a:dk1>
+        <a:sysClr val="windowText" lastClr="000000"/>
+      </a:dk1>
+      <a:lt1>
+        <a:sysClr val="window" lastClr="FFFFFF"/>
+      </a:lt1>
+      <a:dk2>
+        <a:srgbClr val="0E2841"/>
+      </a:dk2>
+      <a:lt2>
+        <a:srgbClr val="E8E8E8"/>
+      </a:lt2>
+      <a:accent1>
+        <a:srgbClr val="156082"/>
+      </a:accent1>
+      <a:accent2>
+        <a:srgbClr val="E97132"/>
+      </a:accent2>
+      <a:accent3>
+        <a:srgbClr val="196B24"/>
+      </a:accent3>
+      <a:accent4>
+        <a:srgbClr val="0F9ED5"/>
+      </a:accent4>
+      <a:accent5>
+        <a:srgbClr val="A02B93"/>
+      </a:accent5>
+      <a:accent6>
+        <a:srgbClr val="4EA72E"/>
+      </a:accent6>
+      <a:hlink>
+        <a:srgbClr val="467886"/>
+      </a:hlink>
+      <a:folHlink>
+        <a:srgbClr val="96607D"/>
+      </a:folHlink>
+    </a:clrScheme>
+    <a:fontScheme name="Office">
+      <a:majorFont>
+        <a:latin typeface="Aptos Display" panose="02110004020202020204"/>
+        <a:ea typeface=""/>
+        <a:cs typeface=""/>
+        <a:font script="Jpan" typeface="游ゴシック Light"/>
+        <a:font script="Hang" typeface="맑은 고딕"/>
+        <a:font script="Hans" typeface="等线 Light"/>
+        <a:font script="Hant" typeface="新細明體"/>
+        <a:font script="Arab" typeface="Times New Roman"/>
+        <a:font script="Hebr" typeface="Times New Roman"/>
+        <a:font script="Thai" typeface="Angsana New"/>
+        <a:font script="Ethi" typeface="Nyala"/>
+        <a:font script="Beng" typeface="Vrinda"/>
+        <a:font script="Gujr" typeface="Shruti"/>
+        <a:font script="Khmr" typeface="MoolBoran"/>
+        <a:font script="Knda" typeface="Tunga"/>
+        <a:font script="Guru" typeface="Raavi"/>
+        <a:font script="Cans" typeface="Euphemia"/>
+        <a:font script="Cher" typeface="Plantagenet Cherokee"/>
+        <a:font script="Yiii" typeface="Microsoft Yi Baiti"/>
+        <a:font script="Tibt" typeface="Microsoft Himalaya"/>
+        <a:font script="Thaa" typeface="MV Boli"/>
+        <a:font script="Deva" typeface="Mangal"/>
+        <a:font script="Telu" typeface="Gautami"/>
+        <a:font script="Taml" typeface="Latha"/>
+        <a:font script="Syrc" typeface="Estrangelo Edessa"/>
+        <a:font script="Orya" typeface="Kalinga"/>
+        <a:font script="Mlym" typeface="Kartika"/>
+        <a:font script="Laoo" typeface="DokChampa"/>
+        <a:font script="Sinh" typeface="Iskoola Pota"/>
+        <a:font script="Mong" typeface="Mongolian Baiti"/>
+        <a:font script="Viet" typeface="Times New Roman"/>
+        <a:font script="Uigh" typeface="Microsoft Uighur"/>
+        <a:font script="Geor" typeface="Sylfaen"/>
+        <a:font script="Armn" typeface="Arial"/>
+        <a:font script="Bugi" typeface="Leelawadee UI"/>
+        <a:font script="Bopo" typeface="Microsoft JhengHei"/>
+        <a:font script="Java" typeface="Javanese Text"/>
+        <a:font script="Lisu" typeface="Segoe UI"/>
+        <a:font script="Mymr" typeface="Myanmar Text"/>
+        <a:font script="Nkoo" typeface="Ebrima"/>
+        <a:font script="Olck" typeface="Nirmala UI"/>
+        <a:font script="Osma" typeface="Ebrima"/>
+        <a:font script="Phag" typeface="Phagspa"/>
+        <a:font script="Syrn" typeface="Estrangelo Edessa"/>
+        <a:font script="Syrj" typeface="Estrangelo Edessa"/>
+        <a:font script="Syre" typeface="Estrangelo Edessa"/>
+        <a:font script="Sora" typeface="Nirmala UI"/>
+        <a:font script="Tale" typeface="Microsoft Tai Le"/>
+        <a:font script="Talu" typeface="Microsoft New Tai Lue"/>
+        <a:font script="Tfng" typeface="Ebrima"/>
+      </a:majorFont>
+      <a:minorFont>
+        <a:latin typeface="Aptos" panose="02110004020202020204"/>
+        <a:ea typeface=""/>
+        <a:cs typeface=""/>
+        <a:font script="Jpan" typeface="游明朝"/>
+        <a:font script="Hang" typeface="맑은 고딕"/>
+        <a:font script="Hans" typeface="等线"/>
+        <a:font script="Hant" typeface="新細明體"/>
+        <a:font script="Arab" typeface="Arial"/>
+        <a:font script="Hebr" typeface="Arial"/>
+        <a:font script="Thai" typeface="Cordia New"/>
+        <a:font script="Ethi" typeface="Nyala"/>
+        <a:font script="Beng" typeface="Vrinda"/>
+        <a:font script="Gujr" typeface="Shruti"/>
+        <a:font script="Khmr" typeface="DaunPenh"/>
+        <a:font script="Knda" typeface="Tunga"/>
+        <a:font script="Guru" typeface="Raavi"/>
+        <a:font script="Cans" typeface="Euphemia"/>
+        <a:font script="Cher" typeface="Plantagenet Cherokee"/>
+        <a:font script="Yiii" typeface="Microsoft Yi Baiti"/>
+        <a:font script="Tibt" typeface="Microsoft Himalaya"/>
+        <a:font script="Thaa" typeface="MV Boli"/>
+        <a:font script="Deva" typeface="Mangal"/>
+        <a:font script="Telu" typeface="Gautami"/>
+        <a:font script="Taml" typeface="Latha"/>
+        <a:font script="Syrc" typeface="Estrangelo Edessa"/>
+        <a:font script="Orya" typeface="Kalinga"/>
+        <a:font script="Mlym" typeface="Kartika"/>
+        <a:font script="Laoo" typeface="DokChampa"/>
+        <a:font script="Sinh" typeface="Iskoola Pota"/>
+        <a:font script="Mong" typeface="Mongolian Baiti"/>
+        <a:font script="Viet" typeface="Arial"/>
+        <a:font script="Uigh" typeface="Microsoft Uighur"/>
+        <a:font script="Geor" typeface="Sylfaen"/>
+        <a:font script="Armn" typeface="Arial"/>
+        <a:font script="Bugi" typeface="Leelawadee UI"/>
+        <a:font script="Bopo" typeface="Microsoft JhengHei"/>
+        <a:font script="Java" typeface="Javanese Text"/>
+        <a:font script="Lisu" typeface="Segoe UI"/>
+        <a:font script="Mymr" typeface="Myanmar Text"/>
+        <a:font script="Nkoo" typeface="Ebrima"/>
+        <a:font script="Olck" typeface="Nirmala UI"/>
+        <a:font script="Osma" typeface="Ebrima"/>
+        <a:font script="Phag" typeface="Phagspa"/>
+        <a:font script="Syrn" typeface="Estrangelo Edessa"/>
+        <a:font script="Syrj" typeface="Estrangelo Edessa"/>
+        <a:font script="Syre" typeface="Estrangelo Edessa"/>
+        <a:font script="Sora" typeface="Nirmala UI"/>
+        <a:font script="Tale" typeface="Microsoft Tai Le"/>
+        <a:font script="Talu" typeface="Microsoft New Tai Lue"/>
+        <a:font script="Tfng" typeface="Ebrima"/>
+      </a:minorFont>
+    </a:fontScheme>
+    <a:fmtScheme name="Office">
+      <a:fillStyleLst>
+        <a:solidFill>
+          <a:schemeClr val="phClr"/>
+        </a:solidFill>
+        <a:gradFill rotWithShape="1">
+          <a:gsLst>
+            <a:gs pos="0">
+              <a:schemeClr val="phClr">
+                <a:lumMod val="110000"/>
+                <a:satMod val="105000"/>
+                <a:tint val="67000"/>
+              </a:schemeClr>
+            </a:gs>
+            <a:gs pos="50000">
+              <a:schemeClr val="phClr">
+                <a:lumMod val="105000"/>
+                <a:satMod val="103000"/>
+                <a:tint val="73000"/>
+              </a:schemeClr>
+            </a:gs>
+            <a:gs pos="100000">
+              <a:schemeClr val="phClr">
+                <a:lumMod val="105000"/>
+                <a:satMod val="109000"/>
+                <a:tint val="81000"/>
+              </a:schemeClr>
+            </a:gs>
+          </a:gsLst>
+          <a:lin ang="5400000" scaled="0"/>
+        </a:gradFill>
+        <a:gradFill rotWithShape="1">
+          <a:gsLst>
+            <a:gs pos="0">
+              <a:schemeClr val="phClr">
+                <a:satMod val="103000"/>
+                <a:lumMod val="102000"/>
+                <a:tint val="94000"/>
+              </a:schemeClr>
+            </a:gs>
+            <a:gs pos="50000">
+              <a:schemeClr val="phClr">
+                <a:satMod val="110000"/>
+                <a:lumMod val="100000"/>
+                <a:shade val="100000"/>
+              </a:schemeClr>
+            </a:gs>
+            <a:gs pos="100000">
+              <a:schemeClr val="phClr">
+                <a:lumMod val="99000"/>
+                <a:satMod val="120000"/>
+                <a:shade val="78000"/>
+              </a:schemeClr>
+            </a:gs>
+          </a:gsLst>
+          <a:lin ang="5400000" scaled="0"/>
+        </a:gradFill>
+      </a:fillStyleLst>
+      <a:lnStyleLst>
+        <a:ln w="12700" cap="flat" cmpd="sng" algn="ctr">
+          <a:solidFill>
+            <a:schemeClr val="phClr"/>
+          </a:solidFill>
+          <a:prstDash val="solid"/>
+          <a:miter lim="800000"/>
+        </a:ln>
+        <a:ln w="19050" cap="flat" cmpd="sng" algn="ctr">
+          <a:solidFill>
+            <a:schemeClr val="phClr"/>
+          </a:solidFill>
+          <a:prstDash val="solid"/>
+          <a:miter lim="800000"/>
+        </a:ln>
+        <a:ln w="25400" cap="flat" cmpd="sng" algn="ctr">
+          <a:solidFill>
+            <a:schemeClr val="phClr"/>
+          </a:solidFill>
+          <a:prstDash val="solid"/>
+          <a:miter lim="800000"/>
+        </a:ln>
+      </a:lnStyleLst>
+      <a:effectStyleLst>
+        <a:effectStyle>
+          <a:effectLst/>
+        </a:effectStyle>
+        <a:effectStyle>
+          <a:effectLst/>
+        </a:effectStyle>
+        <a:effectStyle>
+          <a:effectLst>
+            <a:outerShdw blurRad="57150" dist="19050" dir="5400000" algn="ctr" rotWithShape="0">
+              <a:srgbClr val="000000">
+                <a:alpha val="63000"/>
+              </a:srgbClr>
+            </a:outerShdw>
+          </a:effectLst>
+        </a:effectStyle>
+      </a:effectStyleLst>
+      <a:bgFillStyleLst>
+        <a:solidFill>
+          <a:schemeClr val="phClr"/>
+        </a:solidFill>
+        <a:solidFill>
+          <a:schemeClr val="phClr">
+            <a:tint val="95000"/>
+            <a:satMod val="170000"/>
+          </a:schemeClr>
+        </a:solidFill>
+        <a:gradFill rotWithShape="1">
+          <a:gsLst>
+            <a:gs pos="0">
+              <a:schemeClr val="phClr">
+                <a:tint val="93000"/>
+                <a:satMod val="150000"/>
+                <a:shade val="98000"/>
+                <a:lumMod val="102000"/>
+              </a:schemeClr>
+            </a:gs>
+            <a:gs pos="50000">
+              <a:schemeClr val="phClr">
+                <a:tint val="98000"/>
+                <a:satMod val="130000"/>
+                <a:shade val="90000"/>
+                <a:lumMod val="103000"/>
+              </a:schemeClr>
+            </a:gs>
+            <a:gs pos="100000">
+              <a:schemeClr val="phClr">
+                <a:shade val="63000"/>
+                <a:satMod val="120000"/>
+              </a:schemeClr>
+            </a:gs>
+          </a:gsLst>
+          <a:lin ang="5400000" scaled="0"/>
+        </a:gradFill>
+      </a:bgFillStyleLst>
+    </a:fmtScheme>
+  </a:themeElements>
+  <a:objectDefaults>
+    <a:lnDef>
+      <a:spPr/>
+      <a:bodyPr/>
+      <a:lstStyle/>
+      <a:style>
+        <a:lnRef idx="2">
+          <a:schemeClr val="accent1"/>
+        </a:lnRef>
+        <a:fillRef idx="0">
+          <a:schemeClr val="accent1"/>
+        </a:fillRef>
+        <a:effectRef idx="1">
+          <a:schemeClr val="accent1"/>
+        </a:effectRef>
+        <a:fontRef idx="minor">
+          <a:schemeClr val="tx1"/>
+        </a:fontRef>
+      </a:style>
+    </a:lnDef>
+  </a:objectDefaults>
+  <a:extraClrSchemeLst/>
+  <a:extLst>
+    <a:ext uri="{05A4C25C-085E-4340-85A3-A5531E510DB2}">
+      <thm15:themeFamily xmlns:thm15="http://schemas.microsoft.com/office/thememl/2012/main" name="Office Theme" id="{2E142A2C-CD16-42D6-873A-C26D2A0506FA}" vid="{1BDDFF52-6CD6-40A5-AB3C-68EB2F1E4D0A}"/>
+    </a:ext>
+  </a:extLst>
+</a:theme>
 </file>